--- a/assets/Manuscripts/L1715_Sim08_Abdominal_Injury.docx
+++ b/assets/Manuscripts/L1715_Sim08_Abdominal_Injury.docx
@@ -63,15 +63,7 @@
           <w:rFonts w:ascii="Times New Roman" w:hAnsi="Times New Roman" w:cs="Times New Roman"/>
           <w:color w:val="000000"/>
         </w:rPr>
-        <w:t>&lt;</w:t>
-      </w:r>
-      <w:proofErr w:type="spellStart"/>
-      <w:r>
-        <w:rPr>
-          <w:rFonts w:ascii="Times New Roman" w:hAnsi="Times New Roman" w:cs="Times New Roman"/>
-          <w:color w:val="000000"/>
-        </w:rPr>
-        <w:t>c</w:t>
+        <w:t>&lt;c</w:t>
       </w:r>
       <w:r>
         <w:rPr>
@@ -80,7 +72,6 @@
         </w:rPr>
         <w:t>n</w:t>
       </w:r>
-      <w:proofErr w:type="spellEnd"/>
       <w:r>
         <w:rPr>
           <w:rFonts w:ascii="Times New Roman" w:hAnsi="Times New Roman" w:cs="Times New Roman"/>
@@ -116,23 +107,7 @@
           <w:rFonts w:ascii="Times New Roman" w:hAnsi="Times New Roman" w:cs="Times New Roman"/>
           <w:color w:val="000000"/>
         </w:rPr>
-        <w:t>&lt;</w:t>
-      </w:r>
-      <w:proofErr w:type="spellStart"/>
-      <w:r>
-        <w:rPr>
-          <w:rFonts w:ascii="Times New Roman" w:hAnsi="Times New Roman" w:cs="Times New Roman"/>
-          <w:color w:val="000000"/>
-        </w:rPr>
-        <w:t>ct</w:t>
-      </w:r>
-      <w:proofErr w:type="spellEnd"/>
-      <w:r>
-        <w:rPr>
-          <w:rFonts w:ascii="Times New Roman" w:hAnsi="Times New Roman" w:cs="Times New Roman"/>
-          <w:color w:val="000000"/>
-        </w:rPr>
-        <w:t>&gt;</w:t>
+        <w:t>&lt;ct&gt;</w:t>
       </w:r>
       <w:r>
         <w:rPr>
@@ -767,36 +742,16 @@
           <w:bCs/>
           <w:color w:val="000000"/>
         </w:rPr>
-        <w:t>\</w:t>
-      </w:r>
-      <w:proofErr w:type="spellStart"/>
-      <w:r>
-        <w:rPr>
-          <w:rFonts w:ascii="Times New Roman" w:hAnsi="Times New Roman" w:cs="Times New Roman"/>
+        <w:t>\qq</w:t>
+      </w:r>
+      <w:r>
+        <w:rPr>
+          <w:rFonts w:ascii="Times New Roman" w:eastAsia="Times New Roman" w:hAnsi="Times New Roman" w:cs="Times New Roman"/>
           <w:b/>
           <w:bCs/>
           <w:color w:val="000000"/>
         </w:rPr>
-        <w:t>qq</w:t>
-      </w:r>
-      <w:r>
-        <w:rPr>
-          <w:rFonts w:ascii="Times New Roman" w:eastAsia="Times New Roman" w:hAnsi="Times New Roman" w:cs="Times New Roman"/>
-          <w:b/>
-          <w:bCs/>
-          <w:color w:val="000000"/>
-        </w:rPr>
-        <w:t>BEGIN</w:t>
-      </w:r>
-      <w:proofErr w:type="spellEnd"/>
-      <w:r>
-        <w:rPr>
-          <w:rFonts w:ascii="Times New Roman" w:eastAsia="Times New Roman" w:hAnsi="Times New Roman" w:cs="Times New Roman"/>
-          <w:b/>
-          <w:bCs/>
-          <w:color w:val="000000"/>
-        </w:rPr>
-        <w:t xml:space="preserve"> downloadable content</w:t>
+        <w:t>BEGIN downloadable content</w:t>
       </w:r>
       <w:r>
         <w:rPr>
@@ -2013,19 +1968,28 @@
           <w:bCs/>
           <w:color w:val="000000"/>
         </w:rPr>
-        <w:t>\</w:t>
-      </w:r>
-      <w:proofErr w:type="spellStart"/>
-      <w:r>
-        <w:rPr>
-          <w:rFonts w:ascii="Times New Roman" w:hAnsi="Times New Roman" w:cs="Times New Roman"/>
+        <w:t>\qqEND downloadable content\</w:t>
+      </w:r>
+    </w:p>
+    <w:p>
+      <w:pPr>
+        <w:spacing w:line="480" w:lineRule="auto"/>
+        <w:rPr>
+          <w:rFonts w:ascii="Times New Roman" w:hAnsi="Times New Roman" w:cs="Times New Roman"/>
+          <w:color w:val="000000"/>
+        </w:rPr>
+      </w:pPr>
+    </w:p>
+    <w:p>
+      <w:pPr>
+        <w:spacing w:line="480" w:lineRule="auto"/>
+        <w:rPr>
+          <w:rFonts w:ascii="Times New Roman" w:eastAsia="Times New Roman" w:hAnsi="Times New Roman" w:cs="Times New Roman"/>
           <w:b/>
           <w:bCs/>
           <w:color w:val="000000"/>
         </w:rPr>
-        <w:t>qqEND</w:t>
-      </w:r>
-      <w:proofErr w:type="spellEnd"/>
+      </w:pPr>
       <w:r>
         <w:rPr>
           <w:rFonts w:ascii="Times New Roman" w:hAnsi="Times New Roman" w:cs="Times New Roman"/>
@@ -2033,65 +1997,16 @@
           <w:bCs/>
           <w:color w:val="000000"/>
         </w:rPr>
-        <w:t xml:space="preserve"> downloadable content\</w:t>
-      </w:r>
-    </w:p>
-    <w:p>
-      <w:pPr>
-        <w:spacing w:line="480" w:lineRule="auto"/>
-        <w:rPr>
-          <w:rFonts w:ascii="Times New Roman" w:hAnsi="Times New Roman" w:cs="Times New Roman"/>
-          <w:color w:val="000000"/>
-        </w:rPr>
-      </w:pPr>
-    </w:p>
-    <w:p>
-      <w:pPr>
-        <w:spacing w:line="480" w:lineRule="auto"/>
+        <w:t>\qq</w:t>
+      </w:r>
+      <w:r>
         <w:rPr>
           <w:rFonts w:ascii="Times New Roman" w:eastAsia="Times New Roman" w:hAnsi="Times New Roman" w:cs="Times New Roman"/>
           <w:b/>
           <w:bCs/>
           <w:color w:val="000000"/>
         </w:rPr>
-      </w:pPr>
-      <w:r>
-        <w:rPr>
-          <w:rFonts w:ascii="Times New Roman" w:hAnsi="Times New Roman" w:cs="Times New Roman"/>
-          <w:b/>
-          <w:bCs/>
-          <w:color w:val="000000"/>
-        </w:rPr>
-        <w:t>\</w:t>
-      </w:r>
-      <w:proofErr w:type="spellStart"/>
-      <w:r>
-        <w:rPr>
-          <w:rFonts w:ascii="Times New Roman" w:hAnsi="Times New Roman" w:cs="Times New Roman"/>
-          <w:b/>
-          <w:bCs/>
-          <w:color w:val="000000"/>
-        </w:rPr>
-        <w:t>qq</w:t>
-      </w:r>
-      <w:r>
-        <w:rPr>
-          <w:rFonts w:ascii="Times New Roman" w:eastAsia="Times New Roman" w:hAnsi="Times New Roman" w:cs="Times New Roman"/>
-          <w:b/>
-          <w:bCs/>
-          <w:color w:val="000000"/>
-        </w:rPr>
-        <w:t>BEGIN</w:t>
-      </w:r>
-      <w:proofErr w:type="spellEnd"/>
-      <w:r>
-        <w:rPr>
-          <w:rFonts w:ascii="Times New Roman" w:eastAsia="Times New Roman" w:hAnsi="Times New Roman" w:cs="Times New Roman"/>
-          <w:b/>
-          <w:bCs/>
-          <w:color w:val="000000"/>
-        </w:rPr>
-        <w:t xml:space="preserve"> downloadable content\</w:t>
+        <w:t>BEGIN downloadable content\</w:t>
       </w:r>
       <w:r>
         <w:rPr>
@@ -2373,23 +2288,7 @@
           <w:rFonts w:ascii="Times New Roman" w:hAnsi="Times New Roman" w:cs="Times New Roman"/>
           <w:color w:val="000000"/>
         </w:rPr>
-        <w:t xml:space="preserve">any substantial </w:t>
-      </w:r>
-      <w:proofErr w:type="gramStart"/>
-      <w:r>
-        <w:rPr>
-          <w:rFonts w:ascii="Times New Roman" w:hAnsi="Times New Roman" w:cs="Times New Roman"/>
-          <w:color w:val="000000"/>
-        </w:rPr>
-        <w:t>bruising</w:t>
-      </w:r>
-      <w:proofErr w:type="gramEnd"/>
-      <w:r>
-        <w:rPr>
-          <w:rFonts w:ascii="Times New Roman" w:hAnsi="Times New Roman" w:cs="Times New Roman"/>
-          <w:color w:val="000000"/>
-        </w:rPr>
-        <w:t xml:space="preserve"> would not likely appear this</w:t>
+        <w:t>any substantial bruising would not likely appear this</w:t>
       </w:r>
       <w:r>
         <w:rPr>
@@ -2424,50 +2323,154 @@
           <w:bCs/>
           <w:color w:val="000000"/>
         </w:rPr>
-        <w:t>\</w:t>
-      </w:r>
-      <w:proofErr w:type="spellStart"/>
-      <w:r>
-        <w:rPr>
-          <w:rFonts w:ascii="Times New Roman" w:hAnsi="Times New Roman" w:cs="Times New Roman"/>
+        <w:t>\qqEND downloadable content\</w:t>
+      </w:r>
+    </w:p>
+    <w:p>
+      <w:pPr>
+        <w:spacing w:line="480" w:lineRule="auto"/>
+        <w:rPr>
+          <w:rFonts w:ascii="Times New Roman" w:hAnsi="Times New Roman" w:cs="Times New Roman"/>
+          <w:color w:val="000000"/>
+        </w:rPr>
+      </w:pPr>
+    </w:p>
+    <w:p>
+      <w:pPr>
+        <w:spacing w:line="480" w:lineRule="auto"/>
+        <w:rPr>
+          <w:rFonts w:ascii="Times New Roman" w:eastAsia="Times New Roman" w:hAnsi="Times New Roman" w:cs="Times New Roman"/>
           <w:b/>
           <w:bCs/>
           <w:color w:val="000000"/>
         </w:rPr>
-        <w:t>qqEND</w:t>
-      </w:r>
-      <w:proofErr w:type="spellEnd"/>
-      <w:r>
-        <w:rPr>
-          <w:rFonts w:ascii="Times New Roman" w:hAnsi="Times New Roman" w:cs="Times New Roman"/>
+      </w:pPr>
+      <w:bookmarkStart w:id="5" w:name="_Hlk212729624"/>
+      <w:bookmarkEnd w:id="4"/>
+      <w:r>
+        <w:rPr>
+          <w:rFonts w:ascii="Times New Roman" w:eastAsia="Times New Roman" w:hAnsi="Times New Roman" w:cs="Times New Roman"/>
           <w:b/>
           <w:bCs/>
           <w:color w:val="000000"/>
         </w:rPr>
-        <w:t xml:space="preserve"> downloadable content\</w:t>
-      </w:r>
-    </w:p>
-    <w:p>
-      <w:pPr>
-        <w:spacing w:line="480" w:lineRule="auto"/>
-        <w:rPr>
-          <w:rFonts w:ascii="Times New Roman" w:hAnsi="Times New Roman" w:cs="Times New Roman"/>
-          <w:color w:val="000000"/>
-        </w:rPr>
-      </w:pPr>
-    </w:p>
-    <w:p>
-      <w:pPr>
-        <w:spacing w:line="480" w:lineRule="auto"/>
+        <w:t xml:space="preserve">\qqBEGIN downloadable content. </w:t>
+      </w:r>
+      <w:bookmarkStart w:id="6" w:name="_Hlk213079907"/>
+      <w:r>
         <w:rPr>
           <w:rFonts w:ascii="Times New Roman" w:eastAsia="Times New Roman" w:hAnsi="Times New Roman" w:cs="Times New Roman"/>
           <w:b/>
           <w:bCs/>
           <w:color w:val="000000"/>
         </w:rPr>
-      </w:pPr>
-      <w:bookmarkStart w:id="5" w:name="_Hlk212729624"/>
-      <w:bookmarkEnd w:id="4"/>
+        <w:t>Button name: Situation and Setting</w:t>
+      </w:r>
+      <w:bookmarkEnd w:id="6"/>
+    </w:p>
+    <w:p>
+      <w:pPr>
+        <w:spacing w:line="480" w:lineRule="auto"/>
+        <w:rPr>
+          <w:rFonts w:ascii="Times New Roman" w:eastAsia="Times New Roman" w:hAnsi="Times New Roman" w:cs="Times New Roman"/>
+          <w:color w:val="000000"/>
+        </w:rPr>
+      </w:pPr>
+      <w:r>
+        <w:rPr>
+          <w:rFonts w:ascii="Times New Roman" w:hAnsi="Times New Roman" w:cs="Times New Roman"/>
+          <w:color w:val="000000"/>
+        </w:rPr>
+        <w:t>&lt;title&gt;Situation and Setting</w:t>
+      </w:r>
+    </w:p>
+    <w:bookmarkEnd w:id="5"/>
+    <w:p>
+      <w:pPr>
+        <w:spacing w:line="480" w:lineRule="auto"/>
+        <w:rPr>
+          <w:rFonts w:ascii="Times New Roman" w:hAnsi="Times New Roman" w:cs="Times New Roman"/>
+          <w:color w:val="000000"/>
+        </w:rPr>
+      </w:pPr>
+      <w:r>
+        <w:rPr>
+          <w:rFonts w:ascii="Times New Roman" w:hAnsi="Times New Roman" w:cs="Times New Roman"/>
+          <w:color w:val="000000"/>
+        </w:rPr>
+        <w:t>&lt;b&gt;</w:t>
+      </w:r>
+      <w:r>
+        <w:rPr>
+          <w:rFonts w:ascii="Times New Roman" w:hAnsi="Times New Roman" w:cs="Times New Roman"/>
+          <w:color w:val="000000"/>
+        </w:rPr>
+        <w:t>Simulation Situation</w:t>
+      </w:r>
+    </w:p>
+    <w:p>
+      <w:pPr>
+        <w:pStyle w:val="NormalWeb"/>
+        <w:spacing w:before="0" w:beforeAutospacing="0" w:after="0" w:afterAutospacing="0" w:line="480" w:lineRule="auto"/>
+        <w:rPr>
+          <w:color w:val="000000"/>
+        </w:rPr>
+      </w:pPr>
+      <w:r>
+        <w:rPr>
+          <w:color w:val="000000"/>
+        </w:rPr>
+        <w:t>A lacrosse player was diving to shoot and landed on another player’s bent knee. The player folded in half and was slow to get up. The player has now walked over to you on the sideline.</w:t>
+      </w:r>
+    </w:p>
+    <w:p>
+      <w:pPr>
+        <w:spacing w:line="480" w:lineRule="auto"/>
+        <w:rPr>
+          <w:rFonts w:ascii="Times New Roman" w:eastAsia="Times New Roman" w:hAnsi="Times New Roman" w:cs="Times New Roman"/>
+          <w:color w:val="000000"/>
+        </w:rPr>
+      </w:pPr>
+    </w:p>
+    <w:p>
+      <w:pPr>
+        <w:spacing w:line="480" w:lineRule="auto"/>
+        <w:rPr>
+          <w:rFonts w:ascii="Times New Roman" w:eastAsia="Times New Roman" w:hAnsi="Times New Roman" w:cs="Times New Roman"/>
+          <w:color w:val="000000"/>
+        </w:rPr>
+      </w:pPr>
+      <w:r>
+        <w:rPr>
+          <w:rFonts w:ascii="Times New Roman" w:eastAsia="Times New Roman" w:hAnsi="Times New Roman" w:cs="Times New Roman"/>
+          <w:color w:val="000000"/>
+        </w:rPr>
+        <w:t>&lt;b&gt;Setting</w:t>
+      </w:r>
+    </w:p>
+    <w:p>
+      <w:pPr>
+        <w:pStyle w:val="NormalWeb"/>
+        <w:spacing w:before="0" w:beforeAutospacing="0" w:after="0" w:afterAutospacing="0" w:line="480" w:lineRule="auto"/>
+        <w:rPr>
+          <w:color w:val="000000"/>
+        </w:rPr>
+      </w:pPr>
+      <w:r>
+        <w:rPr>
+          <w:color w:val="000000"/>
+        </w:rPr>
+        <w:t>Sideline of a lacrosse game</w:t>
+      </w:r>
+    </w:p>
+    <w:p>
+      <w:pPr>
+        <w:spacing w:line="480" w:lineRule="auto"/>
+        <w:rPr>
+          <w:rFonts w:ascii="Times New Roman" w:eastAsia="Times New Roman" w:hAnsi="Times New Roman" w:cs="Times New Roman"/>
+          <w:color w:val="000000"/>
+        </w:rPr>
+      </w:pPr>
       <w:r>
         <w:rPr>
           <w:rFonts w:ascii="Times New Roman" w:eastAsia="Times New Roman" w:hAnsi="Times New Roman" w:cs="Times New Roman"/>
@@ -2475,19 +2478,28 @@
           <w:bCs/>
           <w:color w:val="000000"/>
         </w:rPr>
-        <w:t>\</w:t>
-      </w:r>
-      <w:proofErr w:type="spellStart"/>
-      <w:r>
+        <w:t>\qqEND downloadable content\</w:t>
+      </w:r>
+    </w:p>
+    <w:p>
+      <w:pPr>
+        <w:spacing w:line="480" w:lineRule="auto"/>
+        <w:rPr>
+          <w:rFonts w:ascii="Times New Roman" w:eastAsia="Times New Roman" w:hAnsi="Times New Roman" w:cs="Times New Roman"/>
+          <w:color w:val="000000"/>
+        </w:rPr>
+      </w:pPr>
+    </w:p>
+    <w:p>
+      <w:pPr>
+        <w:spacing w:line="480" w:lineRule="auto"/>
         <w:rPr>
           <w:rFonts w:ascii="Times New Roman" w:eastAsia="Times New Roman" w:hAnsi="Times New Roman" w:cs="Times New Roman"/>
           <w:b/>
           <w:bCs/>
           <w:color w:val="000000"/>
         </w:rPr>
-        <w:t>qqBEGIN</w:t>
-      </w:r>
-      <w:proofErr w:type="spellEnd"/>
+      </w:pPr>
       <w:r>
         <w:rPr>
           <w:rFonts w:ascii="Times New Roman" w:eastAsia="Times New Roman" w:hAnsi="Times New Roman" w:cs="Times New Roman"/>
@@ -2495,9 +2507,8 @@
           <w:bCs/>
           <w:color w:val="000000"/>
         </w:rPr>
-        <w:t xml:space="preserve"> downloadable content. </w:t>
-      </w:r>
-      <w:bookmarkStart w:id="6" w:name="_Hlk213079907"/>
+        <w:t>\qqBEGIN</w:t>
+      </w:r>
       <w:r>
         <w:rPr>
           <w:rFonts w:ascii="Times New Roman" w:eastAsia="Times New Roman" w:hAnsi="Times New Roman" w:cs="Times New Roman"/>
@@ -2505,113 +2516,8 @@
           <w:bCs/>
           <w:color w:val="000000"/>
         </w:rPr>
-        <w:t>Button name: Situation and Setting</w:t>
-      </w:r>
-      <w:bookmarkEnd w:id="6"/>
-    </w:p>
-    <w:p>
-      <w:pPr>
-        <w:spacing w:line="480" w:lineRule="auto"/>
-        <w:rPr>
-          <w:rFonts w:ascii="Times New Roman" w:eastAsia="Times New Roman" w:hAnsi="Times New Roman" w:cs="Times New Roman"/>
-          <w:color w:val="000000"/>
-        </w:rPr>
-      </w:pPr>
-      <w:r>
-        <w:rPr>
-          <w:rFonts w:ascii="Times New Roman" w:hAnsi="Times New Roman" w:cs="Times New Roman"/>
-          <w:color w:val="000000"/>
-        </w:rPr>
-        <w:t>&lt;title&gt;Situation and Setting</w:t>
-      </w:r>
-    </w:p>
-    <w:bookmarkEnd w:id="5"/>
-    <w:p>
-      <w:pPr>
-        <w:spacing w:line="480" w:lineRule="auto"/>
-        <w:rPr>
-          <w:rFonts w:ascii="Times New Roman" w:hAnsi="Times New Roman" w:cs="Times New Roman"/>
-          <w:color w:val="000000"/>
-        </w:rPr>
-      </w:pPr>
-      <w:r>
-        <w:rPr>
-          <w:rFonts w:ascii="Times New Roman" w:hAnsi="Times New Roman" w:cs="Times New Roman"/>
-          <w:color w:val="000000"/>
-        </w:rPr>
-        <w:t>&lt;b&gt;</w:t>
-      </w:r>
-      <w:r>
-        <w:rPr>
-          <w:rFonts w:ascii="Times New Roman" w:hAnsi="Times New Roman" w:cs="Times New Roman"/>
-          <w:color w:val="000000"/>
-        </w:rPr>
-        <w:t>Simulation Situation</w:t>
-      </w:r>
-    </w:p>
-    <w:p>
-      <w:pPr>
-        <w:pStyle w:val="NormalWeb"/>
-        <w:spacing w:before="0" w:beforeAutospacing="0" w:after="0" w:afterAutospacing="0" w:line="480" w:lineRule="auto"/>
-        <w:rPr>
-          <w:color w:val="000000"/>
-        </w:rPr>
-      </w:pPr>
-      <w:r>
-        <w:rPr>
-          <w:color w:val="000000"/>
-        </w:rPr>
-        <w:t>A lacrosse player was diving to shoot and landed on another player’s bent knee. The player folded in half and was slow to get up. The player has now walked over to you on the sideline.</w:t>
-      </w:r>
-    </w:p>
-    <w:p>
-      <w:pPr>
-        <w:spacing w:line="480" w:lineRule="auto"/>
-        <w:rPr>
-          <w:rFonts w:ascii="Times New Roman" w:eastAsia="Times New Roman" w:hAnsi="Times New Roman" w:cs="Times New Roman"/>
-          <w:color w:val="000000"/>
-        </w:rPr>
-      </w:pPr>
-    </w:p>
-    <w:p>
-      <w:pPr>
-        <w:spacing w:line="480" w:lineRule="auto"/>
-        <w:rPr>
-          <w:rFonts w:ascii="Times New Roman" w:eastAsia="Times New Roman" w:hAnsi="Times New Roman" w:cs="Times New Roman"/>
-          <w:color w:val="000000"/>
-        </w:rPr>
-      </w:pPr>
-      <w:r>
-        <w:rPr>
-          <w:rFonts w:ascii="Times New Roman" w:eastAsia="Times New Roman" w:hAnsi="Times New Roman" w:cs="Times New Roman"/>
-          <w:color w:val="000000"/>
-        </w:rPr>
-        <w:t>&lt;b&gt;Setting</w:t>
-      </w:r>
-    </w:p>
-    <w:p>
-      <w:pPr>
-        <w:pStyle w:val="NormalWeb"/>
-        <w:spacing w:before="0" w:beforeAutospacing="0" w:after="0" w:afterAutospacing="0" w:line="480" w:lineRule="auto"/>
-        <w:rPr>
-          <w:color w:val="000000"/>
-        </w:rPr>
-      </w:pPr>
-      <w:r>
-        <w:rPr>
-          <w:color w:val="000000"/>
-        </w:rPr>
-        <w:t>Sideline of a lacrosse game</w:t>
-      </w:r>
-    </w:p>
-    <w:p>
-      <w:pPr>
-        <w:spacing w:line="480" w:lineRule="auto"/>
-        <w:rPr>
-          <w:rFonts w:ascii="Times New Roman" w:eastAsia="Times New Roman" w:hAnsi="Times New Roman" w:cs="Times New Roman"/>
-          <w:color w:val="000000"/>
-        </w:rPr>
-      </w:pPr>
+        <w:t xml:space="preserve"> downloadable content. Button name: Instructions for SP </w:t>
+      </w:r>
       <w:r>
         <w:rPr>
           <w:rFonts w:ascii="Times New Roman" w:eastAsia="Times New Roman" w:hAnsi="Times New Roman" w:cs="Times New Roman"/>
@@ -2619,9 +2525,8 @@
           <w:bCs/>
           <w:color w:val="000000"/>
         </w:rPr>
-        <w:t>\</w:t>
-      </w:r>
-      <w:proofErr w:type="spellStart"/>
+        <w:t>1</w:t>
+      </w:r>
       <w:r>
         <w:rPr>
           <w:rFonts w:ascii="Times New Roman" w:eastAsia="Times New Roman" w:hAnsi="Times New Roman" w:cs="Times New Roman"/>
@@ -2629,228 +2534,151 @@
           <w:bCs/>
           <w:color w:val="000000"/>
         </w:rPr>
-        <w:t>qqEND</w:t>
-      </w:r>
-      <w:proofErr w:type="spellEnd"/>
-      <w:r>
-        <w:rPr>
-          <w:rFonts w:ascii="Times New Roman" w:eastAsia="Times New Roman" w:hAnsi="Times New Roman" w:cs="Times New Roman"/>
+        <w:t>: Spleen</w:t>
+      </w:r>
+    </w:p>
+    <w:p>
+      <w:pPr>
+        <w:spacing w:line="480" w:lineRule="auto"/>
+        <w:rPr>
+          <w:rFonts w:ascii="Times New Roman" w:eastAsia="Times New Roman" w:hAnsi="Times New Roman" w:cs="Times New Roman"/>
+          <w:color w:val="000000"/>
+        </w:rPr>
+      </w:pPr>
+      <w:r>
+        <w:rPr>
+          <w:rFonts w:ascii="Times New Roman" w:eastAsia="Times New Roman" w:hAnsi="Times New Roman" w:cs="Times New Roman"/>
+          <w:color w:val="000000"/>
+        </w:rPr>
+        <w:t xml:space="preserve">&lt;title&gt; Instructions for SP </w:t>
+      </w:r>
+      <w:r>
+        <w:rPr>
+          <w:rFonts w:ascii="Times New Roman" w:eastAsia="Times New Roman" w:hAnsi="Times New Roman" w:cs="Times New Roman"/>
+          <w:color w:val="000000"/>
+        </w:rPr>
+        <w:t>1</w:t>
+      </w:r>
+      <w:r>
+        <w:rPr>
+          <w:rFonts w:ascii="Times New Roman" w:eastAsia="Times New Roman" w:hAnsi="Times New Roman" w:cs="Times New Roman"/>
+          <w:color w:val="000000"/>
+        </w:rPr>
+        <w:t>: Spleen</w:t>
+      </w:r>
+    </w:p>
+    <w:p>
+      <w:pPr>
+        <w:spacing w:line="480" w:lineRule="auto"/>
+        <w:rPr>
+          <w:rFonts w:ascii="Times New Roman" w:hAnsi="Times New Roman" w:cs="Times New Roman"/>
+          <w:color w:val="000000"/>
+        </w:rPr>
+      </w:pPr>
+      <w:r>
+        <w:rPr>
+          <w:rFonts w:ascii="Times New Roman" w:hAnsi="Times New Roman" w:cs="Times New Roman"/>
+          <w:color w:val="000000"/>
+        </w:rPr>
+        <w:t xml:space="preserve">Noel, </w:t>
+      </w:r>
+      <w:r>
+        <w:rPr>
+          <w:rFonts w:ascii="Times New Roman" w:hAnsi="Times New Roman" w:cs="Times New Roman"/>
+          <w:color w:val="000000"/>
+        </w:rPr>
+        <w:t xml:space="preserve">a </w:t>
+      </w:r>
+      <w:r>
+        <w:rPr>
+          <w:rFonts w:ascii="Times New Roman" w:hAnsi="Times New Roman" w:cs="Times New Roman"/>
+          <w:color w:val="000000"/>
+        </w:rPr>
+        <w:t>19-year-</w:t>
+      </w:r>
+      <w:r>
+        <w:rPr>
+          <w:rFonts w:ascii="Times New Roman" w:hAnsi="Times New Roman" w:cs="Times New Roman"/>
+          <w:color w:val="000000"/>
+        </w:rPr>
+        <w:t>old</w:t>
+      </w:r>
+      <w:r>
+        <w:rPr>
+          <w:rFonts w:ascii="Times New Roman" w:hAnsi="Times New Roman" w:cs="Times New Roman"/>
+          <w:color w:val="000000"/>
+        </w:rPr>
+        <w:t xml:space="preserve"> lacrosse player, attack</w:t>
+      </w:r>
+    </w:p>
+    <w:p>
+      <w:pPr>
+        <w:spacing w:line="480" w:lineRule="auto"/>
+        <w:rPr>
+          <w:rFonts w:ascii="Times New Roman" w:hAnsi="Times New Roman" w:cs="Times New Roman"/>
+          <w:color w:val="000000"/>
+        </w:rPr>
+      </w:pPr>
+    </w:p>
+    <w:p>
+      <w:pPr>
+        <w:spacing w:line="480" w:lineRule="auto"/>
+        <w:rPr>
+          <w:rFonts w:ascii="Times New Roman" w:hAnsi="Times New Roman" w:cs="Times New Roman"/>
+          <w:color w:val="000000"/>
+        </w:rPr>
+      </w:pPr>
+      <w:r>
+        <w:rPr>
+          <w:rFonts w:ascii="Times New Roman" w:hAnsi="Times New Roman" w:cs="Times New Roman"/>
+          <w:color w:val="000000"/>
+        </w:rPr>
+        <w:t>The simulation will start with you getting up slowly from the contact and walking to the sideline.</w:t>
+      </w:r>
+    </w:p>
+    <w:p>
+      <w:pPr>
+        <w:spacing w:line="480" w:lineRule="auto"/>
+        <w:rPr>
+          <w:rFonts w:ascii="Times New Roman" w:hAnsi="Times New Roman" w:cs="Times New Roman"/>
+          <w:color w:val="000000"/>
+        </w:rPr>
+      </w:pPr>
+    </w:p>
+    <w:p>
+      <w:pPr>
+        <w:spacing w:line="480" w:lineRule="auto"/>
+        <w:rPr>
+          <w:rFonts w:ascii="Times New Roman" w:hAnsi="Times New Roman" w:cs="Times New Roman"/>
+          <w:color w:val="000000"/>
+        </w:rPr>
+      </w:pPr>
+      <w:r>
+        <w:rPr>
+          <w:rFonts w:ascii="Times New Roman" w:hAnsi="Times New Roman" w:cs="Times New Roman"/>
           <w:b/>
           <w:bCs/>
           <w:color w:val="000000"/>
         </w:rPr>
-        <w:t xml:space="preserve"> downloadable content\</w:t>
-      </w:r>
-    </w:p>
-    <w:p>
-      <w:pPr>
-        <w:spacing w:line="480" w:lineRule="auto"/>
-        <w:rPr>
-          <w:rFonts w:ascii="Times New Roman" w:eastAsia="Times New Roman" w:hAnsi="Times New Roman" w:cs="Times New Roman"/>
-          <w:color w:val="000000"/>
-        </w:rPr>
-      </w:pPr>
-    </w:p>
-    <w:p>
-      <w:pPr>
-        <w:spacing w:line="480" w:lineRule="auto"/>
-        <w:rPr>
-          <w:rFonts w:ascii="Times New Roman" w:eastAsia="Times New Roman" w:hAnsi="Times New Roman" w:cs="Times New Roman"/>
+        <w:lastRenderedPageBreak/>
+        <w:t xml:space="preserve">Opening </w:t>
+      </w:r>
+      <w:r>
+        <w:rPr>
+          <w:rFonts w:ascii="Times New Roman" w:hAnsi="Times New Roman" w:cs="Times New Roman"/>
           <w:b/>
           <w:bCs/>
           <w:color w:val="000000"/>
         </w:rPr>
-      </w:pPr>
-      <w:r>
-        <w:rPr>
-          <w:rFonts w:ascii="Times New Roman" w:eastAsia="Times New Roman" w:hAnsi="Times New Roman" w:cs="Times New Roman"/>
+        <w:t>l</w:t>
+      </w:r>
+      <w:r>
+        <w:rPr>
+          <w:rFonts w:ascii="Times New Roman" w:hAnsi="Times New Roman" w:cs="Times New Roman"/>
           <w:b/>
           <w:bCs/>
           <w:color w:val="000000"/>
         </w:rPr>
-        <w:t>\</w:t>
-      </w:r>
-      <w:proofErr w:type="spellStart"/>
-      <w:r>
-        <w:rPr>
-          <w:rFonts w:ascii="Times New Roman" w:eastAsia="Times New Roman" w:hAnsi="Times New Roman" w:cs="Times New Roman"/>
-          <w:b/>
-          <w:bCs/>
-          <w:color w:val="000000"/>
-        </w:rPr>
-        <w:t>qqBEGIN</w:t>
-      </w:r>
-      <w:proofErr w:type="spellEnd"/>
-      <w:r>
-        <w:rPr>
-          <w:rFonts w:ascii="Times New Roman" w:eastAsia="Times New Roman" w:hAnsi="Times New Roman" w:cs="Times New Roman"/>
-          <w:b/>
-          <w:bCs/>
-          <w:color w:val="000000"/>
-        </w:rPr>
-        <w:t xml:space="preserve"> downloadable content. Button name: Instructions for SP </w:t>
-      </w:r>
-      <w:r>
-        <w:rPr>
-          <w:rFonts w:ascii="Times New Roman" w:eastAsia="Times New Roman" w:hAnsi="Times New Roman" w:cs="Times New Roman"/>
-          <w:b/>
-          <w:bCs/>
-          <w:color w:val="000000"/>
-        </w:rPr>
-        <w:t>1</w:t>
-      </w:r>
-      <w:r>
-        <w:rPr>
-          <w:rFonts w:ascii="Times New Roman" w:eastAsia="Times New Roman" w:hAnsi="Times New Roman" w:cs="Times New Roman"/>
-          <w:b/>
-          <w:bCs/>
-          <w:color w:val="000000"/>
-        </w:rPr>
-        <w:t>: Spleen</w:t>
-      </w:r>
-    </w:p>
-    <w:p>
-      <w:pPr>
-        <w:spacing w:line="480" w:lineRule="auto"/>
-        <w:rPr>
-          <w:rFonts w:ascii="Times New Roman" w:eastAsia="Times New Roman" w:hAnsi="Times New Roman" w:cs="Times New Roman"/>
-          <w:color w:val="000000"/>
-        </w:rPr>
-      </w:pPr>
-      <w:r>
-        <w:rPr>
-          <w:rFonts w:ascii="Times New Roman" w:eastAsia="Times New Roman" w:hAnsi="Times New Roman" w:cs="Times New Roman"/>
-          <w:color w:val="000000"/>
-        </w:rPr>
-        <w:t xml:space="preserve">&lt;title&gt; Instructions for SP </w:t>
-      </w:r>
-      <w:r>
-        <w:rPr>
-          <w:rFonts w:ascii="Times New Roman" w:eastAsia="Times New Roman" w:hAnsi="Times New Roman" w:cs="Times New Roman"/>
-          <w:color w:val="000000"/>
-        </w:rPr>
-        <w:t>1</w:t>
-      </w:r>
-      <w:r>
-        <w:rPr>
-          <w:rFonts w:ascii="Times New Roman" w:eastAsia="Times New Roman" w:hAnsi="Times New Roman" w:cs="Times New Roman"/>
-          <w:color w:val="000000"/>
-        </w:rPr>
-        <w:t>: Spleen</w:t>
-      </w:r>
-    </w:p>
-    <w:p>
-      <w:pPr>
-        <w:spacing w:line="480" w:lineRule="auto"/>
-        <w:rPr>
-          <w:rFonts w:ascii="Times New Roman" w:hAnsi="Times New Roman" w:cs="Times New Roman"/>
-          <w:color w:val="000000"/>
-        </w:rPr>
-      </w:pPr>
-      <w:r>
-        <w:rPr>
-          <w:rFonts w:ascii="Times New Roman" w:hAnsi="Times New Roman" w:cs="Times New Roman"/>
-          <w:color w:val="000000"/>
-        </w:rPr>
-        <w:t xml:space="preserve">Noel, </w:t>
-      </w:r>
-      <w:r>
-        <w:rPr>
-          <w:rFonts w:ascii="Times New Roman" w:hAnsi="Times New Roman" w:cs="Times New Roman"/>
-          <w:color w:val="000000"/>
-        </w:rPr>
-        <w:t xml:space="preserve">a </w:t>
-      </w:r>
-      <w:r>
-        <w:rPr>
-          <w:rFonts w:ascii="Times New Roman" w:hAnsi="Times New Roman" w:cs="Times New Roman"/>
-          <w:color w:val="000000"/>
-        </w:rPr>
-        <w:t>19-year-</w:t>
-      </w:r>
-      <w:r>
-        <w:rPr>
-          <w:rFonts w:ascii="Times New Roman" w:hAnsi="Times New Roman" w:cs="Times New Roman"/>
-          <w:color w:val="000000"/>
-        </w:rPr>
-        <w:t>old</w:t>
-      </w:r>
-      <w:r>
-        <w:rPr>
-          <w:rFonts w:ascii="Times New Roman" w:hAnsi="Times New Roman" w:cs="Times New Roman"/>
-          <w:color w:val="000000"/>
-        </w:rPr>
-        <w:t xml:space="preserve"> lacrosse player, attack</w:t>
-      </w:r>
-    </w:p>
-    <w:p>
-      <w:pPr>
-        <w:spacing w:line="480" w:lineRule="auto"/>
-        <w:rPr>
-          <w:rFonts w:ascii="Times New Roman" w:hAnsi="Times New Roman" w:cs="Times New Roman"/>
-          <w:color w:val="000000"/>
-        </w:rPr>
-      </w:pPr>
-    </w:p>
-    <w:p>
-      <w:pPr>
-        <w:spacing w:line="480" w:lineRule="auto"/>
-        <w:rPr>
-          <w:rFonts w:ascii="Times New Roman" w:hAnsi="Times New Roman" w:cs="Times New Roman"/>
-          <w:color w:val="000000"/>
-        </w:rPr>
-      </w:pPr>
-      <w:r>
-        <w:rPr>
-          <w:rFonts w:ascii="Times New Roman" w:hAnsi="Times New Roman" w:cs="Times New Roman"/>
-          <w:color w:val="000000"/>
-        </w:rPr>
-        <w:t>The simulation will start with you getting up slowly from the contact and walking to the sideline.</w:t>
-      </w:r>
-    </w:p>
-    <w:p>
-      <w:pPr>
-        <w:spacing w:line="480" w:lineRule="auto"/>
-        <w:rPr>
-          <w:rFonts w:ascii="Times New Roman" w:hAnsi="Times New Roman" w:cs="Times New Roman"/>
-          <w:color w:val="000000"/>
-        </w:rPr>
-      </w:pPr>
-    </w:p>
-    <w:p>
-      <w:pPr>
-        <w:spacing w:line="480" w:lineRule="auto"/>
-        <w:rPr>
-          <w:rFonts w:ascii="Times New Roman" w:hAnsi="Times New Roman" w:cs="Times New Roman"/>
-          <w:color w:val="000000"/>
-        </w:rPr>
-      </w:pPr>
-      <w:r>
-        <w:rPr>
-          <w:rFonts w:ascii="Times New Roman" w:hAnsi="Times New Roman" w:cs="Times New Roman"/>
-          <w:b/>
-          <w:bCs/>
-          <w:color w:val="000000"/>
-        </w:rPr>
-        <w:lastRenderedPageBreak/>
-        <w:t xml:space="preserve">Opening </w:t>
-      </w:r>
-      <w:r>
-        <w:rPr>
-          <w:rFonts w:ascii="Times New Roman" w:hAnsi="Times New Roman" w:cs="Times New Roman"/>
-          <w:b/>
-          <w:bCs/>
-          <w:color w:val="000000"/>
-        </w:rPr>
-        <w:t>l</w:t>
-      </w:r>
-      <w:r>
-        <w:rPr>
-          <w:rFonts w:ascii="Times New Roman" w:hAnsi="Times New Roman" w:cs="Times New Roman"/>
-          <w:b/>
-          <w:bCs/>
-          <w:color w:val="000000"/>
-        </w:rPr>
         <w:t>ine:</w:t>
       </w:r>
       <w:r>
@@ -2939,23 +2767,7 @@
           <w:rFonts w:ascii="Times New Roman" w:hAnsi="Times New Roman" w:cs="Times New Roman"/>
           <w:color w:val="000000"/>
         </w:rPr>
-        <w:t xml:space="preserve"> “Get better. I want to see you </w:t>
-      </w:r>
-      <w:proofErr w:type="gramStart"/>
-      <w:r>
-        <w:rPr>
-          <w:rFonts w:ascii="Times New Roman" w:hAnsi="Times New Roman" w:cs="Times New Roman"/>
-          <w:color w:val="000000"/>
-        </w:rPr>
-        <w:t>back out</w:t>
-      </w:r>
-      <w:proofErr w:type="gramEnd"/>
-      <w:r>
-        <w:rPr>
-          <w:rFonts w:ascii="Times New Roman" w:hAnsi="Times New Roman" w:cs="Times New Roman"/>
-          <w:color w:val="000000"/>
-        </w:rPr>
-        <w:t xml:space="preserve"> there, if possible. You are doing amazing!</w:t>
+        <w:t xml:space="preserve"> “Get better. I want to see you back out there, if possible. You are doing amazing!</w:t>
       </w:r>
       <w:r>
         <w:rPr>
@@ -4701,9 +4513,8 @@
           <w:kern w:val="0"/>
           <w14:ligatures w14:val="none"/>
         </w:rPr>
-        <w:t xml:space="preserve">returned to play within </w:t>
-      </w:r>
-      <w:proofErr w:type="gramStart"/>
+        <w:t xml:space="preserve">returned to play within the </w:t>
+      </w:r>
       <w:r>
         <w:rPr>
           <w:rFonts w:ascii="Times New Roman" w:eastAsia="Times New Roman" w:hAnsi="Times New Roman" w:cs="Times New Roman"/>
@@ -4711,18 +4522,8 @@
           <w:kern w:val="0"/>
           <w14:ligatures w14:val="none"/>
         </w:rPr>
-        <w:t xml:space="preserve">the </w:t>
-      </w:r>
-      <w:r>
-        <w:rPr>
-          <w:rFonts w:ascii="Times New Roman" w:eastAsia="Times New Roman" w:hAnsi="Times New Roman" w:cs="Times New Roman"/>
-          <w:color w:val="000000"/>
-          <w:kern w:val="0"/>
-          <w14:ligatures w14:val="none"/>
-        </w:rPr>
         <w:t>10</w:t>
       </w:r>
-      <w:proofErr w:type="gramEnd"/>
       <w:r>
         <w:rPr>
           <w:rFonts w:ascii="Times New Roman" w:eastAsia="Times New Roman" w:hAnsi="Times New Roman" w:cs="Times New Roman"/>
@@ -6451,23 +6252,7 @@
           <w:rFonts w:ascii="Times New Roman" w:eastAsia="Times New Roman" w:hAnsi="Times New Roman" w:cs="Times New Roman"/>
           <w:color w:val="000000"/>
         </w:rPr>
-        <w:t xml:space="preserve">out” is used to immediately stop a simulation. As </w:t>
-      </w:r>
-      <w:proofErr w:type="gramStart"/>
-      <w:r>
-        <w:rPr>
-          <w:rFonts w:ascii="Times New Roman" w:eastAsia="Times New Roman" w:hAnsi="Times New Roman" w:cs="Times New Roman"/>
-          <w:color w:val="000000"/>
-        </w:rPr>
-        <w:t>the</w:t>
-      </w:r>
-      <w:proofErr w:type="gramEnd"/>
-      <w:r>
-        <w:rPr>
-          <w:rFonts w:ascii="Times New Roman" w:eastAsia="Times New Roman" w:hAnsi="Times New Roman" w:cs="Times New Roman"/>
-          <w:color w:val="000000"/>
-        </w:rPr>
-        <w:t xml:space="preserve"> standardized patient</w:t>
+        <w:t>out” is used to immediately stop a simulation. As the standardized patient</w:t>
       </w:r>
       <w:r>
         <w:rPr>
@@ -6569,19 +6354,28 @@
           <w:bCs/>
           <w:color w:val="000000"/>
         </w:rPr>
-        <w:t>\</w:t>
-      </w:r>
-      <w:proofErr w:type="spellStart"/>
-      <w:r>
+        <w:t>\qqEND downloadable content\</w:t>
+      </w:r>
+    </w:p>
+    <w:p>
+      <w:pPr>
+        <w:spacing w:line="480" w:lineRule="auto"/>
+        <w:rPr>
+          <w:rFonts w:ascii="Times New Roman" w:eastAsia="Times New Roman" w:hAnsi="Times New Roman" w:cs="Times New Roman"/>
+          <w:color w:val="000000"/>
+        </w:rPr>
+      </w:pPr>
+    </w:p>
+    <w:p>
+      <w:pPr>
+        <w:spacing w:line="480" w:lineRule="auto"/>
         <w:rPr>
           <w:rFonts w:ascii="Times New Roman" w:eastAsia="Times New Roman" w:hAnsi="Times New Roman" w:cs="Times New Roman"/>
           <w:b/>
           <w:bCs/>
           <w:color w:val="000000"/>
         </w:rPr>
-        <w:t>qqEND</w:t>
-      </w:r>
-      <w:proofErr w:type="spellEnd"/>
+      </w:pPr>
       <w:r>
         <w:rPr>
           <w:rFonts w:ascii="Times New Roman" w:eastAsia="Times New Roman" w:hAnsi="Times New Roman" w:cs="Times New Roman"/>
@@ -6589,28 +6383,17 @@
           <w:bCs/>
           <w:color w:val="000000"/>
         </w:rPr>
-        <w:t xml:space="preserve"> downloadable content\</w:t>
-      </w:r>
-    </w:p>
-    <w:p>
-      <w:pPr>
-        <w:spacing w:line="480" w:lineRule="auto"/>
-        <w:rPr>
-          <w:rFonts w:ascii="Times New Roman" w:eastAsia="Times New Roman" w:hAnsi="Times New Roman" w:cs="Times New Roman"/>
-          <w:color w:val="000000"/>
-        </w:rPr>
-      </w:pPr>
-    </w:p>
-    <w:p>
-      <w:pPr>
-        <w:spacing w:line="480" w:lineRule="auto"/>
+        <w:t>\qqBEGIN</w:t>
+      </w:r>
+      <w:r>
         <w:rPr>
           <w:rFonts w:ascii="Times New Roman" w:eastAsia="Times New Roman" w:hAnsi="Times New Roman" w:cs="Times New Roman"/>
           <w:b/>
           <w:bCs/>
           <w:color w:val="000000"/>
         </w:rPr>
-      </w:pPr>
+        <w:t xml:space="preserve"> downloadable content. Button name: Instructions for SP </w:t>
+      </w:r>
       <w:r>
         <w:rPr>
           <w:rFonts w:ascii="Times New Roman" w:eastAsia="Times New Roman" w:hAnsi="Times New Roman" w:cs="Times New Roman"/>
@@ -6618,9 +6401,8 @@
           <w:bCs/>
           <w:color w:val="000000"/>
         </w:rPr>
-        <w:t>\</w:t>
-      </w:r>
-      <w:proofErr w:type="spellStart"/>
+        <w:t>2</w:t>
+      </w:r>
       <w:r>
         <w:rPr>
           <w:rFonts w:ascii="Times New Roman" w:eastAsia="Times New Roman" w:hAnsi="Times New Roman" w:cs="Times New Roman"/>
@@ -6628,117 +6410,194 @@
           <w:bCs/>
           <w:color w:val="000000"/>
         </w:rPr>
-        <w:t>qqBEGIN</w:t>
-      </w:r>
-      <w:proofErr w:type="spellEnd"/>
-      <w:r>
-        <w:rPr>
-          <w:rFonts w:ascii="Times New Roman" w:eastAsia="Times New Roman" w:hAnsi="Times New Roman" w:cs="Times New Roman"/>
+        <w:t>: Liver</w:t>
+      </w:r>
+    </w:p>
+    <w:p>
+      <w:pPr>
+        <w:spacing w:line="480" w:lineRule="auto"/>
+        <w:rPr>
+          <w:rFonts w:ascii="Times New Roman" w:hAnsi="Times New Roman" w:cs="Times New Roman"/>
+          <w:color w:val="000000"/>
+        </w:rPr>
+      </w:pPr>
+      <w:r>
+        <w:rPr>
+          <w:rFonts w:ascii="Times New Roman" w:eastAsia="Times New Roman" w:hAnsi="Times New Roman" w:cs="Times New Roman"/>
+          <w:color w:val="000000"/>
+        </w:rPr>
+        <w:t xml:space="preserve">&lt;title&gt;Instructions for SP </w:t>
+      </w:r>
+      <w:r>
+        <w:rPr>
+          <w:rFonts w:ascii="Times New Roman" w:eastAsia="Times New Roman" w:hAnsi="Times New Roman" w:cs="Times New Roman"/>
+          <w:color w:val="000000"/>
+        </w:rPr>
+        <w:t>2</w:t>
+      </w:r>
+      <w:r>
+        <w:rPr>
+          <w:rFonts w:ascii="Times New Roman" w:eastAsia="Times New Roman" w:hAnsi="Times New Roman" w:cs="Times New Roman"/>
+          <w:color w:val="000000"/>
+        </w:rPr>
+        <w:t>: Liver</w:t>
+      </w:r>
+    </w:p>
+    <w:p>
+      <w:pPr>
+        <w:spacing w:line="480" w:lineRule="auto"/>
+        <w:rPr>
+          <w:rFonts w:ascii="Times New Roman" w:hAnsi="Times New Roman" w:cs="Times New Roman"/>
+          <w:color w:val="000000"/>
+        </w:rPr>
+      </w:pPr>
+      <w:r>
+        <w:rPr>
+          <w:rFonts w:ascii="Times New Roman" w:hAnsi="Times New Roman" w:cs="Times New Roman"/>
+          <w:color w:val="000000"/>
+        </w:rPr>
+        <w:t>Chris</w:t>
+      </w:r>
+      <w:r>
+        <w:rPr>
+          <w:rFonts w:ascii="Times New Roman" w:hAnsi="Times New Roman" w:cs="Times New Roman"/>
+          <w:color w:val="000000"/>
+        </w:rPr>
+        <w:t xml:space="preserve">, </w:t>
+      </w:r>
+      <w:r>
+        <w:rPr>
+          <w:rFonts w:ascii="Times New Roman" w:hAnsi="Times New Roman" w:cs="Times New Roman"/>
+          <w:color w:val="000000"/>
+        </w:rPr>
+        <w:t xml:space="preserve">a </w:t>
+      </w:r>
+      <w:r>
+        <w:rPr>
+          <w:rFonts w:ascii="Times New Roman" w:hAnsi="Times New Roman" w:cs="Times New Roman"/>
+          <w:color w:val="000000"/>
+        </w:rPr>
+        <w:t>19 year-</w:t>
+      </w:r>
+      <w:r>
+        <w:rPr>
+          <w:rFonts w:ascii="Times New Roman" w:hAnsi="Times New Roman" w:cs="Times New Roman"/>
+          <w:color w:val="000000"/>
+        </w:rPr>
+        <w:t>old lacrosse player, attac</w:t>
+      </w:r>
+      <w:r>
+        <w:rPr>
+          <w:rFonts w:ascii="Times New Roman" w:hAnsi="Times New Roman" w:cs="Times New Roman"/>
+          <w:color w:val="000000"/>
+          <w:szCs w:val="28"/>
+        </w:rPr>
+        <w:t>k</w:t>
+      </w:r>
+    </w:p>
+    <w:p>
+      <w:pPr>
+        <w:spacing w:line="480" w:lineRule="auto"/>
+        <w:rPr>
+          <w:rFonts w:ascii="Times New Roman" w:hAnsi="Times New Roman" w:cs="Times New Roman"/>
+          <w:color w:val="000000"/>
+        </w:rPr>
+      </w:pPr>
+    </w:p>
+    <w:p>
+      <w:pPr>
+        <w:spacing w:line="480" w:lineRule="auto"/>
+        <w:rPr>
+          <w:rFonts w:ascii="Times New Roman" w:hAnsi="Times New Roman" w:cs="Times New Roman"/>
+          <w:color w:val="000000"/>
+        </w:rPr>
+      </w:pPr>
+      <w:r>
+        <w:rPr>
+          <w:rFonts w:ascii="Times New Roman" w:hAnsi="Times New Roman" w:cs="Times New Roman"/>
           <w:b/>
           <w:bCs/>
           <w:color w:val="000000"/>
         </w:rPr>
-        <w:t xml:space="preserve"> downloadable content. Button name: Instructions for SP </w:t>
-      </w:r>
-      <w:r>
-        <w:rPr>
-          <w:rFonts w:ascii="Times New Roman" w:eastAsia="Times New Roman" w:hAnsi="Times New Roman" w:cs="Times New Roman"/>
+        <w:t xml:space="preserve">Chief </w:t>
+      </w:r>
+      <w:r>
+        <w:rPr>
+          <w:rFonts w:ascii="Times New Roman" w:hAnsi="Times New Roman" w:cs="Times New Roman"/>
           <w:b/>
           <w:bCs/>
           <w:color w:val="000000"/>
         </w:rPr>
-        <w:t>2</w:t>
-      </w:r>
-      <w:r>
-        <w:rPr>
-          <w:rFonts w:ascii="Times New Roman" w:eastAsia="Times New Roman" w:hAnsi="Times New Roman" w:cs="Times New Roman"/>
+        <w:t>c</w:t>
+      </w:r>
+      <w:r>
+        <w:rPr>
+          <w:rFonts w:ascii="Times New Roman" w:hAnsi="Times New Roman" w:cs="Times New Roman"/>
           <w:b/>
           <w:bCs/>
           <w:color w:val="000000"/>
         </w:rPr>
-        <w:t>: Liver</w:t>
-      </w:r>
-    </w:p>
-    <w:p>
-      <w:pPr>
-        <w:spacing w:line="480" w:lineRule="auto"/>
-        <w:rPr>
-          <w:rFonts w:ascii="Times New Roman" w:hAnsi="Times New Roman" w:cs="Times New Roman"/>
-          <w:color w:val="000000"/>
-        </w:rPr>
-      </w:pPr>
-      <w:r>
-        <w:rPr>
-          <w:rFonts w:ascii="Times New Roman" w:eastAsia="Times New Roman" w:hAnsi="Times New Roman" w:cs="Times New Roman"/>
-          <w:color w:val="000000"/>
-        </w:rPr>
-        <w:t xml:space="preserve">&lt;title&gt;Instructions for SP </w:t>
-      </w:r>
-      <w:r>
-        <w:rPr>
-          <w:rFonts w:ascii="Times New Roman" w:eastAsia="Times New Roman" w:hAnsi="Times New Roman" w:cs="Times New Roman"/>
-          <w:color w:val="000000"/>
-        </w:rPr>
-        <w:t>2</w:t>
-      </w:r>
-      <w:r>
-        <w:rPr>
-          <w:rFonts w:ascii="Times New Roman" w:eastAsia="Times New Roman" w:hAnsi="Times New Roman" w:cs="Times New Roman"/>
-          <w:color w:val="000000"/>
-        </w:rPr>
-        <w:t>: Liver</w:t>
-      </w:r>
-    </w:p>
-    <w:p>
-      <w:pPr>
-        <w:spacing w:line="480" w:lineRule="auto"/>
-        <w:rPr>
-          <w:rFonts w:ascii="Times New Roman" w:hAnsi="Times New Roman" w:cs="Times New Roman"/>
-          <w:color w:val="000000"/>
-        </w:rPr>
-      </w:pPr>
-      <w:r>
-        <w:rPr>
-          <w:rFonts w:ascii="Times New Roman" w:hAnsi="Times New Roman" w:cs="Times New Roman"/>
-          <w:color w:val="000000"/>
-        </w:rPr>
-        <w:t>Chris</w:t>
-      </w:r>
-      <w:r>
-        <w:rPr>
-          <w:rFonts w:ascii="Times New Roman" w:hAnsi="Times New Roman" w:cs="Times New Roman"/>
-          <w:color w:val="000000"/>
-        </w:rPr>
-        <w:t xml:space="preserve">, </w:t>
-      </w:r>
-      <w:r>
-        <w:rPr>
-          <w:rFonts w:ascii="Times New Roman" w:hAnsi="Times New Roman" w:cs="Times New Roman"/>
-          <w:color w:val="000000"/>
-        </w:rPr>
-        <w:t xml:space="preserve">a </w:t>
-      </w:r>
-      <w:r>
-        <w:rPr>
-          <w:rFonts w:ascii="Times New Roman" w:hAnsi="Times New Roman" w:cs="Times New Roman"/>
-          <w:color w:val="000000"/>
-        </w:rPr>
-        <w:t>19 year-</w:t>
-      </w:r>
-      <w:r>
-        <w:rPr>
-          <w:rFonts w:ascii="Times New Roman" w:hAnsi="Times New Roman" w:cs="Times New Roman"/>
-          <w:color w:val="000000"/>
-        </w:rPr>
-        <w:t>old lacrosse player, attac</w:t>
-      </w:r>
-      <w:r>
-        <w:rPr>
-          <w:rFonts w:ascii="Times New Roman" w:hAnsi="Times New Roman" w:cs="Times New Roman"/>
-          <w:color w:val="000000"/>
-          <w:szCs w:val="28"/>
-        </w:rPr>
-        <w:t>k</w:t>
+        <w:t>omplaint:</w:t>
+      </w:r>
+      <w:r>
+        <w:rPr>
+          <w:rFonts w:ascii="Times New Roman" w:hAnsi="Times New Roman" w:cs="Times New Roman"/>
+          <w:color w:val="000000"/>
+        </w:rPr>
+        <w:t xml:space="preserve"> </w:t>
+      </w:r>
+      <w:r>
+        <w:rPr>
+          <w:rFonts w:ascii="Times New Roman" w:hAnsi="Times New Roman" w:cs="Times New Roman"/>
+          <w:color w:val="000000"/>
+        </w:rPr>
+        <w:t>R</w:t>
+      </w:r>
+      <w:r>
+        <w:rPr>
+          <w:rFonts w:ascii="Times New Roman" w:hAnsi="Times New Roman" w:cs="Times New Roman"/>
+          <w:color w:val="000000"/>
+        </w:rPr>
+        <w:t>ight</w:t>
+      </w:r>
+      <w:r>
+        <w:rPr>
+          <w:rFonts w:ascii="Times New Roman" w:hAnsi="Times New Roman" w:cs="Times New Roman"/>
+          <w:color w:val="000000"/>
+        </w:rPr>
+        <w:t>-</w:t>
+      </w:r>
+      <w:r>
+        <w:rPr>
+          <w:rFonts w:ascii="Times New Roman" w:hAnsi="Times New Roman" w:cs="Times New Roman"/>
+          <w:color w:val="000000"/>
+        </w:rPr>
+        <w:t>sided upper abdominal pain around the back.</w:t>
+      </w:r>
+    </w:p>
+    <w:p>
+      <w:pPr>
+        <w:spacing w:line="480" w:lineRule="auto"/>
+        <w:rPr>
+          <w:rFonts w:ascii="Times New Roman" w:hAnsi="Times New Roman" w:cs="Times New Roman"/>
+          <w:color w:val="000000"/>
+        </w:rPr>
+      </w:pPr>
+    </w:p>
+    <w:p>
+      <w:pPr>
+        <w:spacing w:line="480" w:lineRule="auto"/>
+        <w:rPr>
+          <w:rFonts w:ascii="Times New Roman" w:hAnsi="Times New Roman" w:cs="Times New Roman"/>
+          <w:color w:val="000000"/>
+        </w:rPr>
+      </w:pPr>
+      <w:r>
+        <w:rPr>
+          <w:rFonts w:ascii="Times New Roman" w:hAnsi="Times New Roman" w:cs="Times New Roman"/>
+          <w:color w:val="000000"/>
+        </w:rPr>
+        <w:t>The simulation will start with you getting up slowly from the contact and walking to the sideline.</w:t>
       </w:r>
     </w:p>
     <w:p>
@@ -6765,7 +6624,8 @@
           <w:bCs/>
           <w:color w:val="000000"/>
         </w:rPr>
-        <w:t xml:space="preserve">Chief </w:t>
+        <w:lastRenderedPageBreak/>
+        <w:t xml:space="preserve">Opening </w:t>
       </w:r>
       <w:r>
         <w:rPr>
@@ -6774,7 +6634,7 @@
           <w:bCs/>
           <w:color w:val="000000"/>
         </w:rPr>
-        <w:t>c</w:t>
+        <w:t>l</w:t>
       </w:r>
       <w:r>
         <w:rPr>
@@ -6783,7 +6643,28 @@
           <w:bCs/>
           <w:color w:val="000000"/>
         </w:rPr>
-        <w:t>omplaint:</w:t>
+        <w:t>ine:</w:t>
+      </w:r>
+      <w:r>
+        <w:rPr>
+          <w:rFonts w:ascii="Times New Roman" w:hAnsi="Times New Roman" w:cs="Times New Roman"/>
+          <w:color w:val="000000"/>
+        </w:rPr>
+        <w:t xml:space="preserve"> “Man, I really got tangled up in there</w:t>
+      </w:r>
+      <w:r>
+        <w:rPr>
+          <w:rFonts w:ascii="Times New Roman" w:hAnsi="Times New Roman" w:cs="Times New Roman"/>
+          <w:color w:val="000000"/>
+        </w:rPr>
+        <w:t>,</w:t>
+      </w:r>
+      <w:r>
+        <w:rPr>
+          <w:rFonts w:ascii="Times New Roman" w:hAnsi="Times New Roman" w:cs="Times New Roman"/>
+          <w:color w:val="000000"/>
+        </w:rPr>
+        <w:t xml:space="preserve"> and I think I got the wind knocked out of me.”</w:t>
       </w:r>
       <w:r>
         <w:rPr>
@@ -6797,82 +6678,508 @@
           <w:rFonts w:ascii="Times New Roman" w:hAnsi="Times New Roman" w:cs="Times New Roman"/>
           <w:color w:val="000000"/>
         </w:rPr>
-        <w:t>R</w:t>
-      </w:r>
-      <w:r>
-        <w:rPr>
-          <w:rFonts w:ascii="Times New Roman" w:hAnsi="Times New Roman" w:cs="Times New Roman"/>
-          <w:color w:val="000000"/>
-        </w:rPr>
-        <w:t>ight</w:t>
-      </w:r>
-      <w:r>
-        <w:rPr>
-          <w:rFonts w:ascii="Times New Roman" w:hAnsi="Times New Roman" w:cs="Times New Roman"/>
-          <w:color w:val="000000"/>
-        </w:rPr>
-        <w:t>-</w:t>
-      </w:r>
-      <w:r>
-        <w:rPr>
-          <w:rFonts w:ascii="Times New Roman" w:hAnsi="Times New Roman" w:cs="Times New Roman"/>
-          <w:color w:val="000000"/>
-        </w:rPr>
-        <w:t>sided upper abdominal pain around the back.</w:t>
-      </w:r>
-    </w:p>
-    <w:p>
-      <w:pPr>
-        <w:spacing w:line="480" w:lineRule="auto"/>
-        <w:rPr>
-          <w:rFonts w:ascii="Times New Roman" w:hAnsi="Times New Roman" w:cs="Times New Roman"/>
-          <w:color w:val="000000"/>
-        </w:rPr>
-      </w:pPr>
-    </w:p>
-    <w:p>
-      <w:pPr>
-        <w:spacing w:line="480" w:lineRule="auto"/>
-        <w:rPr>
-          <w:rFonts w:ascii="Times New Roman" w:hAnsi="Times New Roman" w:cs="Times New Roman"/>
-          <w:color w:val="000000"/>
-        </w:rPr>
-      </w:pPr>
-      <w:r>
-        <w:rPr>
-          <w:rFonts w:ascii="Times New Roman" w:hAnsi="Times New Roman" w:cs="Times New Roman"/>
-          <w:color w:val="000000"/>
-        </w:rPr>
-        <w:t>The simulation will start with you getting up slowly from the contact and walking to the sideline.</w:t>
-      </w:r>
-    </w:p>
-    <w:p>
-      <w:pPr>
-        <w:spacing w:line="480" w:lineRule="auto"/>
-        <w:rPr>
-          <w:rFonts w:ascii="Times New Roman" w:hAnsi="Times New Roman" w:cs="Times New Roman"/>
-          <w:color w:val="000000"/>
-        </w:rPr>
-      </w:pPr>
-    </w:p>
-    <w:p>
-      <w:pPr>
-        <w:spacing w:line="480" w:lineRule="auto"/>
-        <w:rPr>
-          <w:rFonts w:ascii="Times New Roman" w:hAnsi="Times New Roman" w:cs="Times New Roman"/>
-          <w:color w:val="000000"/>
-        </w:rPr>
-      </w:pPr>
-      <w:r>
+        <w:t>Then, either right away or soon after</w:t>
+      </w:r>
+      <w:r>
+        <w:rPr>
+          <w:rFonts w:ascii="Times New Roman" w:hAnsi="Times New Roman" w:cs="Times New Roman"/>
+          <w:color w:val="000000"/>
+        </w:rPr>
+        <w:t>,</w:t>
+      </w:r>
+      <w:r>
+        <w:rPr>
+          <w:rFonts w:ascii="Times New Roman" w:hAnsi="Times New Roman" w:cs="Times New Roman"/>
+          <w:color w:val="000000"/>
+        </w:rPr>
+        <w:t xml:space="preserve"> inform the HCP of what the coach said to you when you walked to the sideline.</w:t>
+      </w:r>
+    </w:p>
+    <w:p>
+      <w:pPr>
+        <w:spacing w:line="480" w:lineRule="auto"/>
+        <w:rPr>
+          <w:rFonts w:ascii="Times New Roman" w:hAnsi="Times New Roman" w:cs="Times New Roman"/>
+          <w:color w:val="000000"/>
+        </w:rPr>
+      </w:pPr>
+    </w:p>
+    <w:p>
+      <w:pPr>
+        <w:spacing w:line="480" w:lineRule="auto"/>
+        <w:rPr>
+          <w:rFonts w:ascii="Times New Roman" w:hAnsi="Times New Roman" w:cs="Times New Roman"/>
+          <w:color w:val="000000"/>
+        </w:rPr>
+      </w:pPr>
+      <w:r>
+        <w:rPr>
+          <w:rFonts w:ascii="Times New Roman" w:hAnsi="Times New Roman" w:cs="Times New Roman"/>
+          <w:color w:val="000000"/>
+        </w:rPr>
+        <w:t>As you walked past the coach, they grabbed you by the helmet and said</w:t>
+      </w:r>
+      <w:r>
+        <w:rPr>
+          <w:rFonts w:ascii="Times New Roman" w:hAnsi="Times New Roman" w:cs="Times New Roman"/>
+          <w:color w:val="000000"/>
+        </w:rPr>
+        <w:t>,</w:t>
+      </w:r>
+      <w:r>
+        <w:rPr>
+          <w:rFonts w:ascii="Times New Roman" w:hAnsi="Times New Roman" w:cs="Times New Roman"/>
+          <w:color w:val="000000"/>
+        </w:rPr>
+        <w:t xml:space="preserve"> “Get better. I want to see you back out there, if possible. You are doing amazing!</w:t>
+      </w:r>
+      <w:r>
+        <w:rPr>
+          <w:rFonts w:ascii="Times New Roman" w:hAnsi="Times New Roman" w:cs="Times New Roman"/>
+          <w:color w:val="000000"/>
+        </w:rPr>
+        <w:t xml:space="preserve"> </w:t>
+      </w:r>
+      <w:r>
+        <w:rPr>
+          <w:rFonts w:ascii="Times New Roman" w:hAnsi="Times New Roman" w:cs="Times New Roman"/>
+          <w:color w:val="000000"/>
+        </w:rPr>
+        <w:t xml:space="preserve">We could really use you.” The coach looks at you and holds up </w:t>
+      </w:r>
+      <w:r>
+        <w:rPr>
+          <w:rFonts w:ascii="Times New Roman" w:hAnsi="Times New Roman" w:cs="Times New Roman"/>
+          <w:color w:val="000000"/>
+        </w:rPr>
+        <w:t>three</w:t>
+      </w:r>
+      <w:r>
+        <w:rPr>
+          <w:rFonts w:ascii="Times New Roman" w:hAnsi="Times New Roman" w:cs="Times New Roman"/>
+          <w:color w:val="000000"/>
+        </w:rPr>
+        <w:t xml:space="preserve"> fingers, </w:t>
+      </w:r>
+      <w:r>
+        <w:rPr>
+          <w:rFonts w:ascii="Times New Roman" w:hAnsi="Times New Roman" w:cs="Times New Roman"/>
+          <w:color w:val="000000"/>
+        </w:rPr>
+        <w:t xml:space="preserve">which </w:t>
+      </w:r>
+      <w:r>
+        <w:rPr>
+          <w:rFonts w:ascii="Times New Roman" w:hAnsi="Times New Roman" w:cs="Times New Roman"/>
+          <w:color w:val="000000"/>
+        </w:rPr>
+        <w:t>you assume symboliz</w:t>
+      </w:r>
+      <w:r>
+        <w:rPr>
+          <w:rFonts w:ascii="Times New Roman" w:hAnsi="Times New Roman" w:cs="Times New Roman"/>
+          <w:color w:val="000000"/>
+        </w:rPr>
+        <w:t>e</w:t>
+      </w:r>
+      <w:r>
+        <w:rPr>
+          <w:rFonts w:ascii="Times New Roman" w:hAnsi="Times New Roman" w:cs="Times New Roman"/>
+          <w:color w:val="000000"/>
+        </w:rPr>
+        <w:t xml:space="preserve"> </w:t>
+      </w:r>
+      <w:r>
+        <w:rPr>
+          <w:rFonts w:ascii="Times New Roman" w:hAnsi="Times New Roman" w:cs="Times New Roman"/>
+          <w:color w:val="000000"/>
+        </w:rPr>
+        <w:t>three minutes</w:t>
+      </w:r>
+      <w:r>
+        <w:rPr>
+          <w:rFonts w:ascii="Times New Roman" w:hAnsi="Times New Roman" w:cs="Times New Roman"/>
+          <w:color w:val="000000"/>
+        </w:rPr>
+        <w:t>.</w:t>
+      </w:r>
+      <w:r>
+        <w:rPr>
+          <w:rFonts w:ascii="Times New Roman" w:hAnsi="Times New Roman" w:cs="Times New Roman"/>
+          <w:color w:val="000000"/>
+        </w:rPr>
+        <w:t xml:space="preserve"> </w:t>
+      </w:r>
+      <w:r>
+        <w:rPr>
+          <w:rFonts w:ascii="Times New Roman" w:hAnsi="Times New Roman" w:cs="Times New Roman"/>
+          <w:color w:val="000000"/>
+        </w:rPr>
+        <w:t xml:space="preserve">The coach wants you to </w:t>
+      </w:r>
+      <w:r>
+        <w:rPr>
+          <w:rFonts w:ascii="Times New Roman" w:hAnsi="Times New Roman" w:cs="Times New Roman"/>
+          <w:color w:val="000000"/>
+        </w:rPr>
+        <w:t xml:space="preserve">be </w:t>
+      </w:r>
+      <w:r>
+        <w:rPr>
+          <w:rFonts w:ascii="Times New Roman" w:hAnsi="Times New Roman" w:cs="Times New Roman"/>
+          <w:color w:val="000000"/>
+        </w:rPr>
+        <w:t xml:space="preserve">ready in </w:t>
+      </w:r>
+      <w:r>
+        <w:rPr>
+          <w:rFonts w:ascii="Times New Roman" w:hAnsi="Times New Roman" w:cs="Times New Roman"/>
+          <w:color w:val="000000"/>
+        </w:rPr>
+        <w:t>three minutes</w:t>
+      </w:r>
+      <w:r>
+        <w:rPr>
+          <w:rFonts w:ascii="Times New Roman" w:hAnsi="Times New Roman" w:cs="Times New Roman"/>
+          <w:color w:val="000000"/>
+        </w:rPr>
+        <w:t>, if possible. Please be sure you memorize this or something similar.</w:t>
+      </w:r>
+      <w:r>
+        <w:rPr>
+          <w:rFonts w:ascii="Times New Roman" w:hAnsi="Times New Roman" w:cs="Times New Roman"/>
+          <w:color w:val="000000"/>
+        </w:rPr>
+        <w:t xml:space="preserve"> </w:t>
+      </w:r>
+      <w:r>
+        <w:rPr>
+          <w:rFonts w:ascii="Times New Roman" w:hAnsi="Times New Roman" w:cs="Times New Roman"/>
+          <w:color w:val="000000"/>
+        </w:rPr>
+        <w:t xml:space="preserve">This will be </w:t>
+      </w:r>
+      <w:r>
+        <w:rPr>
+          <w:rFonts w:ascii="Times New Roman" w:hAnsi="Times New Roman" w:cs="Times New Roman"/>
+          <w:color w:val="000000"/>
+        </w:rPr>
+        <w:t>one</w:t>
+      </w:r>
+      <w:r>
+        <w:rPr>
+          <w:rFonts w:ascii="Times New Roman" w:hAnsi="Times New Roman" w:cs="Times New Roman"/>
+          <w:color w:val="000000"/>
+        </w:rPr>
+        <w:t xml:space="preserve"> of the first things you say to the HCP.</w:t>
+      </w:r>
+    </w:p>
+    <w:p>
+      <w:pPr>
+        <w:spacing w:line="480" w:lineRule="auto"/>
+        <w:rPr>
+          <w:rFonts w:ascii="Times New Roman" w:eastAsia="Times New Roman" w:hAnsi="Times New Roman" w:cs="Times New Roman"/>
+          <w:color w:val="000000"/>
+        </w:rPr>
+      </w:pPr>
+    </w:p>
+    <w:p>
+      <w:pPr>
+        <w:spacing w:line="480" w:lineRule="auto"/>
+        <w:rPr>
+          <w:rFonts w:ascii="Times New Roman" w:eastAsia="Times New Roman" w:hAnsi="Times New Roman" w:cs="Times New Roman"/>
+          <w:color w:val="000000"/>
+          <w:kern w:val="0"/>
+          <w14:ligatures w14:val="none"/>
+        </w:rPr>
+      </w:pPr>
+      <w:r>
+        <w:rPr>
+          <w:rFonts w:ascii="Times New Roman" w:eastAsia="Times New Roman" w:hAnsi="Times New Roman" w:cs="Times New Roman"/>
+          <w:color w:val="000000"/>
+          <w:kern w:val="0"/>
+          <w14:ligatures w14:val="none"/>
+        </w:rPr>
+        <w:t>You dove to shoot a goal, and your right side (ri</w:t>
+      </w:r>
+      <w:r>
+        <w:rPr>
+          <w:rFonts w:ascii="Times New Roman" w:eastAsia="Times New Roman" w:hAnsi="Times New Roman" w:cs="Times New Roman"/>
+          <w:color w:val="000000"/>
+          <w:kern w:val="0"/>
+          <w14:ligatures w14:val="none"/>
+        </w:rPr>
+        <w:t xml:space="preserve">b and </w:t>
+      </w:r>
+      <w:r>
+        <w:rPr>
+          <w:rFonts w:ascii="Times New Roman" w:eastAsia="Times New Roman" w:hAnsi="Times New Roman" w:cs="Times New Roman"/>
+          <w:color w:val="000000"/>
+          <w:kern w:val="0"/>
+          <w14:ligatures w14:val="none"/>
+        </w:rPr>
+        <w:t>liver) area landed on another player’s bent knee. You folded in half and were slow to get up. The HCP did not clearly see the hit or point of contact but saw that you landed on the other player’s knee and crum</w:t>
+      </w:r>
+      <w:r>
+        <w:rPr>
+          <w:rFonts w:ascii="Times New Roman" w:eastAsia="Times New Roman" w:hAnsi="Times New Roman" w:cs="Times New Roman"/>
+          <w:color w:val="000000"/>
+          <w:kern w:val="0"/>
+          <w14:ligatures w14:val="none"/>
+        </w:rPr>
+        <w:t>p</w:t>
+      </w:r>
+      <w:r>
+        <w:rPr>
+          <w:rFonts w:ascii="Times New Roman" w:eastAsia="Times New Roman" w:hAnsi="Times New Roman" w:cs="Times New Roman"/>
+          <w:color w:val="000000"/>
+          <w:kern w:val="0"/>
+          <w14:ligatures w14:val="none"/>
+        </w:rPr>
+        <w:t>led to the ground. You walk to the sideline with a hand on your side</w:t>
+      </w:r>
+      <w:r>
+        <w:rPr>
+          <w:rFonts w:ascii="Times New Roman" w:eastAsia="Times New Roman" w:hAnsi="Times New Roman" w:cs="Times New Roman"/>
+          <w:color w:val="000000"/>
+          <w:kern w:val="0"/>
+          <w14:ligatures w14:val="none"/>
+        </w:rPr>
+        <w:t xml:space="preserve"> or </w:t>
+      </w:r>
+      <w:r>
+        <w:rPr>
+          <w:rFonts w:ascii="Times New Roman" w:eastAsia="Times New Roman" w:hAnsi="Times New Roman" w:cs="Times New Roman"/>
+          <w:color w:val="000000"/>
+          <w:kern w:val="0"/>
+          <w14:ligatures w14:val="none"/>
+        </w:rPr>
+        <w:t xml:space="preserve">back kidney area. You were hit with the knee on your side and </w:t>
+      </w:r>
+      <w:r>
+        <w:rPr>
+          <w:rFonts w:ascii="Times New Roman" w:eastAsia="Times New Roman" w:hAnsi="Times New Roman" w:cs="Times New Roman"/>
+          <w:color w:val="000000"/>
+          <w:kern w:val="0"/>
+          <w14:ligatures w14:val="none"/>
+        </w:rPr>
+        <w:t xml:space="preserve">the </w:t>
+      </w:r>
+      <w:r>
+        <w:rPr>
+          <w:rFonts w:ascii="Times New Roman" w:eastAsia="Times New Roman" w:hAnsi="Times New Roman" w:cs="Times New Roman"/>
+          <w:color w:val="000000"/>
+          <w:kern w:val="0"/>
+          <w14:ligatures w14:val="none"/>
+        </w:rPr>
+        <w:t>back area.</w:t>
+      </w:r>
+    </w:p>
+    <w:p>
+      <w:pPr>
+        <w:spacing w:line="480" w:lineRule="auto"/>
+        <w:rPr>
+          <w:rFonts w:ascii="Times New Roman" w:eastAsia="Times New Roman" w:hAnsi="Times New Roman" w:cs="Times New Roman"/>
+          <w:color w:val="000000"/>
+          <w:kern w:val="0"/>
+          <w14:ligatures w14:val="none"/>
+        </w:rPr>
+      </w:pPr>
+    </w:p>
+    <w:p>
+      <w:pPr>
+        <w:spacing w:line="480" w:lineRule="auto"/>
         <w:rPr>
           <w:rFonts w:ascii="Times New Roman" w:hAnsi="Times New Roman" w:cs="Times New Roman"/>
           <w:b/>
           <w:bCs/>
           <w:color w:val="000000"/>
         </w:rPr>
-        <w:lastRenderedPageBreak/>
-        <w:t xml:space="preserve">Opening </w:t>
-      </w:r>
+      </w:pPr>
+      <w:r>
+        <w:rPr>
+          <w:rFonts w:ascii="Times New Roman" w:eastAsia="Times New Roman" w:hAnsi="Times New Roman" w:cs="Times New Roman"/>
+          <w:color w:val="000000"/>
+          <w:kern w:val="0"/>
+          <w14:ligatures w14:val="none"/>
+        </w:rPr>
+        <w:t xml:space="preserve">There </w:t>
+      </w:r>
+      <w:r>
+        <w:rPr>
+          <w:rFonts w:ascii="Times New Roman" w:eastAsia="Times New Roman" w:hAnsi="Times New Roman" w:cs="Times New Roman"/>
+          <w:color w:val="000000"/>
+          <w:kern w:val="0"/>
+          <w14:ligatures w14:val="none"/>
+        </w:rPr>
+        <w:t xml:space="preserve">are </w:t>
+      </w:r>
+      <w:r>
+        <w:rPr>
+          <w:rFonts w:ascii="Times New Roman" w:eastAsia="Times New Roman" w:hAnsi="Times New Roman" w:cs="Times New Roman"/>
+          <w:color w:val="000000"/>
+          <w:kern w:val="0"/>
+          <w14:ligatures w14:val="none"/>
+        </w:rPr>
+        <w:t xml:space="preserve">about </w:t>
+      </w:r>
+      <w:r>
+        <w:rPr>
+          <w:rFonts w:ascii="Times New Roman" w:eastAsia="Times New Roman" w:hAnsi="Times New Roman" w:cs="Times New Roman"/>
+          <w:color w:val="000000"/>
+          <w:kern w:val="0"/>
+          <w14:ligatures w14:val="none"/>
+        </w:rPr>
+        <w:t>15 minutes</w:t>
+      </w:r>
+      <w:r>
+        <w:rPr>
+          <w:rFonts w:ascii="Times New Roman" w:eastAsia="Times New Roman" w:hAnsi="Times New Roman" w:cs="Times New Roman"/>
+          <w:color w:val="000000"/>
+          <w:kern w:val="0"/>
+          <w14:ligatures w14:val="none"/>
+        </w:rPr>
+        <w:t xml:space="preserve"> left in the first half of the NCAA quarter finals.</w:t>
+      </w:r>
+    </w:p>
+    <w:p>
+      <w:pPr>
+        <w:spacing w:line="480" w:lineRule="auto"/>
+        <w:rPr>
+          <w:rFonts w:ascii="Times New Roman" w:eastAsia="Times New Roman" w:hAnsi="Times New Roman" w:cs="Times New Roman"/>
+          <w:color w:val="000000"/>
+          <w:kern w:val="0"/>
+          <w14:ligatures w14:val="none"/>
+        </w:rPr>
+      </w:pPr>
+    </w:p>
+    <w:p>
+      <w:pPr>
+        <w:spacing w:line="480" w:lineRule="auto"/>
+        <w:rPr>
+          <w:rFonts w:ascii="Times New Roman" w:eastAsia="Times New Roman" w:hAnsi="Times New Roman" w:cs="Times New Roman"/>
+          <w:color w:val="000000"/>
+          <w:kern w:val="0"/>
+          <w14:ligatures w14:val="none"/>
+        </w:rPr>
+      </w:pPr>
+      <w:r>
+        <w:rPr>
+          <w:rFonts w:ascii="Times New Roman" w:eastAsia="Times New Roman" w:hAnsi="Times New Roman" w:cs="Times New Roman"/>
+          <w:color w:val="000000"/>
+          <w:kern w:val="0"/>
+          <w14:ligatures w14:val="none"/>
+        </w:rPr>
+        <w:t>You are negative for any concussion symptoms, and you did not hit your head. You feel tired and are struggling to breath</w:t>
+      </w:r>
+      <w:r>
+        <w:rPr>
+          <w:rFonts w:ascii="Times New Roman" w:eastAsia="Times New Roman" w:hAnsi="Times New Roman" w:cs="Times New Roman"/>
+          <w:color w:val="000000"/>
+          <w:kern w:val="0"/>
+          <w14:ligatures w14:val="none"/>
+        </w:rPr>
+        <w:t>e</w:t>
+      </w:r>
+      <w:r>
+        <w:rPr>
+          <w:rFonts w:ascii="Times New Roman" w:eastAsia="Times New Roman" w:hAnsi="Times New Roman" w:cs="Times New Roman"/>
+          <w:color w:val="000000"/>
+          <w:kern w:val="0"/>
+          <w14:ligatures w14:val="none"/>
+        </w:rPr>
+        <w:t xml:space="preserve"> a bit. You believe you are simply still winded from the blow.</w:t>
+      </w:r>
+      <w:r>
+        <w:rPr>
+          <w:rFonts w:ascii="Times New Roman" w:eastAsia="Times New Roman" w:hAnsi="Times New Roman" w:cs="Times New Roman"/>
+          <w:color w:val="000000"/>
+          <w:kern w:val="0"/>
+          <w14:ligatures w14:val="none"/>
+        </w:rPr>
+        <w:t xml:space="preserve"> </w:t>
+      </w:r>
+      <w:r>
+        <w:rPr>
+          <w:rFonts w:ascii="Times New Roman" w:eastAsia="Times New Roman" w:hAnsi="Times New Roman" w:cs="Times New Roman"/>
+          <w:color w:val="000000"/>
+          <w:kern w:val="0"/>
+          <w14:ligatures w14:val="none"/>
+        </w:rPr>
+        <w:t>You do not have any diaphragmatic pain, but it is like you got the wind knocked out of you.</w:t>
+      </w:r>
+      <w:r>
+        <w:rPr>
+          <w:rFonts w:ascii="Times New Roman" w:eastAsia="Times New Roman" w:hAnsi="Times New Roman" w:cs="Times New Roman"/>
+          <w:color w:val="000000"/>
+          <w:kern w:val="0"/>
+          <w14:ligatures w14:val="none"/>
+        </w:rPr>
+        <w:t xml:space="preserve"> </w:t>
+      </w:r>
+      <w:r>
+        <w:rPr>
+          <w:rFonts w:ascii="Times New Roman" w:eastAsia="Times New Roman" w:hAnsi="Times New Roman" w:cs="Times New Roman"/>
+          <w:color w:val="000000"/>
+          <w:kern w:val="0"/>
+          <w14:ligatures w14:val="none"/>
+        </w:rPr>
+        <w:t>You explain this and state, “I just need a minute to catch my breath</w:t>
+      </w:r>
+      <w:r>
+        <w:rPr>
+          <w:rFonts w:ascii="Times New Roman" w:eastAsia="Times New Roman" w:hAnsi="Times New Roman" w:cs="Times New Roman"/>
+          <w:color w:val="000000"/>
+          <w:kern w:val="0"/>
+          <w14:ligatures w14:val="none"/>
+        </w:rPr>
+        <w:t>,</w:t>
+      </w:r>
+      <w:r>
+        <w:rPr>
+          <w:rFonts w:ascii="Times New Roman" w:eastAsia="Times New Roman" w:hAnsi="Times New Roman" w:cs="Times New Roman"/>
+          <w:color w:val="000000"/>
+          <w:kern w:val="0"/>
+          <w14:ligatures w14:val="none"/>
+        </w:rPr>
+        <w:t xml:space="preserve"> and then I </w:t>
+      </w:r>
+      <w:r>
+        <w:rPr>
+          <w:rFonts w:ascii="Times New Roman" w:eastAsia="Times New Roman" w:hAnsi="Times New Roman" w:cs="Times New Roman"/>
+          <w:color w:val="000000"/>
+          <w:kern w:val="0"/>
+          <w14:ligatures w14:val="none"/>
+        </w:rPr>
+        <w:t>am</w:t>
+      </w:r>
+      <w:r>
+        <w:rPr>
+          <w:rFonts w:ascii="Times New Roman" w:eastAsia="Times New Roman" w:hAnsi="Times New Roman" w:cs="Times New Roman"/>
+          <w:color w:val="000000"/>
+          <w:kern w:val="0"/>
+          <w14:ligatures w14:val="none"/>
+        </w:rPr>
+        <w:t xml:space="preserve"> ready to go back in.”</w:t>
+      </w:r>
+    </w:p>
+    <w:p>
+      <w:pPr>
+        <w:spacing w:line="480" w:lineRule="auto"/>
+        <w:rPr>
+          <w:rFonts w:ascii="Times New Roman" w:hAnsi="Times New Roman" w:cs="Times New Roman"/>
+          <w:color w:val="000000"/>
+        </w:rPr>
+      </w:pPr>
+    </w:p>
+    <w:p>
+      <w:pPr>
+        <w:spacing w:line="480" w:lineRule="auto"/>
+        <w:rPr>
+          <w:rFonts w:ascii="Times New Roman" w:hAnsi="Times New Roman" w:cs="Times New Roman"/>
+          <w:color w:val="000000"/>
+        </w:rPr>
+      </w:pPr>
       <w:r>
         <w:rPr>
           <w:rFonts w:ascii="Times New Roman" w:hAnsi="Times New Roman" w:cs="Times New Roman"/>
@@ -6880,575 +7187,6 @@
           <w:bCs/>
           <w:color w:val="000000"/>
         </w:rPr>
-        <w:t>l</w:t>
-      </w:r>
-      <w:r>
-        <w:rPr>
-          <w:rFonts w:ascii="Times New Roman" w:hAnsi="Times New Roman" w:cs="Times New Roman"/>
-          <w:b/>
-          <w:bCs/>
-          <w:color w:val="000000"/>
-        </w:rPr>
-        <w:t>ine:</w:t>
-      </w:r>
-      <w:r>
-        <w:rPr>
-          <w:rFonts w:ascii="Times New Roman" w:hAnsi="Times New Roman" w:cs="Times New Roman"/>
-          <w:color w:val="000000"/>
-        </w:rPr>
-        <w:t xml:space="preserve"> “Man, I really got tangled up in there</w:t>
-      </w:r>
-      <w:r>
-        <w:rPr>
-          <w:rFonts w:ascii="Times New Roman" w:hAnsi="Times New Roman" w:cs="Times New Roman"/>
-          <w:color w:val="000000"/>
-        </w:rPr>
-        <w:t>,</w:t>
-      </w:r>
-      <w:r>
-        <w:rPr>
-          <w:rFonts w:ascii="Times New Roman" w:hAnsi="Times New Roman" w:cs="Times New Roman"/>
-          <w:color w:val="000000"/>
-        </w:rPr>
-        <w:t xml:space="preserve"> and I think I got the wind knocked out of me.”</w:t>
-      </w:r>
-      <w:r>
-        <w:rPr>
-          <w:rFonts w:ascii="Times New Roman" w:hAnsi="Times New Roman" w:cs="Times New Roman"/>
-          <w:color w:val="000000"/>
-        </w:rPr>
-        <w:t xml:space="preserve"> </w:t>
-      </w:r>
-      <w:r>
-        <w:rPr>
-          <w:rFonts w:ascii="Times New Roman" w:hAnsi="Times New Roman" w:cs="Times New Roman"/>
-          <w:color w:val="000000"/>
-        </w:rPr>
-        <w:t>Then, either right away or soon after</w:t>
-      </w:r>
-      <w:r>
-        <w:rPr>
-          <w:rFonts w:ascii="Times New Roman" w:hAnsi="Times New Roman" w:cs="Times New Roman"/>
-          <w:color w:val="000000"/>
-        </w:rPr>
-        <w:t>,</w:t>
-      </w:r>
-      <w:r>
-        <w:rPr>
-          <w:rFonts w:ascii="Times New Roman" w:hAnsi="Times New Roman" w:cs="Times New Roman"/>
-          <w:color w:val="000000"/>
-        </w:rPr>
-        <w:t xml:space="preserve"> inform the HCP of what the coach said to you when you walked to the sideline.</w:t>
-      </w:r>
-    </w:p>
-    <w:p>
-      <w:pPr>
-        <w:spacing w:line="480" w:lineRule="auto"/>
-        <w:rPr>
-          <w:rFonts w:ascii="Times New Roman" w:hAnsi="Times New Roman" w:cs="Times New Roman"/>
-          <w:color w:val="000000"/>
-        </w:rPr>
-      </w:pPr>
-    </w:p>
-    <w:p>
-      <w:pPr>
-        <w:spacing w:line="480" w:lineRule="auto"/>
-        <w:rPr>
-          <w:rFonts w:ascii="Times New Roman" w:hAnsi="Times New Roman" w:cs="Times New Roman"/>
-          <w:color w:val="000000"/>
-        </w:rPr>
-      </w:pPr>
-      <w:r>
-        <w:rPr>
-          <w:rFonts w:ascii="Times New Roman" w:hAnsi="Times New Roman" w:cs="Times New Roman"/>
-          <w:color w:val="000000"/>
-        </w:rPr>
-        <w:t>As you walked past the coach, they grabbed you by the helmet and said</w:t>
-      </w:r>
-      <w:r>
-        <w:rPr>
-          <w:rFonts w:ascii="Times New Roman" w:hAnsi="Times New Roman" w:cs="Times New Roman"/>
-          <w:color w:val="000000"/>
-        </w:rPr>
-        <w:t>,</w:t>
-      </w:r>
-      <w:r>
-        <w:rPr>
-          <w:rFonts w:ascii="Times New Roman" w:hAnsi="Times New Roman" w:cs="Times New Roman"/>
-          <w:color w:val="000000"/>
-        </w:rPr>
-        <w:t xml:space="preserve"> “Get better. I want to see you </w:t>
-      </w:r>
-      <w:proofErr w:type="gramStart"/>
-      <w:r>
-        <w:rPr>
-          <w:rFonts w:ascii="Times New Roman" w:hAnsi="Times New Roman" w:cs="Times New Roman"/>
-          <w:color w:val="000000"/>
-        </w:rPr>
-        <w:t>back out</w:t>
-      </w:r>
-      <w:proofErr w:type="gramEnd"/>
-      <w:r>
-        <w:rPr>
-          <w:rFonts w:ascii="Times New Roman" w:hAnsi="Times New Roman" w:cs="Times New Roman"/>
-          <w:color w:val="000000"/>
-        </w:rPr>
-        <w:t xml:space="preserve"> there, if possible. You are doing amazing!</w:t>
-      </w:r>
-      <w:r>
-        <w:rPr>
-          <w:rFonts w:ascii="Times New Roman" w:hAnsi="Times New Roman" w:cs="Times New Roman"/>
-          <w:color w:val="000000"/>
-        </w:rPr>
-        <w:t xml:space="preserve"> </w:t>
-      </w:r>
-      <w:r>
-        <w:rPr>
-          <w:rFonts w:ascii="Times New Roman" w:hAnsi="Times New Roman" w:cs="Times New Roman"/>
-          <w:color w:val="000000"/>
-        </w:rPr>
-        <w:t xml:space="preserve">We could really use you.” The coach looks at you and holds up </w:t>
-      </w:r>
-      <w:r>
-        <w:rPr>
-          <w:rFonts w:ascii="Times New Roman" w:hAnsi="Times New Roman" w:cs="Times New Roman"/>
-          <w:color w:val="000000"/>
-        </w:rPr>
-        <w:t>three</w:t>
-      </w:r>
-      <w:r>
-        <w:rPr>
-          <w:rFonts w:ascii="Times New Roman" w:hAnsi="Times New Roman" w:cs="Times New Roman"/>
-          <w:color w:val="000000"/>
-        </w:rPr>
-        <w:t xml:space="preserve"> fingers, </w:t>
-      </w:r>
-      <w:r>
-        <w:rPr>
-          <w:rFonts w:ascii="Times New Roman" w:hAnsi="Times New Roman" w:cs="Times New Roman"/>
-          <w:color w:val="000000"/>
-        </w:rPr>
-        <w:t xml:space="preserve">which </w:t>
-      </w:r>
-      <w:r>
-        <w:rPr>
-          <w:rFonts w:ascii="Times New Roman" w:hAnsi="Times New Roman" w:cs="Times New Roman"/>
-          <w:color w:val="000000"/>
-        </w:rPr>
-        <w:t>you assume symboliz</w:t>
-      </w:r>
-      <w:r>
-        <w:rPr>
-          <w:rFonts w:ascii="Times New Roman" w:hAnsi="Times New Roman" w:cs="Times New Roman"/>
-          <w:color w:val="000000"/>
-        </w:rPr>
-        <w:t>e</w:t>
-      </w:r>
-      <w:r>
-        <w:rPr>
-          <w:rFonts w:ascii="Times New Roman" w:hAnsi="Times New Roman" w:cs="Times New Roman"/>
-          <w:color w:val="000000"/>
-        </w:rPr>
-        <w:t xml:space="preserve"> </w:t>
-      </w:r>
-      <w:r>
-        <w:rPr>
-          <w:rFonts w:ascii="Times New Roman" w:hAnsi="Times New Roman" w:cs="Times New Roman"/>
-          <w:color w:val="000000"/>
-        </w:rPr>
-        <w:t>three minutes</w:t>
-      </w:r>
-      <w:r>
-        <w:rPr>
-          <w:rFonts w:ascii="Times New Roman" w:hAnsi="Times New Roman" w:cs="Times New Roman"/>
-          <w:color w:val="000000"/>
-        </w:rPr>
-        <w:t>.</w:t>
-      </w:r>
-      <w:r>
-        <w:rPr>
-          <w:rFonts w:ascii="Times New Roman" w:hAnsi="Times New Roman" w:cs="Times New Roman"/>
-          <w:color w:val="000000"/>
-        </w:rPr>
-        <w:t xml:space="preserve"> </w:t>
-      </w:r>
-      <w:r>
-        <w:rPr>
-          <w:rFonts w:ascii="Times New Roman" w:hAnsi="Times New Roman" w:cs="Times New Roman"/>
-          <w:color w:val="000000"/>
-        </w:rPr>
-        <w:t xml:space="preserve">The coach wants you to </w:t>
-      </w:r>
-      <w:r>
-        <w:rPr>
-          <w:rFonts w:ascii="Times New Roman" w:hAnsi="Times New Roman" w:cs="Times New Roman"/>
-          <w:color w:val="000000"/>
-        </w:rPr>
-        <w:t xml:space="preserve">be </w:t>
-      </w:r>
-      <w:r>
-        <w:rPr>
-          <w:rFonts w:ascii="Times New Roman" w:hAnsi="Times New Roman" w:cs="Times New Roman"/>
-          <w:color w:val="000000"/>
-        </w:rPr>
-        <w:t xml:space="preserve">ready in </w:t>
-      </w:r>
-      <w:r>
-        <w:rPr>
-          <w:rFonts w:ascii="Times New Roman" w:hAnsi="Times New Roman" w:cs="Times New Roman"/>
-          <w:color w:val="000000"/>
-        </w:rPr>
-        <w:t>three minutes</w:t>
-      </w:r>
-      <w:r>
-        <w:rPr>
-          <w:rFonts w:ascii="Times New Roman" w:hAnsi="Times New Roman" w:cs="Times New Roman"/>
-          <w:color w:val="000000"/>
-        </w:rPr>
-        <w:t>, if possible. Please be sure you memorize this or something similar.</w:t>
-      </w:r>
-      <w:r>
-        <w:rPr>
-          <w:rFonts w:ascii="Times New Roman" w:hAnsi="Times New Roman" w:cs="Times New Roman"/>
-          <w:color w:val="000000"/>
-        </w:rPr>
-        <w:t xml:space="preserve"> </w:t>
-      </w:r>
-      <w:r>
-        <w:rPr>
-          <w:rFonts w:ascii="Times New Roman" w:hAnsi="Times New Roman" w:cs="Times New Roman"/>
-          <w:color w:val="000000"/>
-        </w:rPr>
-        <w:t xml:space="preserve">This will be </w:t>
-      </w:r>
-      <w:r>
-        <w:rPr>
-          <w:rFonts w:ascii="Times New Roman" w:hAnsi="Times New Roman" w:cs="Times New Roman"/>
-          <w:color w:val="000000"/>
-        </w:rPr>
-        <w:t>one</w:t>
-      </w:r>
-      <w:r>
-        <w:rPr>
-          <w:rFonts w:ascii="Times New Roman" w:hAnsi="Times New Roman" w:cs="Times New Roman"/>
-          <w:color w:val="000000"/>
-        </w:rPr>
-        <w:t xml:space="preserve"> of the first things you say to the HCP.</w:t>
-      </w:r>
-    </w:p>
-    <w:p>
-      <w:pPr>
-        <w:spacing w:line="480" w:lineRule="auto"/>
-        <w:rPr>
-          <w:rFonts w:ascii="Times New Roman" w:eastAsia="Times New Roman" w:hAnsi="Times New Roman" w:cs="Times New Roman"/>
-          <w:color w:val="000000"/>
-        </w:rPr>
-      </w:pPr>
-    </w:p>
-    <w:p>
-      <w:pPr>
-        <w:spacing w:line="480" w:lineRule="auto"/>
-        <w:rPr>
-          <w:rFonts w:ascii="Times New Roman" w:eastAsia="Times New Roman" w:hAnsi="Times New Roman" w:cs="Times New Roman"/>
-          <w:color w:val="000000"/>
-          <w:kern w:val="0"/>
-          <w14:ligatures w14:val="none"/>
-        </w:rPr>
-      </w:pPr>
-      <w:r>
-        <w:rPr>
-          <w:rFonts w:ascii="Times New Roman" w:eastAsia="Times New Roman" w:hAnsi="Times New Roman" w:cs="Times New Roman"/>
-          <w:color w:val="000000"/>
-          <w:kern w:val="0"/>
-          <w14:ligatures w14:val="none"/>
-        </w:rPr>
-        <w:t>You dove to shoot a goal, and your right side (ri</w:t>
-      </w:r>
-      <w:r>
-        <w:rPr>
-          <w:rFonts w:ascii="Times New Roman" w:eastAsia="Times New Roman" w:hAnsi="Times New Roman" w:cs="Times New Roman"/>
-          <w:color w:val="000000"/>
-          <w:kern w:val="0"/>
-          <w14:ligatures w14:val="none"/>
-        </w:rPr>
-        <w:t xml:space="preserve">b and </w:t>
-      </w:r>
-      <w:r>
-        <w:rPr>
-          <w:rFonts w:ascii="Times New Roman" w:eastAsia="Times New Roman" w:hAnsi="Times New Roman" w:cs="Times New Roman"/>
-          <w:color w:val="000000"/>
-          <w:kern w:val="0"/>
-          <w14:ligatures w14:val="none"/>
-        </w:rPr>
-        <w:t>liver) area landed on another player’s bent knee. You folded in half and were slow to get up. The HCP did not clearly see the hit or point of contact but saw that you landed on the other player’s knee and crum</w:t>
-      </w:r>
-      <w:r>
-        <w:rPr>
-          <w:rFonts w:ascii="Times New Roman" w:eastAsia="Times New Roman" w:hAnsi="Times New Roman" w:cs="Times New Roman"/>
-          <w:color w:val="000000"/>
-          <w:kern w:val="0"/>
-          <w14:ligatures w14:val="none"/>
-        </w:rPr>
-        <w:t>p</w:t>
-      </w:r>
-      <w:r>
-        <w:rPr>
-          <w:rFonts w:ascii="Times New Roman" w:eastAsia="Times New Roman" w:hAnsi="Times New Roman" w:cs="Times New Roman"/>
-          <w:color w:val="000000"/>
-          <w:kern w:val="0"/>
-          <w14:ligatures w14:val="none"/>
-        </w:rPr>
-        <w:t>led to the ground. You walk to the sideline with a hand on your side</w:t>
-      </w:r>
-      <w:r>
-        <w:rPr>
-          <w:rFonts w:ascii="Times New Roman" w:eastAsia="Times New Roman" w:hAnsi="Times New Roman" w:cs="Times New Roman"/>
-          <w:color w:val="000000"/>
-          <w:kern w:val="0"/>
-          <w14:ligatures w14:val="none"/>
-        </w:rPr>
-        <w:t xml:space="preserve"> or </w:t>
-      </w:r>
-      <w:r>
-        <w:rPr>
-          <w:rFonts w:ascii="Times New Roman" w:eastAsia="Times New Roman" w:hAnsi="Times New Roman" w:cs="Times New Roman"/>
-          <w:color w:val="000000"/>
-          <w:kern w:val="0"/>
-          <w14:ligatures w14:val="none"/>
-        </w:rPr>
-        <w:t xml:space="preserve">back kidney area. You were hit with the knee on your side and </w:t>
-      </w:r>
-      <w:r>
-        <w:rPr>
-          <w:rFonts w:ascii="Times New Roman" w:eastAsia="Times New Roman" w:hAnsi="Times New Roman" w:cs="Times New Roman"/>
-          <w:color w:val="000000"/>
-          <w:kern w:val="0"/>
-          <w14:ligatures w14:val="none"/>
-        </w:rPr>
-        <w:t xml:space="preserve">the </w:t>
-      </w:r>
-      <w:r>
-        <w:rPr>
-          <w:rFonts w:ascii="Times New Roman" w:eastAsia="Times New Roman" w:hAnsi="Times New Roman" w:cs="Times New Roman"/>
-          <w:color w:val="000000"/>
-          <w:kern w:val="0"/>
-          <w14:ligatures w14:val="none"/>
-        </w:rPr>
-        <w:t>back area.</w:t>
-      </w:r>
-    </w:p>
-    <w:p>
-      <w:pPr>
-        <w:spacing w:line="480" w:lineRule="auto"/>
-        <w:rPr>
-          <w:rFonts w:ascii="Times New Roman" w:eastAsia="Times New Roman" w:hAnsi="Times New Roman" w:cs="Times New Roman"/>
-          <w:color w:val="000000"/>
-          <w:kern w:val="0"/>
-          <w14:ligatures w14:val="none"/>
-        </w:rPr>
-      </w:pPr>
-    </w:p>
-    <w:p>
-      <w:pPr>
-        <w:spacing w:line="480" w:lineRule="auto"/>
-        <w:rPr>
-          <w:rFonts w:ascii="Times New Roman" w:hAnsi="Times New Roman" w:cs="Times New Roman"/>
-          <w:b/>
-          <w:bCs/>
-          <w:color w:val="000000"/>
-        </w:rPr>
-      </w:pPr>
-      <w:r>
-        <w:rPr>
-          <w:rFonts w:ascii="Times New Roman" w:eastAsia="Times New Roman" w:hAnsi="Times New Roman" w:cs="Times New Roman"/>
-          <w:color w:val="000000"/>
-          <w:kern w:val="0"/>
-          <w14:ligatures w14:val="none"/>
-        </w:rPr>
-        <w:t xml:space="preserve">There </w:t>
-      </w:r>
-      <w:r>
-        <w:rPr>
-          <w:rFonts w:ascii="Times New Roman" w:eastAsia="Times New Roman" w:hAnsi="Times New Roman" w:cs="Times New Roman"/>
-          <w:color w:val="000000"/>
-          <w:kern w:val="0"/>
-          <w14:ligatures w14:val="none"/>
-        </w:rPr>
-        <w:t xml:space="preserve">are </w:t>
-      </w:r>
-      <w:r>
-        <w:rPr>
-          <w:rFonts w:ascii="Times New Roman" w:eastAsia="Times New Roman" w:hAnsi="Times New Roman" w:cs="Times New Roman"/>
-          <w:color w:val="000000"/>
-          <w:kern w:val="0"/>
-          <w14:ligatures w14:val="none"/>
-        </w:rPr>
-        <w:t xml:space="preserve">about </w:t>
-      </w:r>
-      <w:r>
-        <w:rPr>
-          <w:rFonts w:ascii="Times New Roman" w:eastAsia="Times New Roman" w:hAnsi="Times New Roman" w:cs="Times New Roman"/>
-          <w:color w:val="000000"/>
-          <w:kern w:val="0"/>
-          <w14:ligatures w14:val="none"/>
-        </w:rPr>
-        <w:t>15 minutes</w:t>
-      </w:r>
-      <w:r>
-        <w:rPr>
-          <w:rFonts w:ascii="Times New Roman" w:eastAsia="Times New Roman" w:hAnsi="Times New Roman" w:cs="Times New Roman"/>
-          <w:color w:val="000000"/>
-          <w:kern w:val="0"/>
-          <w14:ligatures w14:val="none"/>
-        </w:rPr>
-        <w:t xml:space="preserve"> left in the first half of the NCAA quarter finals.</w:t>
-      </w:r>
-    </w:p>
-    <w:p>
-      <w:pPr>
-        <w:spacing w:line="480" w:lineRule="auto"/>
-        <w:rPr>
-          <w:rFonts w:ascii="Times New Roman" w:eastAsia="Times New Roman" w:hAnsi="Times New Roman" w:cs="Times New Roman"/>
-          <w:color w:val="000000"/>
-          <w:kern w:val="0"/>
-          <w14:ligatures w14:val="none"/>
-        </w:rPr>
-      </w:pPr>
-    </w:p>
-    <w:p>
-      <w:pPr>
-        <w:spacing w:line="480" w:lineRule="auto"/>
-        <w:rPr>
-          <w:rFonts w:ascii="Times New Roman" w:eastAsia="Times New Roman" w:hAnsi="Times New Roman" w:cs="Times New Roman"/>
-          <w:color w:val="000000"/>
-          <w:kern w:val="0"/>
-          <w14:ligatures w14:val="none"/>
-        </w:rPr>
-      </w:pPr>
-      <w:r>
-        <w:rPr>
-          <w:rFonts w:ascii="Times New Roman" w:eastAsia="Times New Roman" w:hAnsi="Times New Roman" w:cs="Times New Roman"/>
-          <w:color w:val="000000"/>
-          <w:kern w:val="0"/>
-          <w14:ligatures w14:val="none"/>
-        </w:rPr>
-        <w:t>You are negative for any concussion symptoms, and you did not hit your head. You feel tired and are struggling to breath</w:t>
-      </w:r>
-      <w:r>
-        <w:rPr>
-          <w:rFonts w:ascii="Times New Roman" w:eastAsia="Times New Roman" w:hAnsi="Times New Roman" w:cs="Times New Roman"/>
-          <w:color w:val="000000"/>
-          <w:kern w:val="0"/>
-          <w14:ligatures w14:val="none"/>
-        </w:rPr>
-        <w:t>e</w:t>
-      </w:r>
-      <w:r>
-        <w:rPr>
-          <w:rFonts w:ascii="Times New Roman" w:eastAsia="Times New Roman" w:hAnsi="Times New Roman" w:cs="Times New Roman"/>
-          <w:color w:val="000000"/>
-          <w:kern w:val="0"/>
-          <w14:ligatures w14:val="none"/>
-        </w:rPr>
-        <w:t xml:space="preserve"> a bit. You believe you are simply still winded from the blow.</w:t>
-      </w:r>
-      <w:r>
-        <w:rPr>
-          <w:rFonts w:ascii="Times New Roman" w:eastAsia="Times New Roman" w:hAnsi="Times New Roman" w:cs="Times New Roman"/>
-          <w:color w:val="000000"/>
-          <w:kern w:val="0"/>
-          <w14:ligatures w14:val="none"/>
-        </w:rPr>
-        <w:t xml:space="preserve"> </w:t>
-      </w:r>
-      <w:r>
-        <w:rPr>
-          <w:rFonts w:ascii="Times New Roman" w:eastAsia="Times New Roman" w:hAnsi="Times New Roman" w:cs="Times New Roman"/>
-          <w:color w:val="000000"/>
-          <w:kern w:val="0"/>
-          <w14:ligatures w14:val="none"/>
-        </w:rPr>
-        <w:t>You do not have any diaphragmatic pain, but it is like you got the wind knocked out of you.</w:t>
-      </w:r>
-      <w:r>
-        <w:rPr>
-          <w:rFonts w:ascii="Times New Roman" w:eastAsia="Times New Roman" w:hAnsi="Times New Roman" w:cs="Times New Roman"/>
-          <w:color w:val="000000"/>
-          <w:kern w:val="0"/>
-          <w14:ligatures w14:val="none"/>
-        </w:rPr>
-        <w:t xml:space="preserve"> </w:t>
-      </w:r>
-      <w:r>
-        <w:rPr>
-          <w:rFonts w:ascii="Times New Roman" w:eastAsia="Times New Roman" w:hAnsi="Times New Roman" w:cs="Times New Roman"/>
-          <w:color w:val="000000"/>
-          <w:kern w:val="0"/>
-          <w14:ligatures w14:val="none"/>
-        </w:rPr>
-        <w:t>You explain this and state, “I just need a minute to catch my breath</w:t>
-      </w:r>
-      <w:r>
-        <w:rPr>
-          <w:rFonts w:ascii="Times New Roman" w:eastAsia="Times New Roman" w:hAnsi="Times New Roman" w:cs="Times New Roman"/>
-          <w:color w:val="000000"/>
-          <w:kern w:val="0"/>
-          <w14:ligatures w14:val="none"/>
-        </w:rPr>
-        <w:t>,</w:t>
-      </w:r>
-      <w:r>
-        <w:rPr>
-          <w:rFonts w:ascii="Times New Roman" w:eastAsia="Times New Roman" w:hAnsi="Times New Roman" w:cs="Times New Roman"/>
-          <w:color w:val="000000"/>
-          <w:kern w:val="0"/>
-          <w14:ligatures w14:val="none"/>
-        </w:rPr>
-        <w:t xml:space="preserve"> and then I </w:t>
-      </w:r>
-      <w:r>
-        <w:rPr>
-          <w:rFonts w:ascii="Times New Roman" w:eastAsia="Times New Roman" w:hAnsi="Times New Roman" w:cs="Times New Roman"/>
-          <w:color w:val="000000"/>
-          <w:kern w:val="0"/>
-          <w14:ligatures w14:val="none"/>
-        </w:rPr>
-        <w:t>am</w:t>
-      </w:r>
-      <w:r>
-        <w:rPr>
-          <w:rFonts w:ascii="Times New Roman" w:eastAsia="Times New Roman" w:hAnsi="Times New Roman" w:cs="Times New Roman"/>
-          <w:color w:val="000000"/>
-          <w:kern w:val="0"/>
-          <w14:ligatures w14:val="none"/>
-        </w:rPr>
-        <w:t xml:space="preserve"> ready to go back in.”</w:t>
-      </w:r>
-    </w:p>
-    <w:p>
-      <w:pPr>
-        <w:spacing w:line="480" w:lineRule="auto"/>
-        <w:rPr>
-          <w:rFonts w:ascii="Times New Roman" w:hAnsi="Times New Roman" w:cs="Times New Roman"/>
-          <w:color w:val="000000"/>
-        </w:rPr>
-      </w:pPr>
-    </w:p>
-    <w:p>
-      <w:pPr>
-        <w:spacing w:line="480" w:lineRule="auto"/>
-        <w:rPr>
-          <w:rFonts w:ascii="Times New Roman" w:hAnsi="Times New Roman" w:cs="Times New Roman"/>
-          <w:color w:val="000000"/>
-        </w:rPr>
-      </w:pPr>
-      <w:r>
-        <w:rPr>
-          <w:rFonts w:ascii="Times New Roman" w:hAnsi="Times New Roman" w:cs="Times New Roman"/>
-          <w:b/>
-          <w:bCs/>
-          <w:color w:val="000000"/>
-        </w:rPr>
         <w:t>Level of consciousness (LOC):</w:t>
       </w:r>
       <w:r>
@@ -7650,15 +7388,7 @@
           <w:rFonts w:ascii="Times New Roman" w:eastAsia="Times New Roman" w:hAnsi="Times New Roman" w:cs="Times New Roman"/>
           <w:color w:val="000000"/>
         </w:rPr>
-        <w:t xml:space="preserve">is returned to play within </w:t>
-      </w:r>
-      <w:proofErr w:type="gramStart"/>
-      <w:r>
-        <w:rPr>
-          <w:rFonts w:ascii="Times New Roman" w:eastAsia="Times New Roman" w:hAnsi="Times New Roman" w:cs="Times New Roman"/>
-          <w:color w:val="000000"/>
-        </w:rPr>
-        <w:t xml:space="preserve">the </w:t>
+        <w:t xml:space="preserve">is returned to play within the </w:t>
       </w:r>
       <w:r>
         <w:rPr>
@@ -7667,7 +7397,6 @@
         </w:rPr>
         <w:t>10</w:t>
       </w:r>
-      <w:proofErr w:type="gramEnd"/>
       <w:r>
         <w:rPr>
           <w:rFonts w:ascii="Times New Roman" w:eastAsia="Times New Roman" w:hAnsi="Times New Roman" w:cs="Times New Roman"/>
@@ -9434,15 +9163,7 @@
                 <w:rFonts w:ascii="Times New Roman" w:hAnsi="Times New Roman" w:cs="Times New Roman"/>
                 <w:color w:val="000000"/>
               </w:rPr>
-              <w:t xml:space="preserve">3 </w:t>
-            </w:r>
-            <w:proofErr w:type="spellStart"/>
-            <w:r>
-              <w:rPr>
-                <w:rFonts w:ascii="Times New Roman" w:hAnsi="Times New Roman" w:cs="Times New Roman"/>
-                <w:color w:val="000000"/>
-              </w:rPr>
-              <w:t>h</w:t>
+              <w:t>3 h</w:t>
             </w:r>
             <w:r>
               <w:rPr>
@@ -9451,7 +9172,6 @@
               </w:rPr>
               <w:t>r</w:t>
             </w:r>
-            <w:proofErr w:type="spellEnd"/>
             <w:r>
               <w:rPr>
                 <w:rFonts w:ascii="Times New Roman" w:hAnsi="Times New Roman" w:cs="Times New Roman"/>
@@ -9616,23 +9336,7 @@
                 <w:rFonts w:ascii="Times New Roman" w:hAnsi="Times New Roman" w:cs="Times New Roman"/>
                 <w:color w:val="000000"/>
               </w:rPr>
-              <w:t xml:space="preserve">, if </w:t>
-            </w:r>
-            <w:proofErr w:type="gramStart"/>
-            <w:r>
-              <w:rPr>
-                <w:rFonts w:ascii="Times New Roman" w:hAnsi="Times New Roman" w:cs="Times New Roman"/>
-                <w:color w:val="000000"/>
-              </w:rPr>
-              <w:t>palpate</w:t>
-            </w:r>
-            <w:proofErr w:type="gramEnd"/>
-            <w:r>
-              <w:rPr>
-                <w:rFonts w:ascii="Times New Roman" w:hAnsi="Times New Roman" w:cs="Times New Roman"/>
-                <w:color w:val="000000"/>
-              </w:rPr>
-              <w:t xml:space="preserve"> under ribs/liver area this causes discomfort and slight pain. Palpating ribs also causes pain.</w:t>
+              <w:t>, if palpate under ribs/liver area this causes discomfort and slight pain. Palpating ribs also causes pain.</w:t>
             </w:r>
             <w:r>
               <w:rPr>
@@ -9801,23 +9505,7 @@
                 <w:rFonts w:ascii="Times New Roman" w:hAnsi="Times New Roman" w:cs="Times New Roman"/>
                 <w:color w:val="000000"/>
               </w:rPr>
-              <w:t xml:space="preserve">+ min, then it </w:t>
-            </w:r>
-            <w:proofErr w:type="gramStart"/>
-            <w:r>
-              <w:rPr>
-                <w:rFonts w:ascii="Times New Roman" w:hAnsi="Times New Roman" w:cs="Times New Roman"/>
-                <w:color w:val="000000"/>
-              </w:rPr>
-              <w:t>is starting</w:t>
-            </w:r>
-            <w:proofErr w:type="gramEnd"/>
-            <w:r>
-              <w:rPr>
-                <w:rFonts w:ascii="Times New Roman" w:hAnsi="Times New Roman" w:cs="Times New Roman"/>
-                <w:color w:val="000000"/>
-              </w:rPr>
-              <w:t xml:space="preserve"> to hurt in front)</w:t>
+              <w:t>+ min, then it is starting to hurt in front)</w:t>
             </w:r>
           </w:p>
         </w:tc>
@@ -10291,23 +9979,7 @@
           <w:rFonts w:ascii="Times New Roman" w:eastAsia="Times New Roman" w:hAnsi="Times New Roman" w:cs="Times New Roman"/>
           <w:color w:val="000000"/>
         </w:rPr>
-        <w:t xml:space="preserve">out” is used to immediately stop a simulation. As </w:t>
-      </w:r>
-      <w:proofErr w:type="gramStart"/>
-      <w:r>
-        <w:rPr>
-          <w:rFonts w:ascii="Times New Roman" w:eastAsia="Times New Roman" w:hAnsi="Times New Roman" w:cs="Times New Roman"/>
-          <w:color w:val="000000"/>
-        </w:rPr>
-        <w:t>the</w:t>
-      </w:r>
-      <w:proofErr w:type="gramEnd"/>
-      <w:r>
-        <w:rPr>
-          <w:rFonts w:ascii="Times New Roman" w:eastAsia="Times New Roman" w:hAnsi="Times New Roman" w:cs="Times New Roman"/>
-          <w:color w:val="000000"/>
-        </w:rPr>
-        <w:t xml:space="preserve"> standardized patient</w:t>
+        <w:t>out” is used to immediately stop a simulation. As the standardized patient</w:t>
       </w:r>
       <w:r>
         <w:rPr>
@@ -10411,35 +10083,75 @@
           <w:bCs/>
           <w:color w:val="000000"/>
         </w:rPr>
-        <w:t>\</w:t>
-      </w:r>
-      <w:proofErr w:type="spellStart"/>
-      <w:r>
-        <w:rPr>
-          <w:rFonts w:ascii="Times New Roman" w:hAnsi="Times New Roman" w:cs="Times New Roman"/>
+        <w:t>\qqEND downloadable content\</w:t>
+      </w:r>
+    </w:p>
+    <w:p>
+      <w:pPr>
+        <w:spacing w:line="480" w:lineRule="auto"/>
+        <w:rPr>
+          <w:rFonts w:ascii="Times New Roman" w:hAnsi="Times New Roman" w:cs="Times New Roman"/>
+          <w:color w:val="000000"/>
+        </w:rPr>
+      </w:pPr>
+    </w:p>
+    <w:p>
+      <w:pPr>
+        <w:spacing w:line="480" w:lineRule="auto"/>
+        <w:rPr>
+          <w:rFonts w:ascii="Times New Roman" w:eastAsia="Times New Roman" w:hAnsi="Times New Roman" w:cs="Times New Roman"/>
           <w:b/>
           <w:bCs/>
           <w:color w:val="000000"/>
         </w:rPr>
-        <w:t>qqEND</w:t>
-      </w:r>
-      <w:proofErr w:type="spellEnd"/>
-      <w:r>
-        <w:rPr>
-          <w:rFonts w:ascii="Times New Roman" w:hAnsi="Times New Roman" w:cs="Times New Roman"/>
+      </w:pPr>
+      <w:r>
+        <w:rPr>
+          <w:rFonts w:ascii="Times New Roman" w:eastAsia="Times New Roman" w:hAnsi="Times New Roman" w:cs="Times New Roman"/>
           <w:b/>
           <w:bCs/>
           <w:color w:val="000000"/>
         </w:rPr>
-        <w:t xml:space="preserve"> downloadable content\</w:t>
-      </w:r>
-    </w:p>
-    <w:p>
-      <w:pPr>
-        <w:spacing w:line="480" w:lineRule="auto"/>
-        <w:rPr>
-          <w:rFonts w:ascii="Times New Roman" w:hAnsi="Times New Roman" w:cs="Times New Roman"/>
-          <w:color w:val="000000"/>
+        <w:t>\qqBEGIN downloadable content. Button name: Information for Proctor</w:t>
+      </w:r>
+    </w:p>
+    <w:p>
+      <w:pPr>
+        <w:spacing w:line="480" w:lineRule="auto"/>
+        <w:rPr>
+          <w:rFonts w:ascii="Times New Roman" w:eastAsia="Times New Roman" w:hAnsi="Times New Roman" w:cs="Times New Roman"/>
+          <w:color w:val="000000"/>
+        </w:rPr>
+      </w:pPr>
+      <w:r>
+        <w:rPr>
+          <w:rFonts w:ascii="Times New Roman" w:eastAsia="Times New Roman" w:hAnsi="Times New Roman" w:cs="Times New Roman"/>
+          <w:color w:val="000000"/>
+        </w:rPr>
+        <w:t xml:space="preserve">&lt;title&gt;Information for Proctor for SP </w:t>
+      </w:r>
+      <w:r>
+        <w:rPr>
+          <w:rFonts w:ascii="Times New Roman" w:eastAsia="Times New Roman" w:hAnsi="Times New Roman" w:cs="Times New Roman"/>
+          <w:color w:val="000000"/>
+        </w:rPr>
+        <w:t>1</w:t>
+      </w:r>
+      <w:r>
+        <w:rPr>
+          <w:rFonts w:ascii="Times New Roman" w:eastAsia="Times New Roman" w:hAnsi="Times New Roman" w:cs="Times New Roman"/>
+          <w:color w:val="000000"/>
+        </w:rPr>
+        <w:t>: Spleen</w:t>
+      </w:r>
+    </w:p>
+    <w:p>
+      <w:pPr>
+        <w:spacing w:line="480" w:lineRule="auto"/>
+        <w:rPr>
+          <w:rFonts w:ascii="Times New Roman" w:eastAsia="Times New Roman" w:hAnsi="Times New Roman" w:cs="Times New Roman"/>
+          <w:color w:val="000000"/>
+          <w:u w:val="single"/>
         </w:rPr>
       </w:pPr>
     </w:p>
@@ -10460,9 +10172,8 @@
           <w:bCs/>
           <w:color w:val="000000"/>
         </w:rPr>
-        <w:t>\</w:t>
-      </w:r>
-      <w:proofErr w:type="spellStart"/>
+        <w:t>\qqID</w:t>
+      </w:r>
       <w:r>
         <w:rPr>
           <w:rFonts w:ascii="Times New Roman" w:eastAsia="Times New Roman" w:hAnsi="Times New Roman" w:cs="Times New Roman"/>
@@ -10470,9 +10181,8 @@
           <w:bCs/>
           <w:color w:val="000000"/>
         </w:rPr>
-        <w:t>qqBEGIN</w:t>
-      </w:r>
-      <w:proofErr w:type="spellEnd"/>
+        <w:t xml:space="preserve">: Include these items in </w:t>
+      </w:r>
       <w:r>
         <w:rPr>
           <w:rFonts w:ascii="Times New Roman" w:eastAsia="Times New Roman" w:hAnsi="Times New Roman" w:cs="Times New Roman"/>
@@ -10480,59 +10190,17 @@
           <w:bCs/>
           <w:color w:val="000000"/>
         </w:rPr>
-        <w:t xml:space="preserve"> downloadable content. Button name: Information for Proctor</w:t>
-      </w:r>
-    </w:p>
-    <w:p>
-      <w:pPr>
-        <w:spacing w:line="480" w:lineRule="auto"/>
-        <w:rPr>
-          <w:rFonts w:ascii="Times New Roman" w:eastAsia="Times New Roman" w:hAnsi="Times New Roman" w:cs="Times New Roman"/>
-          <w:color w:val="000000"/>
-        </w:rPr>
-      </w:pPr>
-      <w:r>
-        <w:rPr>
-          <w:rFonts w:ascii="Times New Roman" w:eastAsia="Times New Roman" w:hAnsi="Times New Roman" w:cs="Times New Roman"/>
-          <w:color w:val="000000"/>
-        </w:rPr>
-        <w:t xml:space="preserve">&lt;title&gt;Information for Proctor for SP </w:t>
-      </w:r>
-      <w:r>
-        <w:rPr>
-          <w:rFonts w:ascii="Times New Roman" w:eastAsia="Times New Roman" w:hAnsi="Times New Roman" w:cs="Times New Roman"/>
-          <w:color w:val="000000"/>
-        </w:rPr>
-        <w:t>1</w:t>
-      </w:r>
-      <w:r>
-        <w:rPr>
-          <w:rFonts w:ascii="Times New Roman" w:eastAsia="Times New Roman" w:hAnsi="Times New Roman" w:cs="Times New Roman"/>
-          <w:color w:val="000000"/>
-        </w:rPr>
-        <w:t>: Spleen</w:t>
-      </w:r>
-    </w:p>
-    <w:p>
-      <w:pPr>
-        <w:spacing w:line="480" w:lineRule="auto"/>
-        <w:rPr>
-          <w:rFonts w:ascii="Times New Roman" w:eastAsia="Times New Roman" w:hAnsi="Times New Roman" w:cs="Times New Roman"/>
-          <w:color w:val="000000"/>
-          <w:u w:val="single"/>
-        </w:rPr>
-      </w:pPr>
-    </w:p>
-    <w:p>
-      <w:pPr>
-        <w:spacing w:line="480" w:lineRule="auto"/>
+        <w:t>one</w:t>
+      </w:r>
+      <w:r>
         <w:rPr>
           <w:rFonts w:ascii="Times New Roman" w:eastAsia="Times New Roman" w:hAnsi="Times New Roman" w:cs="Times New Roman"/>
           <w:b/>
           <w:bCs/>
           <w:color w:val="000000"/>
         </w:rPr>
-      </w:pPr>
+        <w:t xml:space="preserve"> document for the proctor for SP </w:t>
+      </w:r>
       <w:r>
         <w:rPr>
           <w:rFonts w:ascii="Times New Roman" w:eastAsia="Times New Roman" w:hAnsi="Times New Roman" w:cs="Times New Roman"/>
@@ -10540,9 +10208,8 @@
           <w:bCs/>
           <w:color w:val="000000"/>
         </w:rPr>
-        <w:t>\</w:t>
-      </w:r>
-      <w:proofErr w:type="spellStart"/>
+        <w:t>1</w:t>
+      </w:r>
       <w:r>
         <w:rPr>
           <w:rFonts w:ascii="Times New Roman" w:eastAsia="Times New Roman" w:hAnsi="Times New Roman" w:cs="Times New Roman"/>
@@ -10550,291 +10217,427 @@
           <w:bCs/>
           <w:color w:val="000000"/>
         </w:rPr>
-        <w:t>qqID</w:t>
-      </w:r>
-      <w:proofErr w:type="spellEnd"/>
-      <w:r>
-        <w:rPr>
-          <w:rFonts w:ascii="Times New Roman" w:eastAsia="Times New Roman" w:hAnsi="Times New Roman" w:cs="Times New Roman"/>
+        <w:t xml:space="preserve"> Spleen:</w:t>
+      </w:r>
+    </w:p>
+    <w:p>
+      <w:pPr>
+        <w:spacing w:line="480" w:lineRule="auto"/>
+        <w:rPr>
+          <w:rFonts w:ascii="Times New Roman" w:eastAsia="Times New Roman" w:hAnsi="Times New Roman" w:cs="Times New Roman"/>
+          <w:color w:val="000000"/>
+        </w:rPr>
+      </w:pPr>
+      <w:r>
+        <w:rPr>
+          <w:rFonts w:ascii="Times New Roman" w:eastAsia="Times New Roman" w:hAnsi="Times New Roman" w:cs="Times New Roman"/>
+          <w:color w:val="000000"/>
+        </w:rPr>
+        <w:t xml:space="preserve">Copy </w:t>
+      </w:r>
+      <w:r>
+        <w:rPr>
+          <w:rFonts w:ascii="Times New Roman" w:eastAsia="Times New Roman" w:hAnsi="Times New Roman" w:cs="Times New Roman"/>
+          <w:color w:val="000000"/>
+        </w:rPr>
+        <w:t xml:space="preserve">of </w:t>
+      </w:r>
+      <w:r>
+        <w:rPr>
+          <w:rFonts w:ascii="Times New Roman" w:eastAsia="Times New Roman" w:hAnsi="Times New Roman" w:cs="Times New Roman"/>
+          <w:color w:val="000000"/>
+        </w:rPr>
+        <w:t>rubric</w:t>
+      </w:r>
+    </w:p>
+    <w:p>
+      <w:pPr>
+        <w:spacing w:line="480" w:lineRule="auto"/>
+        <w:rPr>
+          <w:rFonts w:ascii="Times New Roman" w:eastAsia="Times New Roman" w:hAnsi="Times New Roman" w:cs="Times New Roman"/>
+          <w:color w:val="000000"/>
+        </w:rPr>
+      </w:pPr>
+      <w:r>
+        <w:rPr>
+          <w:rFonts w:ascii="Times New Roman" w:eastAsia="Times New Roman" w:hAnsi="Times New Roman" w:cs="Times New Roman"/>
+          <w:color w:val="000000"/>
+        </w:rPr>
+        <w:t xml:space="preserve">Copy </w:t>
+      </w:r>
+      <w:r>
+        <w:rPr>
+          <w:rFonts w:ascii="Times New Roman" w:eastAsia="Times New Roman" w:hAnsi="Times New Roman" w:cs="Times New Roman"/>
+          <w:color w:val="000000"/>
+        </w:rPr>
+        <w:t>of</w:t>
+      </w:r>
+      <w:r>
+        <w:rPr>
+          <w:rFonts w:ascii="Times New Roman" w:eastAsia="Times New Roman" w:hAnsi="Times New Roman" w:cs="Times New Roman"/>
+          <w:color w:val="000000"/>
+        </w:rPr>
+        <w:t xml:space="preserve"> </w:t>
+      </w:r>
+      <w:r>
+        <w:rPr>
+          <w:rFonts w:ascii="Times New Roman" w:eastAsia="Times New Roman" w:hAnsi="Times New Roman" w:cs="Times New Roman"/>
+          <w:color w:val="000000"/>
+        </w:rPr>
+        <w:t>situation and setting</w:t>
+      </w:r>
+    </w:p>
+    <w:p>
+      <w:pPr>
+        <w:spacing w:line="480" w:lineRule="auto"/>
+        <w:rPr>
+          <w:rFonts w:ascii="Times New Roman" w:hAnsi="Times New Roman" w:cs="Times New Roman"/>
           <w:b/>
           <w:bCs/>
           <w:color w:val="000000"/>
         </w:rPr>
-        <w:t xml:space="preserve">: Include these items in </w:t>
-      </w:r>
-      <w:r>
-        <w:rPr>
-          <w:rFonts w:ascii="Times New Roman" w:eastAsia="Times New Roman" w:hAnsi="Times New Roman" w:cs="Times New Roman"/>
+      </w:pPr>
+      <w:r>
+        <w:rPr>
+          <w:rFonts w:ascii="Times New Roman" w:eastAsia="Times New Roman" w:hAnsi="Times New Roman" w:cs="Times New Roman"/>
+          <w:color w:val="000000"/>
+        </w:rPr>
+        <w:t xml:space="preserve">Copy </w:t>
+      </w:r>
+      <w:r>
+        <w:rPr>
+          <w:rFonts w:ascii="Times New Roman" w:eastAsia="Times New Roman" w:hAnsi="Times New Roman" w:cs="Times New Roman"/>
+          <w:color w:val="000000"/>
+        </w:rPr>
+        <w:t xml:space="preserve">of </w:t>
+      </w:r>
+      <w:r>
+        <w:rPr>
+          <w:rFonts w:ascii="Times New Roman" w:eastAsia="Times New Roman" w:hAnsi="Times New Roman" w:cs="Times New Roman"/>
+          <w:color w:val="000000"/>
+        </w:rPr>
+        <w:t>i</w:t>
+      </w:r>
+      <w:r>
+        <w:rPr>
+          <w:rFonts w:ascii="Times New Roman" w:eastAsia="Times New Roman" w:hAnsi="Times New Roman" w:cs="Times New Roman"/>
+          <w:color w:val="000000"/>
+        </w:rPr>
+        <w:t xml:space="preserve">nformation for SP </w:t>
+      </w:r>
+      <w:r>
+        <w:rPr>
+          <w:rFonts w:ascii="Times New Roman" w:eastAsia="Times New Roman" w:hAnsi="Times New Roman" w:cs="Times New Roman"/>
+          <w:color w:val="000000"/>
+        </w:rPr>
+        <w:t>1</w:t>
+      </w:r>
+      <w:r>
+        <w:rPr>
+          <w:rFonts w:ascii="Times New Roman" w:eastAsia="Times New Roman" w:hAnsi="Times New Roman" w:cs="Times New Roman"/>
+          <w:color w:val="000000"/>
+        </w:rPr>
+        <w:t xml:space="preserve">: </w:t>
+      </w:r>
+      <w:r>
+        <w:rPr>
+          <w:rFonts w:ascii="Times New Roman" w:eastAsia="Times New Roman" w:hAnsi="Times New Roman" w:cs="Times New Roman"/>
+          <w:color w:val="000000"/>
+        </w:rPr>
+        <w:t>s</w:t>
+      </w:r>
+      <w:r>
+        <w:rPr>
+          <w:rFonts w:ascii="Times New Roman" w:eastAsia="Times New Roman" w:hAnsi="Times New Roman" w:cs="Times New Roman"/>
+          <w:color w:val="000000"/>
+        </w:rPr>
+        <w:t>pleen</w:t>
+      </w:r>
+    </w:p>
+    <w:p>
+      <w:pPr>
+        <w:spacing w:line="480" w:lineRule="auto"/>
+        <w:rPr>
+          <w:rFonts w:ascii="Times New Roman" w:hAnsi="Times New Roman" w:cs="Times New Roman"/>
           <w:b/>
           <w:bCs/>
           <w:color w:val="000000"/>
         </w:rPr>
-        <w:t>one</w:t>
-      </w:r>
-      <w:r>
-        <w:rPr>
-          <w:rFonts w:ascii="Times New Roman" w:eastAsia="Times New Roman" w:hAnsi="Times New Roman" w:cs="Times New Roman"/>
+      </w:pPr>
+      <w:r>
+        <w:rPr>
+          <w:rFonts w:ascii="Times New Roman" w:hAnsi="Times New Roman" w:cs="Times New Roman"/>
           <w:b/>
           <w:bCs/>
           <w:color w:val="000000"/>
         </w:rPr>
-        <w:t xml:space="preserve"> document for the proctor for SP </w:t>
-      </w:r>
-      <w:r>
+        <w:t>xqq\</w:t>
+      </w:r>
+    </w:p>
+    <w:p>
+      <w:pPr>
+        <w:spacing w:line="480" w:lineRule="auto"/>
+        <w:rPr>
+          <w:rFonts w:ascii="Times New Roman" w:eastAsia="Times New Roman" w:hAnsi="Times New Roman" w:cs="Times New Roman"/>
+          <w:color w:val="000000"/>
+        </w:rPr>
+      </w:pPr>
+    </w:p>
+    <w:p>
+      <w:pPr>
+        <w:spacing w:line="480" w:lineRule="auto"/>
         <w:rPr>
           <w:rFonts w:ascii="Times New Roman" w:eastAsia="Times New Roman" w:hAnsi="Times New Roman" w:cs="Times New Roman"/>
           <w:b/>
           <w:bCs/>
           <w:color w:val="000000"/>
         </w:rPr>
-        <w:t>1</w:t>
-      </w:r>
-      <w:r>
+      </w:pPr>
+      <w:r>
+        <w:rPr>
+          <w:rFonts w:ascii="Times New Roman" w:eastAsia="Times New Roman" w:hAnsi="Times New Roman" w:cs="Times New Roman"/>
+          <w:color w:val="000000"/>
+        </w:rPr>
+        <w:t xml:space="preserve">&lt;title&gt;Information for Proctor for SP </w:t>
+      </w:r>
+      <w:r>
+        <w:rPr>
+          <w:rFonts w:ascii="Times New Roman" w:eastAsia="Times New Roman" w:hAnsi="Times New Roman" w:cs="Times New Roman"/>
+          <w:color w:val="000000"/>
+        </w:rPr>
+        <w:t>2</w:t>
+      </w:r>
+      <w:r>
+        <w:rPr>
+          <w:rFonts w:ascii="Times New Roman" w:eastAsia="Times New Roman" w:hAnsi="Times New Roman" w:cs="Times New Roman"/>
+          <w:color w:val="000000"/>
+        </w:rPr>
+        <w:t>: Liver</w:t>
+      </w:r>
+    </w:p>
+    <w:p>
+      <w:pPr>
+        <w:spacing w:line="480" w:lineRule="auto"/>
         <w:rPr>
           <w:rFonts w:ascii="Times New Roman" w:eastAsia="Times New Roman" w:hAnsi="Times New Roman" w:cs="Times New Roman"/>
           <w:b/>
           <w:bCs/>
           <w:color w:val="000000"/>
         </w:rPr>
-        <w:t xml:space="preserve"> Spleen:</w:t>
-      </w:r>
-    </w:p>
-    <w:p>
-      <w:pPr>
-        <w:spacing w:line="480" w:lineRule="auto"/>
-        <w:rPr>
-          <w:rFonts w:ascii="Times New Roman" w:eastAsia="Times New Roman" w:hAnsi="Times New Roman" w:cs="Times New Roman"/>
-          <w:color w:val="000000"/>
-        </w:rPr>
-      </w:pPr>
-      <w:r>
-        <w:rPr>
-          <w:rFonts w:ascii="Times New Roman" w:eastAsia="Times New Roman" w:hAnsi="Times New Roman" w:cs="Times New Roman"/>
-          <w:color w:val="000000"/>
-        </w:rPr>
-        <w:t xml:space="preserve">Copy </w:t>
-      </w:r>
-      <w:r>
-        <w:rPr>
-          <w:rFonts w:ascii="Times New Roman" w:eastAsia="Times New Roman" w:hAnsi="Times New Roman" w:cs="Times New Roman"/>
-          <w:color w:val="000000"/>
-        </w:rPr>
-        <w:t xml:space="preserve">of </w:t>
-      </w:r>
-      <w:r>
-        <w:rPr>
-          <w:rFonts w:ascii="Times New Roman" w:eastAsia="Times New Roman" w:hAnsi="Times New Roman" w:cs="Times New Roman"/>
-          <w:color w:val="000000"/>
-        </w:rPr>
-        <w:t>rubric</w:t>
-      </w:r>
-    </w:p>
-    <w:p>
-      <w:pPr>
-        <w:spacing w:line="480" w:lineRule="auto"/>
-        <w:rPr>
-          <w:rFonts w:ascii="Times New Roman" w:eastAsia="Times New Roman" w:hAnsi="Times New Roman" w:cs="Times New Roman"/>
-          <w:color w:val="000000"/>
-        </w:rPr>
-      </w:pPr>
-      <w:r>
-        <w:rPr>
-          <w:rFonts w:ascii="Times New Roman" w:eastAsia="Times New Roman" w:hAnsi="Times New Roman" w:cs="Times New Roman"/>
-          <w:color w:val="000000"/>
-        </w:rPr>
-        <w:t xml:space="preserve">Copy </w:t>
-      </w:r>
-      <w:r>
-        <w:rPr>
-          <w:rFonts w:ascii="Times New Roman" w:eastAsia="Times New Roman" w:hAnsi="Times New Roman" w:cs="Times New Roman"/>
-          <w:color w:val="000000"/>
-        </w:rPr>
-        <w:t>of</w:t>
-      </w:r>
-      <w:r>
-        <w:rPr>
-          <w:rFonts w:ascii="Times New Roman" w:eastAsia="Times New Roman" w:hAnsi="Times New Roman" w:cs="Times New Roman"/>
-          <w:color w:val="000000"/>
-        </w:rPr>
-        <w:t xml:space="preserve"> </w:t>
-      </w:r>
-      <w:r>
-        <w:rPr>
-          <w:rFonts w:ascii="Times New Roman" w:eastAsia="Times New Roman" w:hAnsi="Times New Roman" w:cs="Times New Roman"/>
-          <w:color w:val="000000"/>
-        </w:rPr>
-        <w:t>situation and setting</w:t>
-      </w:r>
-    </w:p>
-    <w:p>
-      <w:pPr>
-        <w:spacing w:line="480" w:lineRule="auto"/>
-        <w:rPr>
-          <w:rFonts w:ascii="Times New Roman" w:hAnsi="Times New Roman" w:cs="Times New Roman"/>
+      </w:pPr>
+      <w:r>
+        <w:rPr>
+          <w:rFonts w:ascii="Times New Roman" w:eastAsia="Times New Roman" w:hAnsi="Times New Roman" w:cs="Times New Roman"/>
           <w:b/>
           <w:bCs/>
           <w:color w:val="000000"/>
         </w:rPr>
-      </w:pPr>
-      <w:r>
-        <w:rPr>
-          <w:rFonts w:ascii="Times New Roman" w:eastAsia="Times New Roman" w:hAnsi="Times New Roman" w:cs="Times New Roman"/>
-          <w:color w:val="000000"/>
-        </w:rPr>
-        <w:t xml:space="preserve">Copy </w:t>
-      </w:r>
-      <w:r>
-        <w:rPr>
-          <w:rFonts w:ascii="Times New Roman" w:eastAsia="Times New Roman" w:hAnsi="Times New Roman" w:cs="Times New Roman"/>
-          <w:color w:val="000000"/>
-        </w:rPr>
-        <w:t xml:space="preserve">of </w:t>
-      </w:r>
-      <w:r>
-        <w:rPr>
-          <w:rFonts w:ascii="Times New Roman" w:eastAsia="Times New Roman" w:hAnsi="Times New Roman" w:cs="Times New Roman"/>
-          <w:color w:val="000000"/>
-        </w:rPr>
-        <w:t>i</w:t>
-      </w:r>
-      <w:r>
-        <w:rPr>
-          <w:rFonts w:ascii="Times New Roman" w:eastAsia="Times New Roman" w:hAnsi="Times New Roman" w:cs="Times New Roman"/>
-          <w:color w:val="000000"/>
-        </w:rPr>
-        <w:t xml:space="preserve">nformation for SP </w:t>
-      </w:r>
-      <w:r>
-        <w:rPr>
-          <w:rFonts w:ascii="Times New Roman" w:eastAsia="Times New Roman" w:hAnsi="Times New Roman" w:cs="Times New Roman"/>
-          <w:color w:val="000000"/>
-        </w:rPr>
-        <w:t>1</w:t>
-      </w:r>
-      <w:r>
-        <w:rPr>
-          <w:rFonts w:ascii="Times New Roman" w:eastAsia="Times New Roman" w:hAnsi="Times New Roman" w:cs="Times New Roman"/>
-          <w:color w:val="000000"/>
-        </w:rPr>
-        <w:t xml:space="preserve">: </w:t>
-      </w:r>
-      <w:r>
-        <w:rPr>
-          <w:rFonts w:ascii="Times New Roman" w:eastAsia="Times New Roman" w:hAnsi="Times New Roman" w:cs="Times New Roman"/>
-          <w:color w:val="000000"/>
-        </w:rPr>
-        <w:t>s</w:t>
-      </w:r>
-      <w:r>
-        <w:rPr>
-          <w:rFonts w:ascii="Times New Roman" w:eastAsia="Times New Roman" w:hAnsi="Times New Roman" w:cs="Times New Roman"/>
-          <w:color w:val="000000"/>
-        </w:rPr>
-        <w:t>pleen</w:t>
-      </w:r>
-    </w:p>
-    <w:p>
-      <w:pPr>
-        <w:spacing w:line="480" w:lineRule="auto"/>
-        <w:rPr>
-          <w:rFonts w:ascii="Times New Roman" w:hAnsi="Times New Roman" w:cs="Times New Roman"/>
+        <w:t>\qqID</w:t>
+      </w:r>
+      <w:r>
+        <w:rPr>
+          <w:rFonts w:ascii="Times New Roman" w:eastAsia="Times New Roman" w:hAnsi="Times New Roman" w:cs="Times New Roman"/>
           <w:b/>
           <w:bCs/>
           <w:color w:val="000000"/>
         </w:rPr>
-      </w:pPr>
-      <w:proofErr w:type="spellStart"/>
-      <w:r>
-        <w:rPr>
-          <w:rFonts w:ascii="Times New Roman" w:hAnsi="Times New Roman" w:cs="Times New Roman"/>
+        <w:t xml:space="preserve">: Include these items in </w:t>
+      </w:r>
+      <w:r>
+        <w:rPr>
+          <w:rFonts w:ascii="Times New Roman" w:eastAsia="Times New Roman" w:hAnsi="Times New Roman" w:cs="Times New Roman"/>
           <w:b/>
           <w:bCs/>
           <w:color w:val="000000"/>
         </w:rPr>
-        <w:t>xqq</w:t>
-      </w:r>
-      <w:proofErr w:type="spellEnd"/>
-      <w:r>
-        <w:rPr>
-          <w:rFonts w:ascii="Times New Roman" w:hAnsi="Times New Roman" w:cs="Times New Roman"/>
+        <w:t>one</w:t>
+      </w:r>
+      <w:r>
+        <w:rPr>
+          <w:rFonts w:ascii="Times New Roman" w:eastAsia="Times New Roman" w:hAnsi="Times New Roman" w:cs="Times New Roman"/>
           <w:b/>
           <w:bCs/>
           <w:color w:val="000000"/>
         </w:rPr>
-        <w:t>\</w:t>
-      </w:r>
-    </w:p>
-    <w:p>
-      <w:pPr>
-        <w:spacing w:line="480" w:lineRule="auto"/>
-        <w:rPr>
-          <w:rFonts w:ascii="Times New Roman" w:eastAsia="Times New Roman" w:hAnsi="Times New Roman" w:cs="Times New Roman"/>
-          <w:color w:val="000000"/>
-        </w:rPr>
-      </w:pPr>
-    </w:p>
-    <w:p>
-      <w:pPr>
-        <w:spacing w:line="480" w:lineRule="auto"/>
+        <w:t xml:space="preserve"> document for the proctor for SP </w:t>
+      </w:r>
+      <w:r>
         <w:rPr>
           <w:rFonts w:ascii="Times New Roman" w:eastAsia="Times New Roman" w:hAnsi="Times New Roman" w:cs="Times New Roman"/>
           <w:b/>
           <w:bCs/>
           <w:color w:val="000000"/>
         </w:rPr>
-      </w:pPr>
-      <w:r>
-        <w:rPr>
-          <w:rFonts w:ascii="Times New Roman" w:eastAsia="Times New Roman" w:hAnsi="Times New Roman" w:cs="Times New Roman"/>
-          <w:color w:val="000000"/>
-        </w:rPr>
-        <w:t xml:space="preserve">&lt;title&gt;Information for Proctor for SP </w:t>
-      </w:r>
-      <w:r>
-        <w:rPr>
-          <w:rFonts w:ascii="Times New Roman" w:eastAsia="Times New Roman" w:hAnsi="Times New Roman" w:cs="Times New Roman"/>
-          <w:color w:val="000000"/>
-        </w:rPr>
         <w:t>2</w:t>
       </w:r>
       <w:r>
-        <w:rPr>
-          <w:rFonts w:ascii="Times New Roman" w:eastAsia="Times New Roman" w:hAnsi="Times New Roman" w:cs="Times New Roman"/>
-          <w:color w:val="000000"/>
-        </w:rPr>
-        <w:t>: Liver</w:t>
-      </w:r>
-    </w:p>
-    <w:p>
-      <w:pPr>
-        <w:spacing w:line="480" w:lineRule="auto"/>
         <w:rPr>
           <w:rFonts w:ascii="Times New Roman" w:eastAsia="Times New Roman" w:hAnsi="Times New Roman" w:cs="Times New Roman"/>
           <w:b/>
           <w:bCs/>
           <w:color w:val="000000"/>
         </w:rPr>
-      </w:pPr>
-      <w:r>
+        <w:t xml:space="preserve"> Liver:</w:t>
+      </w:r>
+    </w:p>
+    <w:p>
+      <w:pPr>
+        <w:spacing w:line="480" w:lineRule="auto"/>
+        <w:rPr>
+          <w:rFonts w:ascii="Times New Roman" w:eastAsia="Times New Roman" w:hAnsi="Times New Roman" w:cs="Times New Roman"/>
+          <w:color w:val="000000"/>
+        </w:rPr>
+      </w:pPr>
+      <w:r>
+        <w:rPr>
+          <w:rFonts w:ascii="Times New Roman" w:eastAsia="Times New Roman" w:hAnsi="Times New Roman" w:cs="Times New Roman"/>
+          <w:color w:val="000000"/>
+        </w:rPr>
+        <w:t xml:space="preserve">Copy </w:t>
+      </w:r>
+      <w:r>
+        <w:rPr>
+          <w:rFonts w:ascii="Times New Roman" w:eastAsia="Times New Roman" w:hAnsi="Times New Roman" w:cs="Times New Roman"/>
+          <w:color w:val="000000"/>
+        </w:rPr>
+        <w:t xml:space="preserve">of </w:t>
+      </w:r>
+      <w:r>
+        <w:rPr>
+          <w:rFonts w:ascii="Times New Roman" w:eastAsia="Times New Roman" w:hAnsi="Times New Roman" w:cs="Times New Roman"/>
+          <w:color w:val="000000"/>
+        </w:rPr>
+        <w:t>rubric</w:t>
+      </w:r>
+    </w:p>
+    <w:p>
+      <w:pPr>
+        <w:spacing w:line="480" w:lineRule="auto"/>
+        <w:rPr>
+          <w:rFonts w:ascii="Times New Roman" w:eastAsia="Times New Roman" w:hAnsi="Times New Roman" w:cs="Times New Roman"/>
+          <w:color w:val="000000"/>
+        </w:rPr>
+      </w:pPr>
+      <w:r>
+        <w:rPr>
+          <w:rFonts w:ascii="Times New Roman" w:eastAsia="Times New Roman" w:hAnsi="Times New Roman" w:cs="Times New Roman"/>
+          <w:color w:val="000000"/>
+        </w:rPr>
+        <w:t>Copy</w:t>
+      </w:r>
+      <w:r>
+        <w:rPr>
+          <w:rFonts w:ascii="Times New Roman" w:eastAsia="Times New Roman" w:hAnsi="Times New Roman" w:cs="Times New Roman"/>
+          <w:color w:val="000000"/>
+        </w:rPr>
+        <w:t xml:space="preserve"> of</w:t>
+      </w:r>
+      <w:r>
+        <w:rPr>
+          <w:rFonts w:ascii="Times New Roman" w:eastAsia="Times New Roman" w:hAnsi="Times New Roman" w:cs="Times New Roman"/>
+          <w:color w:val="000000"/>
+        </w:rPr>
+        <w:t xml:space="preserve"> s</w:t>
+      </w:r>
+      <w:r>
+        <w:rPr>
+          <w:rFonts w:ascii="Times New Roman" w:eastAsia="Times New Roman" w:hAnsi="Times New Roman" w:cs="Times New Roman"/>
+          <w:color w:val="000000"/>
+        </w:rPr>
+        <w:t>ituation and setting</w:t>
+      </w:r>
+    </w:p>
+    <w:p>
+      <w:pPr>
+        <w:spacing w:line="480" w:lineRule="auto"/>
+        <w:rPr>
+          <w:rFonts w:ascii="Times New Roman" w:eastAsia="Times New Roman" w:hAnsi="Times New Roman" w:cs="Times New Roman"/>
+          <w:color w:val="000000"/>
+        </w:rPr>
+      </w:pPr>
+      <w:r>
+        <w:rPr>
+          <w:rFonts w:ascii="Times New Roman" w:eastAsia="Times New Roman" w:hAnsi="Times New Roman" w:cs="Times New Roman"/>
+          <w:color w:val="000000"/>
+        </w:rPr>
+        <w:t xml:space="preserve">Copy </w:t>
+      </w:r>
+      <w:r>
+        <w:rPr>
+          <w:rFonts w:ascii="Times New Roman" w:eastAsia="Times New Roman" w:hAnsi="Times New Roman" w:cs="Times New Roman"/>
+          <w:color w:val="000000"/>
+        </w:rPr>
+        <w:t>of</w:t>
+      </w:r>
+      <w:r>
+        <w:rPr>
+          <w:rFonts w:ascii="Times New Roman" w:eastAsia="Times New Roman" w:hAnsi="Times New Roman" w:cs="Times New Roman"/>
+          <w:color w:val="000000"/>
+        </w:rPr>
+        <w:t xml:space="preserve"> </w:t>
+      </w:r>
+      <w:r>
+        <w:rPr>
+          <w:rFonts w:ascii="Times New Roman" w:eastAsia="Times New Roman" w:hAnsi="Times New Roman" w:cs="Times New Roman"/>
+          <w:color w:val="000000"/>
+        </w:rPr>
+        <w:t>i</w:t>
+      </w:r>
+      <w:r>
+        <w:rPr>
+          <w:rFonts w:ascii="Times New Roman" w:eastAsia="Times New Roman" w:hAnsi="Times New Roman" w:cs="Times New Roman"/>
+          <w:color w:val="000000"/>
+        </w:rPr>
+        <w:t xml:space="preserve">nformation for SP </w:t>
+      </w:r>
+      <w:r>
+        <w:rPr>
+          <w:rFonts w:ascii="Times New Roman" w:eastAsia="Times New Roman" w:hAnsi="Times New Roman" w:cs="Times New Roman"/>
+          <w:color w:val="000000"/>
+        </w:rPr>
+        <w:t>2</w:t>
+      </w:r>
+      <w:r>
+        <w:rPr>
+          <w:rFonts w:ascii="Times New Roman" w:eastAsia="Times New Roman" w:hAnsi="Times New Roman" w:cs="Times New Roman"/>
+          <w:color w:val="000000"/>
+        </w:rPr>
+        <w:t xml:space="preserve">: </w:t>
+      </w:r>
+      <w:r>
+        <w:rPr>
+          <w:rFonts w:ascii="Times New Roman" w:eastAsia="Times New Roman" w:hAnsi="Times New Roman" w:cs="Times New Roman"/>
+          <w:color w:val="000000"/>
+        </w:rPr>
+        <w:t>l</w:t>
+      </w:r>
+      <w:r>
+        <w:rPr>
+          <w:rFonts w:ascii="Times New Roman" w:eastAsia="Times New Roman" w:hAnsi="Times New Roman" w:cs="Times New Roman"/>
+          <w:color w:val="000000"/>
+        </w:rPr>
+        <w:t>iver</w:t>
+      </w:r>
+    </w:p>
+    <w:p>
+      <w:pPr>
+        <w:spacing w:line="480" w:lineRule="auto"/>
         <w:rPr>
           <w:rFonts w:ascii="Times New Roman" w:eastAsia="Times New Roman" w:hAnsi="Times New Roman" w:cs="Times New Roman"/>
           <w:b/>
           <w:bCs/>
           <w:color w:val="000000"/>
         </w:rPr>
-        <w:t>\</w:t>
-      </w:r>
-      <w:proofErr w:type="spellStart"/>
-      <w:r>
-        <w:rPr>
-          <w:rFonts w:ascii="Times New Roman" w:eastAsia="Times New Roman" w:hAnsi="Times New Roman" w:cs="Times New Roman"/>
+      </w:pPr>
+      <w:r>
+        <w:rPr>
+          <w:rFonts w:ascii="Times New Roman" w:hAnsi="Times New Roman" w:cs="Times New Roman"/>
           <w:b/>
           <w:bCs/>
           <w:color w:val="000000"/>
         </w:rPr>
-        <w:t>qqID</w:t>
-      </w:r>
-      <w:proofErr w:type="spellEnd"/>
+        <w:t xml:space="preserve">\qqEND </w:t>
+      </w:r>
       <w:r>
         <w:rPr>
           <w:rFonts w:ascii="Times New Roman" w:eastAsia="Times New Roman" w:hAnsi="Times New Roman" w:cs="Times New Roman"/>
@@ -10842,17 +10645,29 @@
           <w:bCs/>
           <w:color w:val="000000"/>
         </w:rPr>
-        <w:t xml:space="preserve">: Include these items in </w:t>
-      </w:r>
-      <w:r>
+        <w:t>downloadable content\</w:t>
+      </w:r>
+    </w:p>
+    <w:p>
+      <w:pPr>
+        <w:spacing w:line="480" w:lineRule="auto"/>
+        <w:rPr>
+          <w:rFonts w:ascii="Times New Roman" w:eastAsia="Times New Roman" w:hAnsi="Times New Roman" w:cs="Times New Roman"/>
+          <w:color w:val="000000"/>
+        </w:rPr>
+      </w:pPr>
+    </w:p>
+    <w:p>
+      <w:pPr>
+        <w:spacing w:line="480" w:lineRule="auto"/>
         <w:rPr>
           <w:rFonts w:ascii="Times New Roman" w:eastAsia="Times New Roman" w:hAnsi="Times New Roman" w:cs="Times New Roman"/>
           <w:b/>
           <w:bCs/>
           <w:color w:val="000000"/>
         </w:rPr>
-        <w:t>one</w:t>
-      </w:r>
+      </w:pPr>
+      <w:bookmarkStart w:id="7" w:name="_Hlk213080469"/>
       <w:r>
         <w:rPr>
           <w:rFonts w:ascii="Times New Roman" w:eastAsia="Times New Roman" w:hAnsi="Times New Roman" w:cs="Times New Roman"/>
@@ -10860,7 +10675,7 @@
           <w:bCs/>
           <w:color w:val="000000"/>
         </w:rPr>
-        <w:t xml:space="preserve"> document for the proctor for SP </w:t>
+        <w:t>\qqID</w:t>
       </w:r>
       <w:r>
         <w:rPr>
@@ -10869,253 +10684,6 @@
           <w:bCs/>
           <w:color w:val="000000"/>
         </w:rPr>
-        <w:t>2</w:t>
-      </w:r>
-      <w:r>
-        <w:rPr>
-          <w:rFonts w:ascii="Times New Roman" w:eastAsia="Times New Roman" w:hAnsi="Times New Roman" w:cs="Times New Roman"/>
-          <w:b/>
-          <w:bCs/>
-          <w:color w:val="000000"/>
-        </w:rPr>
-        <w:t xml:space="preserve"> Liver:</w:t>
-      </w:r>
-    </w:p>
-    <w:p>
-      <w:pPr>
-        <w:spacing w:line="480" w:lineRule="auto"/>
-        <w:rPr>
-          <w:rFonts w:ascii="Times New Roman" w:eastAsia="Times New Roman" w:hAnsi="Times New Roman" w:cs="Times New Roman"/>
-          <w:color w:val="000000"/>
-        </w:rPr>
-      </w:pPr>
-      <w:r>
-        <w:rPr>
-          <w:rFonts w:ascii="Times New Roman" w:eastAsia="Times New Roman" w:hAnsi="Times New Roman" w:cs="Times New Roman"/>
-          <w:color w:val="000000"/>
-        </w:rPr>
-        <w:t xml:space="preserve">Copy </w:t>
-      </w:r>
-      <w:r>
-        <w:rPr>
-          <w:rFonts w:ascii="Times New Roman" w:eastAsia="Times New Roman" w:hAnsi="Times New Roman" w:cs="Times New Roman"/>
-          <w:color w:val="000000"/>
-        </w:rPr>
-        <w:t xml:space="preserve">of </w:t>
-      </w:r>
-      <w:r>
-        <w:rPr>
-          <w:rFonts w:ascii="Times New Roman" w:eastAsia="Times New Roman" w:hAnsi="Times New Roman" w:cs="Times New Roman"/>
-          <w:color w:val="000000"/>
-        </w:rPr>
-        <w:t>rubric</w:t>
-      </w:r>
-    </w:p>
-    <w:p>
-      <w:pPr>
-        <w:spacing w:line="480" w:lineRule="auto"/>
-        <w:rPr>
-          <w:rFonts w:ascii="Times New Roman" w:eastAsia="Times New Roman" w:hAnsi="Times New Roman" w:cs="Times New Roman"/>
-          <w:color w:val="000000"/>
-        </w:rPr>
-      </w:pPr>
-      <w:r>
-        <w:rPr>
-          <w:rFonts w:ascii="Times New Roman" w:eastAsia="Times New Roman" w:hAnsi="Times New Roman" w:cs="Times New Roman"/>
-          <w:color w:val="000000"/>
-        </w:rPr>
-        <w:t>Copy</w:t>
-      </w:r>
-      <w:r>
-        <w:rPr>
-          <w:rFonts w:ascii="Times New Roman" w:eastAsia="Times New Roman" w:hAnsi="Times New Roman" w:cs="Times New Roman"/>
-          <w:color w:val="000000"/>
-        </w:rPr>
-        <w:t xml:space="preserve"> of</w:t>
-      </w:r>
-      <w:r>
-        <w:rPr>
-          <w:rFonts w:ascii="Times New Roman" w:eastAsia="Times New Roman" w:hAnsi="Times New Roman" w:cs="Times New Roman"/>
-          <w:color w:val="000000"/>
-        </w:rPr>
-        <w:t xml:space="preserve"> s</w:t>
-      </w:r>
-      <w:r>
-        <w:rPr>
-          <w:rFonts w:ascii="Times New Roman" w:eastAsia="Times New Roman" w:hAnsi="Times New Roman" w:cs="Times New Roman"/>
-          <w:color w:val="000000"/>
-        </w:rPr>
-        <w:t>ituation and setting</w:t>
-      </w:r>
-    </w:p>
-    <w:p>
-      <w:pPr>
-        <w:spacing w:line="480" w:lineRule="auto"/>
-        <w:rPr>
-          <w:rFonts w:ascii="Times New Roman" w:eastAsia="Times New Roman" w:hAnsi="Times New Roman" w:cs="Times New Roman"/>
-          <w:color w:val="000000"/>
-        </w:rPr>
-      </w:pPr>
-      <w:r>
-        <w:rPr>
-          <w:rFonts w:ascii="Times New Roman" w:eastAsia="Times New Roman" w:hAnsi="Times New Roman" w:cs="Times New Roman"/>
-          <w:color w:val="000000"/>
-        </w:rPr>
-        <w:t xml:space="preserve">Copy </w:t>
-      </w:r>
-      <w:r>
-        <w:rPr>
-          <w:rFonts w:ascii="Times New Roman" w:eastAsia="Times New Roman" w:hAnsi="Times New Roman" w:cs="Times New Roman"/>
-          <w:color w:val="000000"/>
-        </w:rPr>
-        <w:t>of</w:t>
-      </w:r>
-      <w:r>
-        <w:rPr>
-          <w:rFonts w:ascii="Times New Roman" w:eastAsia="Times New Roman" w:hAnsi="Times New Roman" w:cs="Times New Roman"/>
-          <w:color w:val="000000"/>
-        </w:rPr>
-        <w:t xml:space="preserve"> </w:t>
-      </w:r>
-      <w:r>
-        <w:rPr>
-          <w:rFonts w:ascii="Times New Roman" w:eastAsia="Times New Roman" w:hAnsi="Times New Roman" w:cs="Times New Roman"/>
-          <w:color w:val="000000"/>
-        </w:rPr>
-        <w:t>i</w:t>
-      </w:r>
-      <w:r>
-        <w:rPr>
-          <w:rFonts w:ascii="Times New Roman" w:eastAsia="Times New Roman" w:hAnsi="Times New Roman" w:cs="Times New Roman"/>
-          <w:color w:val="000000"/>
-        </w:rPr>
-        <w:t xml:space="preserve">nformation for SP </w:t>
-      </w:r>
-      <w:r>
-        <w:rPr>
-          <w:rFonts w:ascii="Times New Roman" w:eastAsia="Times New Roman" w:hAnsi="Times New Roman" w:cs="Times New Roman"/>
-          <w:color w:val="000000"/>
-        </w:rPr>
-        <w:t>2</w:t>
-      </w:r>
-      <w:r>
-        <w:rPr>
-          <w:rFonts w:ascii="Times New Roman" w:eastAsia="Times New Roman" w:hAnsi="Times New Roman" w:cs="Times New Roman"/>
-          <w:color w:val="000000"/>
-        </w:rPr>
-        <w:t xml:space="preserve">: </w:t>
-      </w:r>
-      <w:r>
-        <w:rPr>
-          <w:rFonts w:ascii="Times New Roman" w:eastAsia="Times New Roman" w:hAnsi="Times New Roman" w:cs="Times New Roman"/>
-          <w:color w:val="000000"/>
-        </w:rPr>
-        <w:t>l</w:t>
-      </w:r>
-      <w:r>
-        <w:rPr>
-          <w:rFonts w:ascii="Times New Roman" w:eastAsia="Times New Roman" w:hAnsi="Times New Roman" w:cs="Times New Roman"/>
-          <w:color w:val="000000"/>
-        </w:rPr>
-        <w:t>iver</w:t>
-      </w:r>
-    </w:p>
-    <w:p>
-      <w:pPr>
-        <w:spacing w:line="480" w:lineRule="auto"/>
-        <w:rPr>
-          <w:rFonts w:ascii="Times New Roman" w:eastAsia="Times New Roman" w:hAnsi="Times New Roman" w:cs="Times New Roman"/>
-          <w:b/>
-          <w:bCs/>
-          <w:color w:val="000000"/>
-        </w:rPr>
-      </w:pPr>
-      <w:r>
-        <w:rPr>
-          <w:rFonts w:ascii="Times New Roman" w:hAnsi="Times New Roman" w:cs="Times New Roman"/>
-          <w:b/>
-          <w:bCs/>
-          <w:color w:val="000000"/>
-        </w:rPr>
-        <w:t>\</w:t>
-      </w:r>
-      <w:proofErr w:type="spellStart"/>
-      <w:r>
-        <w:rPr>
-          <w:rFonts w:ascii="Times New Roman" w:hAnsi="Times New Roman" w:cs="Times New Roman"/>
-          <w:b/>
-          <w:bCs/>
-          <w:color w:val="000000"/>
-        </w:rPr>
-        <w:t>qqEND</w:t>
-      </w:r>
-      <w:proofErr w:type="spellEnd"/>
-      <w:r>
-        <w:rPr>
-          <w:rFonts w:ascii="Times New Roman" w:hAnsi="Times New Roman" w:cs="Times New Roman"/>
-          <w:b/>
-          <w:bCs/>
-          <w:color w:val="000000"/>
-        </w:rPr>
-        <w:t xml:space="preserve"> </w:t>
-      </w:r>
-      <w:r>
-        <w:rPr>
-          <w:rFonts w:ascii="Times New Roman" w:eastAsia="Times New Roman" w:hAnsi="Times New Roman" w:cs="Times New Roman"/>
-          <w:b/>
-          <w:bCs/>
-          <w:color w:val="000000"/>
-        </w:rPr>
-        <w:t>downloadable content\</w:t>
-      </w:r>
-    </w:p>
-    <w:p>
-      <w:pPr>
-        <w:spacing w:line="480" w:lineRule="auto"/>
-        <w:rPr>
-          <w:rFonts w:ascii="Times New Roman" w:eastAsia="Times New Roman" w:hAnsi="Times New Roman" w:cs="Times New Roman"/>
-          <w:color w:val="000000"/>
-        </w:rPr>
-      </w:pPr>
-    </w:p>
-    <w:p>
-      <w:pPr>
-        <w:spacing w:line="480" w:lineRule="auto"/>
-        <w:rPr>
-          <w:rFonts w:ascii="Times New Roman" w:eastAsia="Times New Roman" w:hAnsi="Times New Roman" w:cs="Times New Roman"/>
-          <w:b/>
-          <w:bCs/>
-          <w:color w:val="000000"/>
-        </w:rPr>
-      </w:pPr>
-      <w:bookmarkStart w:id="7" w:name="_Hlk213080469"/>
-      <w:r>
-        <w:rPr>
-          <w:rFonts w:ascii="Times New Roman" w:eastAsia="Times New Roman" w:hAnsi="Times New Roman" w:cs="Times New Roman"/>
-          <w:b/>
-          <w:bCs/>
-          <w:color w:val="000000"/>
-        </w:rPr>
-        <w:t>\</w:t>
-      </w:r>
-      <w:proofErr w:type="spellStart"/>
-      <w:r>
-        <w:rPr>
-          <w:rFonts w:ascii="Times New Roman" w:eastAsia="Times New Roman" w:hAnsi="Times New Roman" w:cs="Times New Roman"/>
-          <w:b/>
-          <w:bCs/>
-          <w:color w:val="000000"/>
-        </w:rPr>
-        <w:t>qqID</w:t>
-      </w:r>
-      <w:proofErr w:type="spellEnd"/>
-      <w:r>
-        <w:rPr>
-          <w:rFonts w:ascii="Times New Roman" w:eastAsia="Times New Roman" w:hAnsi="Times New Roman" w:cs="Times New Roman"/>
-          <w:b/>
-          <w:bCs/>
-          <w:color w:val="000000"/>
-        </w:rPr>
         <w:t>: Add “All Instructor Downloads.zip here\</w:t>
       </w:r>
       <w:bookmarkEnd w:id="7"/>
@@ -11153,16 +10721,8 @@
         <w:rPr>
           <w:color w:val="000000"/>
         </w:rPr>
-        <w:t xml:space="preserve">HCP </w:t>
-      </w:r>
-      <w:proofErr w:type="spellStart"/>
-      <w:r>
-        <w:rPr>
-          <w:color w:val="000000"/>
-        </w:rPr>
-        <w:t>Prebrief</w:t>
-      </w:r>
-      <w:proofErr w:type="spellEnd"/>
+        <w:t>HCP Prebrief</w:t>
+      </w:r>
     </w:p>
     <w:p>
       <w:pPr>
@@ -11222,21 +10782,7 @@
         <w:rPr>
           <w:color w:val="000000"/>
         </w:rPr>
-        <w:t xml:space="preserve">You are allowed to speed up time. For example, you can state, “I would like to wait five minutes and then . . .” The proctor will speed up the case by five minutes, but you will be required to verbally account for your actions during the </w:t>
-      </w:r>
-      <w:proofErr w:type="gramStart"/>
-      <w:r>
-        <w:rPr>
-          <w:color w:val="000000"/>
-        </w:rPr>
-        <w:t>sped</w:t>
-      </w:r>
-      <w:proofErr w:type="gramEnd"/>
-      <w:r>
-        <w:rPr>
-          <w:color w:val="000000"/>
-        </w:rPr>
-        <w:t>-up time. The appropriate use of this time is part of the simulation and rubric.</w:t>
+        <w:t>You are allowed to speed up time. For example, you can state, “I would like to wait five minutes and then . . .” The proctor will speed up the case by five minutes, but you will be required to verbally account for your actions during the sped-up time. The appropriate use of this time is part of the simulation and rubric.</w:t>
       </w:r>
     </w:p>
     <w:p>
@@ -11440,17 +10986,16 @@
           <w:color w:val="000000"/>
         </w:rPr>
         <w:lastRenderedPageBreak/>
-        <w:t>\</w:t>
-      </w:r>
-      <w:proofErr w:type="spellStart"/>
-      <w:r>
-        <w:rPr>
-          <w:rFonts w:ascii="Times New Roman" w:hAnsi="Times New Roman" w:cs="Times New Roman"/>
+        <w:t>\qq</w:t>
+      </w:r>
+      <w:r>
+        <w:rPr>
+          <w:rFonts w:ascii="Times New Roman" w:eastAsia="Times New Roman" w:hAnsi="Times New Roman" w:cs="Times New Roman"/>
           <w:b/>
           <w:bCs/>
           <w:color w:val="000000"/>
         </w:rPr>
-        <w:t>qq</w:t>
+        <w:t>BEGIN downloadable content\</w:t>
       </w:r>
       <w:r>
         <w:rPr>
@@ -11459,86 +11004,27 @@
           <w:bCs/>
           <w:color w:val="000000"/>
         </w:rPr>
-        <w:t>BEGIN</w:t>
-      </w:r>
-      <w:proofErr w:type="spellEnd"/>
-      <w:r>
-        <w:rPr>
-          <w:rFonts w:ascii="Times New Roman" w:eastAsia="Times New Roman" w:hAnsi="Times New Roman" w:cs="Times New Roman"/>
+        <w:t>Button name: Rubric</w:t>
+      </w:r>
+    </w:p>
+    <w:p>
+      <w:pPr>
+        <w:spacing w:line="480" w:lineRule="auto"/>
+        <w:rPr>
+          <w:rFonts w:ascii="Times New Roman" w:hAnsi="Times New Roman" w:cs="Times New Roman"/>
           <w:b/>
           <w:bCs/>
           <w:color w:val="000000"/>
         </w:rPr>
-        <w:t xml:space="preserve"> downloadable content\</w:t>
-      </w:r>
-      <w:r>
-        <w:rPr>
-          <w:rFonts w:ascii="Times New Roman" w:eastAsia="Times New Roman" w:hAnsi="Times New Roman" w:cs="Times New Roman"/>
+      </w:pPr>
+      <w:r>
+        <w:rPr>
+          <w:rFonts w:ascii="Times New Roman" w:hAnsi="Times New Roman" w:cs="Times New Roman"/>
           <w:b/>
           <w:bCs/>
           <w:color w:val="000000"/>
         </w:rPr>
-        <w:t>Button name: Rubric</w:t>
-      </w:r>
-    </w:p>
-    <w:p>
-      <w:pPr>
-        <w:spacing w:line="480" w:lineRule="auto"/>
-        <w:rPr>
-          <w:rFonts w:ascii="Times New Roman" w:hAnsi="Times New Roman" w:cs="Times New Roman"/>
-          <w:b/>
-          <w:bCs/>
-          <w:color w:val="000000"/>
-        </w:rPr>
-      </w:pPr>
-      <w:r>
-        <w:rPr>
-          <w:rFonts w:ascii="Times New Roman" w:hAnsi="Times New Roman" w:cs="Times New Roman"/>
-          <w:b/>
-          <w:bCs/>
-          <w:color w:val="000000"/>
-        </w:rPr>
-        <w:t>\</w:t>
-      </w:r>
-      <w:proofErr w:type="spellStart"/>
-      <w:r>
-        <w:rPr>
-          <w:rFonts w:ascii="Times New Roman" w:hAnsi="Times New Roman" w:cs="Times New Roman"/>
-          <w:b/>
-          <w:bCs/>
-          <w:color w:val="000000"/>
-        </w:rPr>
-        <w:t>qqID</w:t>
-      </w:r>
-      <w:proofErr w:type="spellEnd"/>
-      <w:r>
-        <w:rPr>
-          <w:rFonts w:ascii="Times New Roman" w:hAnsi="Times New Roman" w:cs="Times New Roman"/>
-          <w:b/>
-          <w:bCs/>
-          <w:color w:val="000000"/>
-        </w:rPr>
-        <w:t xml:space="preserve">: Rubric needs to fit on one </w:t>
-      </w:r>
-      <w:proofErr w:type="spellStart"/>
-      <w:r>
-        <w:rPr>
-          <w:rFonts w:ascii="Times New Roman" w:hAnsi="Times New Roman" w:cs="Times New Roman"/>
-          <w:b/>
-          <w:bCs/>
-          <w:color w:val="000000"/>
-        </w:rPr>
-        <w:t>page.xqq</w:t>
-      </w:r>
-      <w:proofErr w:type="spellEnd"/>
-      <w:r>
-        <w:rPr>
-          <w:rFonts w:ascii="Times New Roman" w:hAnsi="Times New Roman" w:cs="Times New Roman"/>
-          <w:b/>
-          <w:bCs/>
-          <w:color w:val="000000"/>
-        </w:rPr>
-        <w:t>\</w:t>
+        <w:t>\qqID: Rubric needs to fit on one page.xqq\</w:t>
       </w:r>
     </w:p>
     <w:p>
@@ -12491,124 +11977,56 @@
           <w:bCs/>
           <w:color w:val="000000"/>
         </w:rPr>
-        <w:t>\</w:t>
-      </w:r>
-      <w:proofErr w:type="spellStart"/>
-      <w:r>
-        <w:rPr>
-          <w:rFonts w:ascii="Times New Roman" w:hAnsi="Times New Roman" w:cs="Times New Roman"/>
+        <w:t>\qqEND downloadable content\</w:t>
+      </w:r>
+    </w:p>
+    <w:p>
+      <w:pPr>
+        <w:spacing w:line="480" w:lineRule="auto"/>
+        <w:rPr>
+          <w:rFonts w:ascii="Times New Roman" w:eastAsia="Times New Roman" w:hAnsi="Times New Roman" w:cs="Times New Roman"/>
+          <w:color w:val="000000"/>
+        </w:rPr>
+      </w:pPr>
+    </w:p>
+    <w:p>
+      <w:pPr>
+        <w:spacing w:line="480" w:lineRule="auto"/>
+        <w:rPr>
+          <w:rFonts w:ascii="Times New Roman" w:eastAsia="Times New Roman" w:hAnsi="Times New Roman" w:cs="Times New Roman"/>
+          <w:color w:val="000000"/>
+        </w:rPr>
+      </w:pPr>
+      <w:r>
+        <w:rPr>
+          <w:rFonts w:ascii="Times New Roman" w:eastAsia="Times New Roman" w:hAnsi="Times New Roman" w:cs="Times New Roman"/>
+          <w:color w:val="000000"/>
+        </w:rPr>
+        <w:t>&lt;a&gt;Debrief</w:t>
+      </w:r>
+    </w:p>
+    <w:p>
+      <w:pPr>
+        <w:spacing w:line="480" w:lineRule="auto"/>
+        <w:rPr>
+          <w:rFonts w:ascii="Times New Roman" w:eastAsia="Times New Roman" w:hAnsi="Times New Roman" w:cs="Times New Roman"/>
           <w:b/>
           <w:bCs/>
           <w:color w:val="000000"/>
-        </w:rPr>
-        <w:t>qqEND</w:t>
-      </w:r>
-      <w:proofErr w:type="spellEnd"/>
-      <w:r>
-        <w:rPr>
-          <w:rFonts w:ascii="Times New Roman" w:hAnsi="Times New Roman" w:cs="Times New Roman"/>
+          <w:kern w:val="0"/>
+          <w14:ligatures w14:val="none"/>
+        </w:rPr>
+      </w:pPr>
+      <w:r>
+        <w:rPr>
+          <w:rFonts w:ascii="Times New Roman" w:eastAsia="Times New Roman" w:hAnsi="Times New Roman" w:cs="Times New Roman"/>
           <w:b/>
           <w:bCs/>
           <w:color w:val="000000"/>
-        </w:rPr>
-        <w:t xml:space="preserve"> downloadable content\</w:t>
-      </w:r>
-    </w:p>
-    <w:p>
-      <w:pPr>
-        <w:spacing w:line="480" w:lineRule="auto"/>
-        <w:rPr>
-          <w:rFonts w:ascii="Times New Roman" w:eastAsia="Times New Roman" w:hAnsi="Times New Roman" w:cs="Times New Roman"/>
-          <w:color w:val="000000"/>
-        </w:rPr>
-      </w:pPr>
-    </w:p>
-    <w:p>
-      <w:pPr>
-        <w:spacing w:line="480" w:lineRule="auto"/>
-        <w:rPr>
-          <w:rFonts w:ascii="Times New Roman" w:eastAsia="Times New Roman" w:hAnsi="Times New Roman" w:cs="Times New Roman"/>
-          <w:color w:val="000000"/>
-        </w:rPr>
-      </w:pPr>
-      <w:r>
-        <w:rPr>
-          <w:rFonts w:ascii="Times New Roman" w:eastAsia="Times New Roman" w:hAnsi="Times New Roman" w:cs="Times New Roman"/>
-          <w:color w:val="000000"/>
-        </w:rPr>
-        <w:t>&lt;a&gt;Debrief</w:t>
-      </w:r>
-    </w:p>
-    <w:p>
-      <w:pPr>
-        <w:spacing w:line="480" w:lineRule="auto"/>
-        <w:rPr>
-          <w:rFonts w:ascii="Times New Roman" w:eastAsia="Times New Roman" w:hAnsi="Times New Roman" w:cs="Times New Roman"/>
-          <w:b/>
-          <w:bCs/>
-          <w:color w:val="000000"/>
           <w:kern w:val="0"/>
           <w14:ligatures w14:val="none"/>
         </w:rPr>
-      </w:pPr>
-      <w:r>
-        <w:rPr>
-          <w:rFonts w:ascii="Times New Roman" w:eastAsia="Times New Roman" w:hAnsi="Times New Roman" w:cs="Times New Roman"/>
-          <w:b/>
-          <w:bCs/>
-          <w:color w:val="000000"/>
-          <w:kern w:val="0"/>
-          <w14:ligatures w14:val="none"/>
-        </w:rPr>
-        <w:t>\</w:t>
-      </w:r>
-      <w:proofErr w:type="spellStart"/>
-      <w:r>
-        <w:rPr>
-          <w:rFonts w:ascii="Times New Roman" w:eastAsia="Times New Roman" w:hAnsi="Times New Roman" w:cs="Times New Roman"/>
-          <w:b/>
-          <w:bCs/>
-          <w:color w:val="000000"/>
-          <w:kern w:val="0"/>
-          <w14:ligatures w14:val="none"/>
-        </w:rPr>
-        <w:t>qqID</w:t>
-      </w:r>
-      <w:proofErr w:type="spellEnd"/>
-      <w:r>
-        <w:rPr>
-          <w:rFonts w:ascii="Times New Roman" w:eastAsia="Times New Roman" w:hAnsi="Times New Roman" w:cs="Times New Roman"/>
-          <w:b/>
-          <w:bCs/>
-          <w:color w:val="000000"/>
-          <w:kern w:val="0"/>
-          <w14:ligatures w14:val="none"/>
-        </w:rPr>
-        <w:t>: Can you link the words “debriefing methods” to the Debriefing Methods (included in the left-hand navigation)?</w:t>
-      </w:r>
-      <w:proofErr w:type="spellStart"/>
-      <w:r>
-        <w:rPr>
-          <w:rFonts w:ascii="Times New Roman" w:eastAsia="Times New Roman" w:hAnsi="Times New Roman" w:cs="Times New Roman"/>
-          <w:b/>
-          <w:bCs/>
-          <w:color w:val="000000"/>
-          <w:kern w:val="0"/>
-          <w14:ligatures w14:val="none"/>
-        </w:rPr>
-        <w:t>xqq</w:t>
-      </w:r>
-      <w:proofErr w:type="spellEnd"/>
-      <w:r>
-        <w:rPr>
-          <w:rFonts w:ascii="Times New Roman" w:eastAsia="Times New Roman" w:hAnsi="Times New Roman" w:cs="Times New Roman"/>
-          <w:b/>
-          <w:bCs/>
-          <w:color w:val="000000"/>
-          <w:kern w:val="0"/>
-          <w14:ligatures w14:val="none"/>
-        </w:rPr>
-        <w:t>\</w:t>
+        <w:t>\qqID: Can you link the words “debriefing methods” to the Debriefing Methods (included in the left-hand navigation)?xqq\</w:t>
       </w:r>
     </w:p>
     <w:p>
@@ -12786,23 +12204,7 @@
           <w:rFonts w:ascii="Times New Roman" w:eastAsia="Times New Roman" w:hAnsi="Times New Roman" w:cs="Times New Roman"/>
           <w:color w:val="000000"/>
         </w:rPr>
-        <w:t xml:space="preserve"> and signs and symptoms are not always clear or present. </w:t>
-      </w:r>
-      <w:proofErr w:type="gramStart"/>
-      <w:r>
-        <w:rPr>
-          <w:rFonts w:ascii="Times New Roman" w:eastAsia="Times New Roman" w:hAnsi="Times New Roman" w:cs="Times New Roman"/>
-          <w:color w:val="000000"/>
-        </w:rPr>
-        <w:t>A good</w:t>
-      </w:r>
-      <w:proofErr w:type="gramEnd"/>
-      <w:r>
-        <w:rPr>
-          <w:rFonts w:ascii="Times New Roman" w:eastAsia="Times New Roman" w:hAnsi="Times New Roman" w:cs="Times New Roman"/>
-          <w:color w:val="000000"/>
-        </w:rPr>
-        <w:t xml:space="preserve"> history and a trend </w:t>
+        <w:t xml:space="preserve"> and signs and symptoms are not always clear or present. A good history and a trend </w:t>
       </w:r>
       <w:r>
         <w:rPr>
@@ -12988,7 +12390,6 @@
         </w:rPr>
         <w:t xml:space="preserve">Kansal A, Hughes J. Visceral pain. </w:t>
       </w:r>
-      <w:proofErr w:type="spellStart"/>
       <w:r>
         <w:rPr>
           <w:rFonts w:ascii="Times New Roman" w:hAnsi="Times New Roman" w:cs="Times New Roman"/>
@@ -12996,17 +12397,7 @@
           <w:iCs/>
           <w:color w:val="000000"/>
         </w:rPr>
-        <w:t>Anaesth</w:t>
-      </w:r>
-      <w:proofErr w:type="spellEnd"/>
-      <w:r>
-        <w:rPr>
-          <w:rFonts w:ascii="Times New Roman" w:hAnsi="Times New Roman" w:cs="Times New Roman"/>
-          <w:i/>
-          <w:iCs/>
-          <w:color w:val="000000"/>
-        </w:rPr>
-        <w:t xml:space="preserve"> Intensive Care Med</w:t>
+        <w:t>Anaesth Intensive Care Med</w:t>
       </w:r>
       <w:r>
         <w:rPr>
@@ -13064,22 +12455,13 @@
           <w:color w:val="000000"/>
         </w:rPr>
       </w:pPr>
-      <w:proofErr w:type="spellStart"/>
       <w:r>
         <w:rPr>
           <w:rFonts w:ascii="Times New Roman" w:hAnsi="Times New Roman" w:cs="Times New Roman"/>
           <w:color w:val="000000"/>
         </w:rPr>
         <w:lastRenderedPageBreak/>
-        <w:t>Soyuncu</w:t>
-      </w:r>
-      <w:proofErr w:type="spellEnd"/>
-      <w:r>
-        <w:rPr>
-          <w:rFonts w:ascii="Times New Roman" w:hAnsi="Times New Roman" w:cs="Times New Roman"/>
-          <w:color w:val="000000"/>
-        </w:rPr>
-        <w:t xml:space="preserve"> S, Bektas F, Cete Y. Traditional Kehr’s sign: left shoulder pain related to splenic abscess. </w:t>
+        <w:t xml:space="preserve">Soyuncu S, Bektas F, Cete Y. Traditional Kehr’s sign: left shoulder pain related to splenic abscess. </w:t>
       </w:r>
       <w:r>
         <w:rPr>
@@ -13160,35 +12542,15 @@
           <w:bCs/>
           <w:color w:val="000000"/>
         </w:rPr>
-        <w:t>\</w:t>
-      </w:r>
-      <w:proofErr w:type="spellStart"/>
-      <w:r>
-        <w:rPr>
-          <w:rFonts w:ascii="Times New Roman" w:eastAsia="Times New Roman" w:hAnsi="Times New Roman" w:cs="Times New Roman"/>
+        <w:t xml:space="preserve">\qqBEGIN downloadable content: Button name: </w:t>
+      </w:r>
+      <w:r>
+        <w:rPr>
+          <w:rFonts w:ascii="Times New Roman" w:hAnsi="Times New Roman" w:cs="Times New Roman"/>
           <w:b/>
           <w:bCs/>
           <w:color w:val="000000"/>
         </w:rPr>
-        <w:t>qqBEGIN</w:t>
-      </w:r>
-      <w:proofErr w:type="spellEnd"/>
-      <w:r>
-        <w:rPr>
-          <w:rFonts w:ascii="Times New Roman" w:eastAsia="Times New Roman" w:hAnsi="Times New Roman" w:cs="Times New Roman"/>
-          <w:b/>
-          <w:bCs/>
-          <w:color w:val="000000"/>
-        </w:rPr>
-        <w:t xml:space="preserve"> downloadable content: Button name: </w:t>
-      </w:r>
-      <w:r>
-        <w:rPr>
-          <w:rFonts w:ascii="Times New Roman" w:hAnsi="Times New Roman" w:cs="Times New Roman"/>
-          <w:b/>
-          <w:bCs/>
-          <w:color w:val="000000"/>
-        </w:rPr>
         <w:t>Suggested Answers for Select Activities</w:t>
       </w:r>
     </w:p>
@@ -13223,21 +12585,12 @@
         </w:rPr>
         <w:t>&lt;b&gt;</w:t>
       </w:r>
-      <w:proofErr w:type="spellStart"/>
-      <w:r>
-        <w:rPr>
-          <w:rFonts w:ascii="Times New Roman" w:eastAsia="Times New Roman" w:hAnsi="Times New Roman" w:cs="Times New Roman"/>
-          <w:color w:val="000000"/>
-        </w:rPr>
-        <w:t>Presimulation</w:t>
-      </w:r>
-      <w:proofErr w:type="spellEnd"/>
-      <w:r>
-        <w:rPr>
-          <w:rFonts w:ascii="Times New Roman" w:eastAsia="Times New Roman" w:hAnsi="Times New Roman" w:cs="Times New Roman"/>
-          <w:color w:val="000000"/>
-        </w:rPr>
-        <w:t xml:space="preserve"> </w:t>
+      <w:r>
+        <w:rPr>
+          <w:rFonts w:ascii="Times New Roman" w:eastAsia="Times New Roman" w:hAnsi="Times New Roman" w:cs="Times New Roman"/>
+          <w:color w:val="000000"/>
+        </w:rPr>
+        <w:t xml:space="preserve">Presimulation </w:t>
       </w:r>
       <w:r>
         <w:rPr>
@@ -13418,7 +12771,6 @@
         </w:rPr>
         <w:t xml:space="preserve"> or </w:t>
       </w:r>
-      <w:proofErr w:type="gramStart"/>
       <w:r>
         <w:rPr>
           <w:rFonts w:ascii="Times New Roman" w:eastAsia="Times New Roman" w:hAnsi="Times New Roman" w:cs="Times New Roman"/>
@@ -13426,7 +12778,6 @@
         </w:rPr>
         <w:t>referred</w:t>
       </w:r>
-      <w:proofErr w:type="gramEnd"/>
       <w:r>
         <w:rPr>
           <w:rFonts w:ascii="Times New Roman" w:eastAsia="Times New Roman" w:hAnsi="Times New Roman" w:cs="Times New Roman"/>
@@ -14571,21 +13922,12 @@
         </w:rPr>
         <w:t>&lt;b&gt;</w:t>
       </w:r>
-      <w:proofErr w:type="spellStart"/>
-      <w:r>
-        <w:rPr>
-          <w:rFonts w:ascii="Times New Roman" w:eastAsia="Times New Roman" w:hAnsi="Times New Roman" w:cs="Times New Roman"/>
-          <w:color w:val="000000"/>
-        </w:rPr>
-        <w:t>Presimulation</w:t>
-      </w:r>
-      <w:proofErr w:type="spellEnd"/>
-      <w:r>
-        <w:rPr>
-          <w:rFonts w:ascii="Times New Roman" w:eastAsia="Times New Roman" w:hAnsi="Times New Roman" w:cs="Times New Roman"/>
-          <w:color w:val="000000"/>
-        </w:rPr>
-        <w:t xml:space="preserve"> </w:t>
+      <w:r>
+        <w:rPr>
+          <w:rFonts w:ascii="Times New Roman" w:eastAsia="Times New Roman" w:hAnsi="Times New Roman" w:cs="Times New Roman"/>
+          <w:color w:val="000000"/>
+        </w:rPr>
+        <w:t xml:space="preserve">Presimulation </w:t>
       </w:r>
       <w:r>
         <w:rPr>
@@ -14640,9 +13982,8 @@
           <w:bCs/>
           <w:color w:val="000000"/>
         </w:rPr>
-        <w:t>\</w:t>
-      </w:r>
-      <w:proofErr w:type="spellStart"/>
+        <w:t xml:space="preserve">\qqINSERT </w:t>
+      </w:r>
       <w:r>
         <w:rPr>
           <w:rFonts w:ascii="Times New Roman" w:eastAsia="Times New Roman" w:hAnsi="Times New Roman" w:cs="Times New Roman"/>
@@ -14650,9 +13991,8 @@
           <w:bCs/>
           <w:color w:val="000000"/>
         </w:rPr>
-        <w:t>qqINSERT</w:t>
-      </w:r>
-      <w:proofErr w:type="spellEnd"/>
+        <w:t>\\pubfile\PubActive\Development\ACADEMIC\2-Active\Larson - X002572\02 Ancillaries\PDFs\PNG</w:t>
+      </w:r>
       <w:r>
         <w:rPr>
           <w:rFonts w:ascii="Times New Roman" w:eastAsia="Times New Roman" w:hAnsi="Times New Roman" w:cs="Times New Roman"/>
@@ -14660,8 +14000,9 @@
           <w:bCs/>
           <w:color w:val="000000"/>
         </w:rPr>
-        <w:t xml:space="preserve"> </w:t>
-      </w:r>
+        <w:t>\</w:t>
+      </w:r>
+      <w:commentRangeStart w:id="13"/>
       <w:r>
         <w:rPr>
           <w:rFonts w:ascii="Times New Roman" w:eastAsia="Times New Roman" w:hAnsi="Times New Roman" w:cs="Times New Roman"/>
@@ -14669,7 +14010,7 @@
           <w:bCs/>
           <w:color w:val="000000"/>
         </w:rPr>
-        <w:t>\\pubfile\PubActive\Development\ACADEMIC\2-Active\Larson - X002572\02 Ancillaries\PDFs\PNG</w:t>
+        <w:t>fig0</w:t>
       </w:r>
       <w:r>
         <w:rPr>
@@ -14678,7 +14019,7 @@
           <w:bCs/>
           <w:color w:val="000000"/>
         </w:rPr>
-        <w:t>\</w:t>
+        <w:t>8</w:t>
       </w:r>
       <w:r>
         <w:rPr>
@@ -14687,7 +14028,7 @@
           <w:bCs/>
           <w:color w:val="000000"/>
         </w:rPr>
-        <w:t>fig0</w:t>
+        <w:t>_0</w:t>
       </w:r>
       <w:r>
         <w:rPr>
@@ -14696,7 +14037,7 @@
           <w:bCs/>
           <w:color w:val="000000"/>
         </w:rPr>
-        <w:t>8</w:t>
+        <w:t>1</w:t>
       </w:r>
       <w:r>
         <w:rPr>
@@ -14705,17 +14046,117 @@
           <w:bCs/>
           <w:color w:val="000000"/>
         </w:rPr>
-        <w:t>_0</w:t>
-      </w:r>
-      <w:r>
-        <w:rPr>
+        <w:t>.ai</w:t>
+      </w:r>
+      <w:commentRangeEnd w:id="13"/>
+      <w:r>
+        <w:rPr>
+          <w:rStyle w:val="CommentReference"/>
           <w:rFonts w:ascii="Times New Roman" w:eastAsia="Times New Roman" w:hAnsi="Times New Roman" w:cs="Times New Roman"/>
           <w:b/>
           <w:bCs/>
           <w:color w:val="000000"/>
+          <w:sz w:val="24"/>
+          <w:szCs w:val="24"/>
+        </w:rPr>
+        <w:commentReference w:id="13"/>
+      </w:r>
+    </w:p>
+    <w:p>
+      <w:pPr>
+        <w:spacing w:line="480" w:lineRule="auto"/>
+        <w:rPr>
+          <w:rFonts w:ascii="Times New Roman" w:hAnsi="Times New Roman" w:cs="Times New Roman"/>
+          <w:color w:val="000000"/>
+        </w:rPr>
+      </w:pPr>
+      <w:r>
+        <w:rPr>
+          <w:rFonts w:ascii="Times New Roman" w:hAnsi="Times New Roman" w:cs="Times New Roman"/>
+          <w:color w:val="000000"/>
+        </w:rPr>
+        <w:t>&lt;fc&gt;</w:t>
+      </w:r>
+      <w:r>
+        <w:rPr>
+          <w:rFonts w:ascii="Times New Roman" w:hAnsi="Times New Roman" w:cs="Times New Roman"/>
+          <w:color w:val="000000"/>
+        </w:rPr>
+        <w:t>Figure 8</w:t>
+      </w:r>
+      <w:r>
+        <w:rPr>
+          <w:rFonts w:ascii="Times New Roman" w:hAnsi="Times New Roman" w:cs="Times New Roman"/>
+          <w:color w:val="000000"/>
+        </w:rPr>
+        <w:t>.</w:t>
+      </w:r>
+      <w:r>
+        <w:rPr>
+          <w:rFonts w:ascii="Times New Roman" w:hAnsi="Times New Roman" w:cs="Times New Roman"/>
+          <w:color w:val="000000"/>
         </w:rPr>
         <w:t>1</w:t>
       </w:r>
+      <w:r>
+        <w:rPr>
+          <w:rFonts w:ascii="Times New Roman" w:hAnsi="Times New Roman" w:cs="Times New Roman"/>
+          <w:color w:val="000000"/>
+        </w:rPr>
+        <w:t xml:space="preserve"> Abdominal cavity.</w:t>
+      </w:r>
+    </w:p>
+    <w:p>
+      <w:pPr>
+        <w:spacing w:line="480" w:lineRule="auto"/>
+        <w:rPr>
+          <w:del w:id="14" w:author="Anna Seaman" w:date="2026-08-14T11:00:00Z" w16du:dateUtc="2026-08-14T16:00:00Z"/>
+          <w:rFonts w:ascii="Times New Roman" w:hAnsi="Times New Roman" w:cs="Times New Roman"/>
+          <w:color w:val="000000"/>
+          <w:sz w:val="20"/>
+          <w:szCs w:val="20"/>
+        </w:rPr>
+      </w:pPr>
+      <w:del w:id="15" w:author="Anna Seaman" w:date="2026-08-14T11:00:00Z" w16du:dateUtc="2026-08-14T16:00:00Z">
+        <w:r>
+          <w:rPr>
+            <w:rFonts w:ascii="Times New Roman" w:hAnsi="Times New Roman" w:cs="Times New Roman"/>
+            <w:color w:val="000000"/>
+            <w:sz w:val="20"/>
+            <w:szCs w:val="20"/>
+          </w:rPr>
+          <w:delText xml:space="preserve">Adapted by permission from M.J. Flegel, </w:delText>
+        </w:r>
+        <w:r>
+          <w:rPr>
+            <w:rFonts w:ascii="Times New Roman" w:hAnsi="Times New Roman" w:cs="Times New Roman"/>
+            <w:i/>
+            <w:iCs/>
+            <w:color w:val="000000"/>
+            <w:sz w:val="20"/>
+            <w:szCs w:val="20"/>
+          </w:rPr>
+          <w:delText>Sport First Aid</w:delText>
+        </w:r>
+        <w:r>
+          <w:rPr>
+            <w:rFonts w:ascii="Times New Roman" w:hAnsi="Times New Roman" w:cs="Times New Roman"/>
+            <w:color w:val="000000"/>
+            <w:sz w:val="20"/>
+            <w:szCs w:val="20"/>
+          </w:rPr>
+          <w:delText>, 3rd ed. (Human Kinetics, 2004).</w:delText>
+        </w:r>
+      </w:del>
+    </w:p>
+    <w:p>
+      <w:pPr>
+        <w:spacing w:line="480" w:lineRule="auto"/>
+        <w:rPr>
+          <w:rFonts w:ascii="Times New Roman" w:eastAsia="Times New Roman" w:hAnsi="Times New Roman" w:cs="Times New Roman"/>
+          <w:color w:val="000000"/>
+        </w:rPr>
+      </w:pPr>
       <w:r>
         <w:rPr>
           <w:rFonts w:ascii="Times New Roman" w:eastAsia="Times New Roman" w:hAnsi="Times New Roman" w:cs="Times New Roman"/>
@@ -14723,129 +14164,7 @@
           <w:bCs/>
           <w:color w:val="000000"/>
         </w:rPr>
-        <w:t>.ai</w:t>
-      </w:r>
-    </w:p>
-    <w:p>
-      <w:pPr>
-        <w:spacing w:line="480" w:lineRule="auto"/>
-        <w:rPr>
-          <w:rFonts w:ascii="Times New Roman" w:hAnsi="Times New Roman" w:cs="Times New Roman"/>
-          <w:color w:val="000000"/>
-        </w:rPr>
-      </w:pPr>
-      <w:r>
-        <w:rPr>
-          <w:rFonts w:ascii="Times New Roman" w:hAnsi="Times New Roman" w:cs="Times New Roman"/>
-          <w:color w:val="000000"/>
-        </w:rPr>
-        <w:t>&lt;fc&gt;</w:t>
-      </w:r>
-      <w:r>
-        <w:rPr>
-          <w:rFonts w:ascii="Times New Roman" w:hAnsi="Times New Roman" w:cs="Times New Roman"/>
-          <w:color w:val="000000"/>
-        </w:rPr>
-        <w:t>Figure 8</w:t>
-      </w:r>
-      <w:r>
-        <w:rPr>
-          <w:rFonts w:ascii="Times New Roman" w:hAnsi="Times New Roman" w:cs="Times New Roman"/>
-          <w:color w:val="000000"/>
-        </w:rPr>
-        <w:t>.</w:t>
-      </w:r>
-      <w:r>
-        <w:rPr>
-          <w:rFonts w:ascii="Times New Roman" w:hAnsi="Times New Roman" w:cs="Times New Roman"/>
-          <w:color w:val="000000"/>
-        </w:rPr>
-        <w:t>1</w:t>
-      </w:r>
-      <w:r>
-        <w:rPr>
-          <w:rFonts w:ascii="Times New Roman" w:hAnsi="Times New Roman" w:cs="Times New Roman"/>
-          <w:color w:val="000000"/>
-        </w:rPr>
-        <w:t xml:space="preserve"> Abdominal cavity.</w:t>
-      </w:r>
-    </w:p>
-    <w:p>
-      <w:pPr>
-        <w:spacing w:line="480" w:lineRule="auto"/>
-        <w:rPr>
-          <w:rFonts w:ascii="Times New Roman" w:hAnsi="Times New Roman" w:cs="Times New Roman"/>
-          <w:color w:val="000000"/>
-          <w:sz w:val="20"/>
-          <w:szCs w:val="20"/>
-        </w:rPr>
-      </w:pPr>
-      <w:r>
-        <w:rPr>
-          <w:rFonts w:ascii="Times New Roman" w:hAnsi="Times New Roman" w:cs="Times New Roman"/>
-          <w:color w:val="000000"/>
-          <w:sz w:val="20"/>
-          <w:szCs w:val="20"/>
-        </w:rPr>
-        <w:t xml:space="preserve">Adapted by permission from M.J. Flegel, </w:t>
-      </w:r>
-      <w:r>
-        <w:rPr>
-          <w:rFonts w:ascii="Times New Roman" w:hAnsi="Times New Roman" w:cs="Times New Roman"/>
-          <w:i/>
-          <w:iCs/>
-          <w:color w:val="000000"/>
-          <w:sz w:val="20"/>
-          <w:szCs w:val="20"/>
-        </w:rPr>
-        <w:t>Sport First Aid</w:t>
-      </w:r>
-      <w:r>
-        <w:rPr>
-          <w:rFonts w:ascii="Times New Roman" w:hAnsi="Times New Roman" w:cs="Times New Roman"/>
-          <w:color w:val="000000"/>
-          <w:sz w:val="20"/>
-          <w:szCs w:val="20"/>
-        </w:rPr>
-        <w:t>, 3rd ed. (Human Kinetics, 2004).</w:t>
-      </w:r>
-    </w:p>
-    <w:p>
-      <w:pPr>
-        <w:spacing w:line="480" w:lineRule="auto"/>
-        <w:rPr>
-          <w:rFonts w:ascii="Times New Roman" w:eastAsia="Times New Roman" w:hAnsi="Times New Roman" w:cs="Times New Roman"/>
-          <w:color w:val="000000"/>
-        </w:rPr>
-      </w:pPr>
-      <w:r>
-        <w:rPr>
-          <w:rFonts w:ascii="Times New Roman" w:eastAsia="Times New Roman" w:hAnsi="Times New Roman" w:cs="Times New Roman"/>
-          <w:b/>
-          <w:bCs/>
-          <w:color w:val="000000"/>
-        </w:rPr>
-        <w:t>\</w:t>
-      </w:r>
-      <w:proofErr w:type="spellStart"/>
-      <w:r>
-        <w:rPr>
-          <w:rFonts w:ascii="Times New Roman" w:eastAsia="Times New Roman" w:hAnsi="Times New Roman" w:cs="Times New Roman"/>
-          <w:b/>
-          <w:bCs/>
-          <w:color w:val="000000"/>
-        </w:rPr>
-        <w:t>qqEND</w:t>
-      </w:r>
-      <w:proofErr w:type="spellEnd"/>
-      <w:r>
-        <w:rPr>
-          <w:rFonts w:ascii="Times New Roman" w:eastAsia="Times New Roman" w:hAnsi="Times New Roman" w:cs="Times New Roman"/>
-          <w:b/>
-          <w:bCs/>
-          <w:color w:val="000000"/>
-        </w:rPr>
-        <w:t xml:space="preserve"> downloadable content\</w:t>
+        <w:t>\qqEND downloadable content\</w:t>
       </w:r>
     </w:p>
     <w:sectPr>
@@ -14856,6 +14175,45 @@
     </w:sectPr>
   </w:body>
 </w:document>
+</file>
+
+<file path=word/comments.xml><?xml version="1.0" encoding="utf-8"?>
+<w:comments xmlns:wpc="http://schemas.microsoft.com/office/word/2010/wordprocessingCanvas" xmlns:cx="http://schemas.microsoft.com/office/drawing/2014/chartex" xmlns:cx1="http://schemas.microsoft.com/office/drawing/2015/9/8/chartex" xmlns:cx2="http://schemas.microsoft.com/office/drawing/2015/10/21/chartex" xmlns:cx3="http://schemas.microsoft.com/office/drawing/2016/5/9/chartex" xmlns:cx4="http://schemas.microsoft.com/office/drawing/2016/5/10/chartex" xmlns:cx5="http://schemas.microsoft.com/office/drawing/2016/5/11/chartex" xmlns:cx6="http://schemas.microsoft.com/office/drawing/2016/5/12/chartex" xmlns:cx7="http://schemas.microsoft.com/office/drawing/2016/5/13/chartex" xmlns:cx8="http://schemas.microsoft.com/office/drawing/2016/5/14/chartex" xmlns:mc="http://schemas.openxmlformats.org/markup-compatibility/2006" xmlns:aink="http://schemas.microsoft.com/office/drawing/2016/ink" xmlns:am3d="http://schemas.microsoft.com/office/drawing/2017/model3d" xmlns:o="urn:schemas-microsoft-com:office:office" xmlns:oel="http://schemas.microsoft.com/office/2019/extlst" xmlns:r="http://schemas.openxmlformats.org/officeDocument/2006/relationships" xmlns:m="http://schemas.openxmlformats.org/officeDocument/2006/math" xmlns:v="urn:schemas-microsoft-com:vml" xmlns:wp14="http://schemas.microsoft.com/office/word/2010/wordprocessingDrawing" xmlns:wp="http://schemas.openxmlformats.org/drawingml/2006/wordprocessingDrawing" xmlns:w10="urn:schemas-microsoft-com:office:word" xmlns:w="http://schemas.openxmlformats.org/wordprocessingml/2006/main" xmlns:w14="http://schemas.microsoft.com/office/word/2010/wordml" xmlns:w15="http://schemas.microsoft.com/office/word/2012/wordml" xmlns:w16cei="http://schemas.microsoft.com/office/word/2026/wordml/cei" xmlns:w16cex="http://schemas.microsoft.com/office/word/2018/wordml/cex" xmlns:w16cid="http://schemas.microsoft.com/office/word/2016/wordml/cid" xmlns:w16="http://schemas.microsoft.com/office/word/2018/wordml" xmlns:w16du="http://schemas.microsoft.com/office/word/2023/wordml/word16du" xmlns:w16sdtdh="http://schemas.microsoft.com/office/word/2020/wordml/sdtdatahash" xmlns:w16sdtfl="http://schemas.microsoft.com/office/word/2024/wordml/sdtformatlock" xmlns:w16se="http://schemas.microsoft.com/office/word/2015/wordml/symex" xmlns:wpg="http://schemas.microsoft.com/office/word/2010/wordprocessingGroup" xmlns:wpi="http://schemas.microsoft.com/office/word/2010/wordprocessingInk" xmlns:wne="http://schemas.microsoft.com/office/word/2006/wordml" xmlns:wps="http://schemas.microsoft.com/office/word/2010/wordprocessingShape" mc:Ignorable="w14 w15 w16se w16cid w16 w16cex w16sdtdh w16sdtfl w16du wp14">
+  <w:comment w:id="13" w:author="Anna Seaman" w:date="2026-08-14T11:01:00Z" w:initials="AS">
+    <w:p>
+      <w:pPr>
+        <w:pStyle w:val="CommentText"/>
+      </w:pPr>
+      <w:r>
+        <w:rPr>
+          <w:rStyle w:val="CommentReference"/>
+        </w:rPr>
+        <w:annotationRef/>
+      </w:r>
+      <w:r>
+        <w:t>Claire: I recaptured this figure there is a credit line and no other downloadable component (like text), so the credit line needs to be on the figure itself.</w:t>
+      </w:r>
+    </w:p>
+  </w:comment>
+</w:comments>
+</file>
+
+<file path=word/commentsExtended.xml><?xml version="1.0" encoding="utf-8"?>
+<w15:commentsEx xmlns:wpc="http://schemas.microsoft.com/office/word/2010/wordprocessingCanvas" xmlns:cx="http://schemas.microsoft.com/office/drawing/2014/chartex" xmlns:cx1="http://schemas.microsoft.com/office/drawing/2015/9/8/chartex" xmlns:cx2="http://schemas.microsoft.com/office/drawing/2015/10/21/chartex" xmlns:cx3="http://schemas.microsoft.com/office/drawing/2016/5/9/chartex" xmlns:cx4="http://schemas.microsoft.com/office/drawing/2016/5/10/chartex" xmlns:cx5="http://schemas.microsoft.com/office/drawing/2016/5/11/chartex" xmlns:cx6="http://schemas.microsoft.com/office/drawing/2016/5/12/chartex" xmlns:cx7="http://schemas.microsoft.com/office/drawing/2016/5/13/chartex" xmlns:cx8="http://schemas.microsoft.com/office/drawing/2016/5/14/chartex" xmlns:mc="http://schemas.openxmlformats.org/markup-compatibility/2006" xmlns:aink="http://schemas.microsoft.com/office/drawing/2016/ink" xmlns:am3d="http://schemas.microsoft.com/office/drawing/2017/model3d" xmlns:o="urn:schemas-microsoft-com:office:office" xmlns:oel="http://schemas.microsoft.com/office/2019/extlst" xmlns:r="http://schemas.openxmlformats.org/officeDocument/2006/relationships" xmlns:m="http://schemas.openxmlformats.org/officeDocument/2006/math" xmlns:v="urn:schemas-microsoft-com:vml" xmlns:wp14="http://schemas.microsoft.com/office/word/2010/wordprocessingDrawing" xmlns:wp="http://schemas.openxmlformats.org/drawingml/2006/wordprocessingDrawing" xmlns:w10="urn:schemas-microsoft-com:office:word" xmlns:w="http://schemas.openxmlformats.org/wordprocessingml/2006/main" xmlns:w14="http://schemas.microsoft.com/office/word/2010/wordml" xmlns:w15="http://schemas.microsoft.com/office/word/2012/wordml" xmlns:w16cei="http://schemas.microsoft.com/office/word/2026/wordml/cei" xmlns:w16cex="http://schemas.microsoft.com/office/word/2018/wordml/cex" xmlns:w16cid="http://schemas.microsoft.com/office/word/2016/wordml/cid" xmlns:w16="http://schemas.microsoft.com/office/word/2018/wordml" xmlns:w16du="http://schemas.microsoft.com/office/word/2023/wordml/word16du" xmlns:w16sdtdh="http://schemas.microsoft.com/office/word/2020/wordml/sdtdatahash" xmlns:w16sdtfl="http://schemas.microsoft.com/office/word/2024/wordml/sdtformatlock" xmlns:w16se="http://schemas.microsoft.com/office/word/2015/wordml/symex" xmlns:wpg="http://schemas.microsoft.com/office/word/2010/wordprocessingGroup" xmlns:wpi="http://schemas.microsoft.com/office/word/2010/wordprocessingInk" xmlns:wne="http://schemas.microsoft.com/office/word/2006/wordml" xmlns:wps="http://schemas.microsoft.com/office/word/2010/wordprocessingShape" mc:Ignorable="w14 w15 w16se w16cid w16 w16cex w16sdtdh w16sdtfl w16du wp14">
+  <w15:commentEx w15:paraId="72A4A4B2" w15:done="0"/>
+</w15:commentsEx>
+</file>
+
+<file path=word/commentsExtensible.xml><?xml version="1.0" encoding="utf-8"?>
+<w16cex:commentsExtensible xmlns:wpc="http://schemas.microsoft.com/office/word/2010/wordprocessingCanvas" xmlns:cx="http://schemas.microsoft.com/office/drawing/2014/chartex" xmlns:cx1="http://schemas.microsoft.com/office/drawing/2015/9/8/chartex" xmlns:cx2="http://schemas.microsoft.com/office/drawing/2015/10/21/chartex" xmlns:cx3="http://schemas.microsoft.com/office/drawing/2016/5/9/chartex" xmlns:cx4="http://schemas.microsoft.com/office/drawing/2016/5/10/chartex" xmlns:cx5="http://schemas.microsoft.com/office/drawing/2016/5/11/chartex" xmlns:cx6="http://schemas.microsoft.com/office/drawing/2016/5/12/chartex" xmlns:cx7="http://schemas.microsoft.com/office/drawing/2016/5/13/chartex" xmlns:cx8="http://schemas.microsoft.com/office/drawing/2016/5/14/chartex" xmlns:cr="http://schemas.microsoft.com/office/comments/2020/reactions" xmlns:mc="http://schemas.openxmlformats.org/markup-compatibility/2006" xmlns:aink="http://schemas.microsoft.com/office/drawing/2016/ink" xmlns:am3d="http://schemas.microsoft.com/office/drawing/2017/model3d" xmlns:o="urn:schemas-microsoft-com:office:office" xmlns:oel="http://schemas.microsoft.com/office/2019/extlst" xmlns:r="http://schemas.openxmlformats.org/officeDocument/2006/relationships" xmlns:m="http://schemas.openxmlformats.org/officeDocument/2006/math" xmlns:v="urn:schemas-microsoft-com:vml" xmlns:wp14="http://schemas.microsoft.com/office/word/2010/wordprocessingDrawing" xmlns:wp="http://schemas.openxmlformats.org/drawingml/2006/wordprocessingDrawing" xmlns:w10="urn:schemas-microsoft-com:office:word" xmlns:w="http://schemas.openxmlformats.org/wordprocessingml/2006/main" xmlns:w14="http://schemas.microsoft.com/office/word/2010/wordml" xmlns:w15="http://schemas.microsoft.com/office/word/2012/wordml" xmlns:w16cei="http://schemas.microsoft.com/office/word/2026/wordml/cei" xmlns:w16cex="http://schemas.microsoft.com/office/word/2018/wordml/cex" xmlns:w16cid="http://schemas.microsoft.com/office/word/2016/wordml/cid" xmlns:w16="http://schemas.microsoft.com/office/word/2018/wordml" xmlns:w16du="http://schemas.microsoft.com/office/word/2023/wordml/word16du" xmlns:w16sdtdh="http://schemas.microsoft.com/office/word/2020/wordml/sdtdatahash" xmlns:w16sdtfl="http://schemas.microsoft.com/office/word/2024/wordml/sdtformatlock" xmlns:w16se="http://schemas.microsoft.com/office/word/2015/wordml/symex" xmlns:wpg="http://schemas.microsoft.com/office/word/2010/wordprocessingGroup" xmlns:wpi="http://schemas.microsoft.com/office/word/2010/wordprocessingInk" xmlns:wne="http://schemas.microsoft.com/office/word/2006/wordml" xmlns:wps="http://schemas.microsoft.com/office/word/2010/wordprocessingShape" mc:Ignorable="w14 w15 w16se w16cid w16 w16cex w16sdtdh w16sdtfl cr w16du wp14">
+  <w16cex:commentExtensible w16cex:durableId="71787494" w16cex:dateUtc="2026-08-14T16:01:00Z"/>
+</w16cex:commentsExtensible>
+</file>
+
+<file path=word/commentsIds.xml><?xml version="1.0" encoding="utf-8"?>
+<w16cid:commentsIds xmlns:wpc="http://schemas.microsoft.com/office/word/2010/wordprocessingCanvas" xmlns:cx="http://schemas.microsoft.com/office/drawing/2014/chartex" xmlns:cx1="http://schemas.microsoft.com/office/drawing/2015/9/8/chartex" xmlns:cx2="http://schemas.microsoft.com/office/drawing/2015/10/21/chartex" xmlns:cx3="http://schemas.microsoft.com/office/drawing/2016/5/9/chartex" xmlns:cx4="http://schemas.microsoft.com/office/drawing/2016/5/10/chartex" xmlns:cx5="http://schemas.microsoft.com/office/drawing/2016/5/11/chartex" xmlns:cx6="http://schemas.microsoft.com/office/drawing/2016/5/12/chartex" xmlns:cx7="http://schemas.microsoft.com/office/drawing/2016/5/13/chartex" xmlns:cx8="http://schemas.microsoft.com/office/drawing/2016/5/14/chartex" xmlns:mc="http://schemas.openxmlformats.org/markup-compatibility/2006" xmlns:aink="http://schemas.microsoft.com/office/drawing/2016/ink" xmlns:am3d="http://schemas.microsoft.com/office/drawing/2017/model3d" xmlns:o="urn:schemas-microsoft-com:office:office" xmlns:oel="http://schemas.microsoft.com/office/2019/extlst" xmlns:r="http://schemas.openxmlformats.org/officeDocument/2006/relationships" xmlns:m="http://schemas.openxmlformats.org/officeDocument/2006/math" xmlns:v="urn:schemas-microsoft-com:vml" xmlns:wp14="http://schemas.microsoft.com/office/word/2010/wordprocessingDrawing" xmlns:wp="http://schemas.openxmlformats.org/drawingml/2006/wordprocessingDrawing" xmlns:w10="urn:schemas-microsoft-com:office:word" xmlns:w="http://schemas.openxmlformats.org/wordprocessingml/2006/main" xmlns:w14="http://schemas.microsoft.com/office/word/2010/wordml" xmlns:w15="http://schemas.microsoft.com/office/word/2012/wordml" xmlns:w16cei="http://schemas.microsoft.com/office/word/2026/wordml/cei" xmlns:w16cex="http://schemas.microsoft.com/office/word/2018/wordml/cex" xmlns:w16cid="http://schemas.microsoft.com/office/word/2016/wordml/cid" xmlns:w16="http://schemas.microsoft.com/office/word/2018/wordml" xmlns:w16du="http://schemas.microsoft.com/office/word/2023/wordml/word16du" xmlns:w16sdtdh="http://schemas.microsoft.com/office/word/2020/wordml/sdtdatahash" xmlns:w16sdtfl="http://schemas.microsoft.com/office/word/2024/wordml/sdtformatlock" xmlns:w16se="http://schemas.microsoft.com/office/word/2015/wordml/symex" xmlns:wpg="http://schemas.microsoft.com/office/word/2010/wordprocessingGroup" xmlns:wpi="http://schemas.microsoft.com/office/word/2010/wordprocessingInk" xmlns:wne="http://schemas.microsoft.com/office/word/2006/wordml" xmlns:wps="http://schemas.microsoft.com/office/word/2010/wordprocessingShape" mc:Ignorable="w14 w15 w16se w16cid w16 w16cex w16sdtdh w16sdtfl w16du wp14">
+  <w16cid:commentId w16cid:paraId="72A4A4B2" w16cid:durableId="71787494"/>
+</w16cid:commentsIds>
 </file>
 
 <file path=word/endnotes.xml><?xml version="1.0" encoding="utf-8"?>
@@ -18209,6 +17567,14 @@
     <w:abstractNumId w:val="7"/>
   </w:num>
 </w:numbering>
+</file>
+
+<file path=word/people.xml><?xml version="1.0" encoding="utf-8"?>
+<w15:people xmlns:wpc="http://schemas.microsoft.com/office/word/2010/wordprocessingCanvas" xmlns:cx="http://schemas.microsoft.com/office/drawing/2014/chartex" xmlns:cx1="http://schemas.microsoft.com/office/drawing/2015/9/8/chartex" xmlns:cx2="http://schemas.microsoft.com/office/drawing/2015/10/21/chartex" xmlns:cx3="http://schemas.microsoft.com/office/drawing/2016/5/9/chartex" xmlns:cx4="http://schemas.microsoft.com/office/drawing/2016/5/10/chartex" xmlns:cx5="http://schemas.microsoft.com/office/drawing/2016/5/11/chartex" xmlns:cx6="http://schemas.microsoft.com/office/drawing/2016/5/12/chartex" xmlns:cx7="http://schemas.microsoft.com/office/drawing/2016/5/13/chartex" xmlns:cx8="http://schemas.microsoft.com/office/drawing/2016/5/14/chartex" xmlns:mc="http://schemas.openxmlformats.org/markup-compatibility/2006" xmlns:aink="http://schemas.microsoft.com/office/drawing/2016/ink" xmlns:am3d="http://schemas.microsoft.com/office/drawing/2017/model3d" xmlns:o="urn:schemas-microsoft-com:office:office" xmlns:oel="http://schemas.microsoft.com/office/2019/extlst" xmlns:r="http://schemas.openxmlformats.org/officeDocument/2006/relationships" xmlns:m="http://schemas.openxmlformats.org/officeDocument/2006/math" xmlns:v="urn:schemas-microsoft-com:vml" xmlns:wp14="http://schemas.microsoft.com/office/word/2010/wordprocessingDrawing" xmlns:wp="http://schemas.openxmlformats.org/drawingml/2006/wordprocessingDrawing" xmlns:w10="urn:schemas-microsoft-com:office:word" xmlns:w="http://schemas.openxmlformats.org/wordprocessingml/2006/main" xmlns:w14="http://schemas.microsoft.com/office/word/2010/wordml" xmlns:w15="http://schemas.microsoft.com/office/word/2012/wordml" xmlns:w16cei="http://schemas.microsoft.com/office/word/2026/wordml/cei" xmlns:w16cex="http://schemas.microsoft.com/office/word/2018/wordml/cex" xmlns:w16cid="http://schemas.microsoft.com/office/word/2016/wordml/cid" xmlns:w16="http://schemas.microsoft.com/office/word/2018/wordml" xmlns:w16du="http://schemas.microsoft.com/office/word/2023/wordml/word16du" xmlns:w16sdtdh="http://schemas.microsoft.com/office/word/2020/wordml/sdtdatahash" xmlns:w16sdtfl="http://schemas.microsoft.com/office/word/2024/wordml/sdtformatlock" xmlns:w16se="http://schemas.microsoft.com/office/word/2015/wordml/symex" xmlns:wpg="http://schemas.microsoft.com/office/word/2010/wordprocessingGroup" xmlns:wpi="http://schemas.microsoft.com/office/word/2010/wordprocessingInk" xmlns:wne="http://schemas.microsoft.com/office/word/2006/wordml" xmlns:wps="http://schemas.microsoft.com/office/word/2010/wordprocessingShape" mc:Ignorable="w14 w15 w16se w16cid w16 w16cex w16sdtdh w16sdtfl w16du wp14">
+  <w15:person w15:author="Anna Seaman">
+    <w15:presenceInfo w15:providerId="AD" w15:userId="S::AnnaS@hkusa.com::713ab380-bdda-4997-81d0-fa539102c996"/>
+  </w15:person>
+</w15:people>
 </file>
 
 <file path=word/styles.xml><?xml version="1.0" encoding="utf-8"?>
